--- a/zht/docx/47.content.docx
+++ b/zht/docx/47.content.docx
@@ -163,13 +163,6 @@
         <w:rPr>
           <w:lang w:val="zh_TW" w:bidi="zh_TW"/>
         </w:rPr>
-      </w:r>
-      <w:r>
-        <w:rPr>
-          <w:i/>
-          <w:lang w:val="zh_TW" w:bidi="zh_TW"/>
-        </w:rPr>
-        <w:t>哥林多後書 1:1–2, 哥林多後書 1:2, 哥林多後書 1:3, 哥林多後書 1:3–11, 哥林多後書 1:4–6, 哥林多後書 1:6, 哥林多後書 1:8–11, 哥林多後書 1:12, 哥林多後書 1:12–14, 哥林多後書 1:15–2:2, 哥林多後書 1:17, 哥林多後書 1:18–20, 哥林多後書 1:18–22, 哥林多後書 1:19, 哥林多後書 1:20, 哥林多後書 1:21–22, 哥林多後書 1:23–2:2, 哥林多後書 2:1, 哥林多後書 2:3–4, 哥林多後書 2:5–11, 哥林多後書 2:11, 哥林多後書 2:12–13, 哥林多後書 2:14, 哥林多後書 2:14–7:4, 哥林多後書 2:15–16, 哥林多後書 2:17, 哥林多後書 3:1–3, 哥林多後書 3:4–6, 哥林多後書 3:4–18, 哥林多後書 3:7–11, 哥林多後書 3:12–15, 哥林多後書 3:16–18, 哥林多後書 4:1, 哥林多後書 4:2, 哥林多後書 4:3–4, 哥林多後書 4:5, 哥林多後書 4:7, 哥林多後書 4:11, 哥林多後書 4:12, 哥林多後書 4:13–14, 哥林多後書 4:16–17, 哥林多後書 4:18, 哥林多後書 5:1–10, 哥林多後書 5:2, 哥林多後書 5:7, 哥林多後書 5:9–10, 哥林多後書 5:11, 哥林多後書 5:11–7:4, 哥林多後書 5:12, 哥林多後書 5:13, 哥林多後書 5:14, 哥林多後書 5:14–17, 哥林多後書 5:16–17, 哥林多後書 5:18–21, 哥林多後書 5:20, 哥林多後書 5:21, 哥林多後書 6:1–2, 哥林多後書 6:2, 哥林多後書 6:3–10, 哥林多後書 6:6–7, 哥林多後書 6:8–10, 哥林多後書 6:11–13, 哥林多後書 6:14, 哥林多後書 6:14–7:1, 哥林多後書 6:15, 哥林多後書 6:16, 哥林多後書 6:18, 哥林多後書 7:1, 哥林多後書 7:2–4, 哥林多後書 7:4, 哥林多後書 7:5–7, 哥林多後書 7:8–13, 哥林多後書 7:9–10, 哥林多後書 7:13–16, 哥林多後書 7:14, 哥林多後書 8:1–2, 哥林多後書 8:1–9:15, 哥林多後書 8:6, 哥林多後書 8:7, 哥林多後書 8:9, 哥林多後書 8:10, 哥林多後書 8:15, 哥林多後書 8:18–24, 哥林多後書 8:23, 哥林多後書 9:1–5, 哥林多後書 9:6, 哥林多後書 9:7, 哥林多後書 9:8–9, 哥林多後書 9:10–14, 哥林多後書 10:1, 哥林多後書 10:1–6, 哥林多後書 10:1–13:13, 哥林多後書 10:3–5, 哥林多後書 10:7–11, 哥林多後書 10:10, 哥林多後書 10:12, 哥林多後書 10:13–16, 哥林多後書 10:17–18, 哥林多後書 11:1, 哥林多後書 11:1–6, 哥林多後書 11:2, 哥林多後書 11:3, 哥林多後書 11:4, 哥林多後書 11:5–6, 哥林多後書 11:7, 哥林多後書 11:8–9, 哥林多後書 11:12, 哥林多後書 11:13–15, 哥林多後書 11:16–29, 哥林多後書 11:19, 哥林多後書 11:20–21, 哥林多後書 11:21–29, 哥林多後書 11:22, 哥林多後書 11:23–24, 哥林多後書 11:23–27, 哥林多後書 11:25, 哥林多後書 11:26–27, 哥林多後書 11:28, 哥林多後書 11:30, 哥林多後書 11:32–33, 哥林多後書 12:1, 哥林多後書 12:1–7, 哥林多後書 12:2, 哥林多後書 12:3–4, 哥林多後書 12:5–7, 哥林多後書 12:7–10, 哥林多後書 12:11, 哥林多後書 12:11–13, 哥林多後書 12:12, 哥林多後書 12:13, 哥林多後書 12:14–15, 哥林多後書 12:16–18, 哥林多後書 12:19, 哥林多後書 12:20–21, 哥林多後書 12:21, 哥林多後書 13:1–2, 哥林多後書 13:3–4, 哥林多後書 13:5–6, 哥林多後書 13:7, 哥林多後書 13:7–10, 哥林多後書 13:9, 哥林多後書 13:10, 哥林多後書 13:11, 哥林多後書 13:11–14, 哥林多後書 13:12–13, 哥林多後書 13:14</w:t>
       </w:r>
       <w:r>
         <w:rPr>

--- a/zht/docx/47.content.docx
+++ b/zht/docx/47.content.docx
@@ -150,19 +150,6 @@
           <w:lang w:val="zh_TW" w:bidi="zh_TW"/>
         </w:rPr>
         <w:t>2CO</w:t>
-      </w:r>
-      <w:r>
-        <w:rPr>
-          <w:lang w:val="zh_TW" w:bidi="zh_TW"/>
-        </w:rPr>
-      </w:r>
-    </w:p>
-    <w:p>
-      <w:pPr/>
-      <w:r>
-        <w:rPr>
-          <w:lang w:val="zh_TW" w:bidi="zh_TW"/>
-        </w:rPr>
       </w:r>
       <w:r>
         <w:rPr>

--- a/zht/docx/47.content.docx
+++ b/zht/docx/47.content.docx
@@ -19,7 +19,7 @@
         <w:rPr>
           <w:lang w:val="zh_TW" w:bidi="zh_TW"/>
         </w:rPr>
-        <w:t>Resource: 研讀筆記 (Tyndale)</w:t>
+        <w:t>Resource: Tyndale Open Study Notes</w:t>
       </w:r>
       <w:r>
         <w:rPr>
@@ -112,7 +112,7 @@
         <w:rPr>
           <w:lang w:val="zh_TW" w:bidi="zh_TW"/>
         </w:rPr>
-        <w:t>研讀筆記 (Tyndale)</w:t>
+        <w:t>Tyndale Open Study Notes</w:t>
       </w:r>
     </w:p>
     <w:p>

--- a/zht/docx/47.content.docx
+++ b/zht/docx/47.content.docx
@@ -19,7 +19,7 @@
         <w:rPr>
           <w:lang w:val="zh_TW" w:bidi="zh_TW"/>
         </w:rPr>
-        <w:t>Resource: Tyndale Open Study Notes</w:t>
+        <w:t>Resource: Aquifer Open Study Notes</w:t>
       </w:r>
       <w:r>
         <w:rPr>
@@ -112,7 +112,7 @@
         <w:rPr>
           <w:lang w:val="zh_TW" w:bidi="zh_TW"/>
         </w:rPr>
-        <w:t>Tyndale Open Study Notes</w:t>
+        <w:t>Aquifer Open Study Notes</w:t>
       </w:r>
     </w:p>
     <w:p>

--- a/zht/docx/47.content.docx
+++ b/zht/docx/47.content.docx
@@ -237,36 +237,24 @@
         </w:rPr>
         <w:t>在第一世紀的書信格式中，通常會先提及作者的名字和收信人的名字，接著是問候語（見</w:t>
       </w:r>
-      <w:hyperlink r:id="rId13">
-        <w:r>
-          <w:rPr>
-            <w:lang w:val="zh_TW" w:bidi="zh_TW"/>
-          </w:rPr>
-          <w:rPr>
-            <w:color w:val="0000EE"/>
-            <w:u w:val="single"/>
-          </w:rPr>
-          <w:t>徒15:23</w:t>
-        </w:r>
-      </w:hyperlink>
+      <w:r>
+        <w:rPr>
+          <w:lang w:val="zh_TW" w:bidi="zh_TW"/>
+        </w:rPr>
+        <w:t>徒15:23</w:t>
+      </w:r>
       <w:r>
         <w:rPr>
           <w:lang w:val="zh_TW" w:bidi="zh_TW"/>
         </w:rPr>
         <w:t>，</w:t>
       </w:r>
-      <w:hyperlink r:id="rId14">
-        <w:r>
-          <w:rPr>
-            <w:lang w:val="zh_TW" w:bidi="zh_TW"/>
-          </w:rPr>
-          <w:rPr>
-            <w:color w:val="0000EE"/>
-            <w:u w:val="single"/>
-          </w:rPr>
-          <w:t>23:25–26</w:t>
-        </w:r>
-      </w:hyperlink>
+      <w:r>
+        <w:rPr>
+          <w:lang w:val="zh_TW" w:bidi="zh_TW"/>
+        </w:rPr>
+        <w:t>23:25–26</w:t>
+      </w:r>
       <w:r>
         <w:rPr>
           <w:lang w:val="zh_TW" w:bidi="zh_TW"/>
@@ -393,18 +381,12 @@
         </w:rPr>
         <w:t>慈悲的父：神喜悅施恩給祂的子民，又聆聽祂兒女的呼求（</w:t>
       </w:r>
-      <w:hyperlink r:id="rId15">
-        <w:r>
-          <w:rPr>
-            <w:lang w:val="zh_TW" w:bidi="zh_TW"/>
-          </w:rPr>
-          <w:rPr>
-            <w:color w:val="0000EE"/>
-            <w:u w:val="single"/>
-          </w:rPr>
-          <w:t>詩145:18–19</w:t>
-        </w:r>
-      </w:hyperlink>
+      <w:r>
+        <w:rPr>
+          <w:lang w:val="zh_TW" w:bidi="zh_TW"/>
+        </w:rPr>
+        <w:t>詩145:18–19</w:t>
+      </w:r>
       <w:r>
         <w:rPr>
           <w:lang w:val="zh_TW" w:bidi="zh_TW"/>
@@ -459,36 +441,24 @@
         </w:rPr>
         <w:t>保羅在此突然發出一個歡欣的感恩。儘管有許多苦難壓在他身上，他仍然快樂，因他從神那裡得到了特別的安慰（</w:t>
       </w:r>
-      <w:hyperlink r:id="rId16">
-        <w:r>
-          <w:rPr>
-            <w:lang w:val="zh_TW" w:bidi="zh_TW"/>
-          </w:rPr>
-          <w:rPr>
-            <w:color w:val="0000EE"/>
-            <w:u w:val="single"/>
-          </w:rPr>
-          <w:t>1:4–7</w:t>
-        </w:r>
-      </w:hyperlink>
+      <w:r>
+        <w:rPr>
+          <w:lang w:val="zh_TW" w:bidi="zh_TW"/>
+        </w:rPr>
+        <w:t>1:4–7</w:t>
+      </w:r>
       <w:r>
         <w:rPr>
           <w:lang w:val="zh_TW" w:bidi="zh_TW"/>
         </w:rPr>
         <w:t>），且在亞細亞省被神從死亡邊緣拯救出來（</w:t>
       </w:r>
-      <w:hyperlink r:id="rId17">
-        <w:r>
-          <w:rPr>
-            <w:lang w:val="zh_TW" w:bidi="zh_TW"/>
-          </w:rPr>
-          <w:rPr>
-            <w:color w:val="0000EE"/>
-            <w:u w:val="single"/>
-          </w:rPr>
-          <w:t>1:8–11</w:t>
-        </w:r>
-      </w:hyperlink>
+      <w:r>
+        <w:rPr>
+          <w:lang w:val="zh_TW" w:bidi="zh_TW"/>
+        </w:rPr>
+        <w:t>1:8–11</w:t>
+      </w:r>
       <w:r>
         <w:rPr>
           <w:lang w:val="zh_TW" w:bidi="zh_TW"/>
@@ -685,54 +655,36 @@
         </w:rPr>
         <w:t>。有一個說法是指以弗所的騷亂（</w:t>
       </w:r>
-      <w:hyperlink r:id="rId18">
-        <w:r>
-          <w:rPr>
-            <w:lang w:val="zh_TW" w:bidi="zh_TW"/>
-          </w:rPr>
-          <w:rPr>
-            <w:color w:val="0000EE"/>
-            <w:u w:val="single"/>
-          </w:rPr>
-          <w:t>徒19:23–41</w:t>
-        </w:r>
-      </w:hyperlink>
+      <w:r>
+        <w:rPr>
+          <w:lang w:val="zh_TW" w:bidi="zh_TW"/>
+        </w:rPr>
+        <w:t>徒19:23–41</w:t>
+      </w:r>
       <w:r>
         <w:rPr>
           <w:lang w:val="zh_TW" w:bidi="zh_TW"/>
         </w:rPr>
         <w:t>）。另一個說法是保羅在民事法庭中受審，且面臨在以弗所被處決的可能性（</w:t>
       </w:r>
-      <w:hyperlink r:id="rId19">
-        <w:r>
-          <w:rPr>
-            <w:lang w:val="zh_TW" w:bidi="zh_TW"/>
-          </w:rPr>
-          <w:rPr>
-            <w:color w:val="0000EE"/>
-            <w:u w:val="single"/>
-          </w:rPr>
-          <w:t>林後1:9</w:t>
-        </w:r>
-      </w:hyperlink>
+      <w:r>
+        <w:rPr>
+          <w:lang w:val="zh_TW" w:bidi="zh_TW"/>
+        </w:rPr>
+        <w:t>林後1:9</w:t>
+      </w:r>
       <w:r>
         <w:rPr>
           <w:lang w:val="zh_TW" w:bidi="zh_TW"/>
         </w:rPr>
         <w:t>；見</w:t>
       </w:r>
-      <w:hyperlink r:id="rId20">
-        <w:r>
-          <w:rPr>
-            <w:lang w:val="zh_TW" w:bidi="zh_TW"/>
-          </w:rPr>
-          <w:rPr>
-            <w:color w:val="0000EE"/>
-            <w:u w:val="single"/>
-          </w:rPr>
-          <w:t>林前15:32</w:t>
-        </w:r>
-      </w:hyperlink>
+      <w:r>
+        <w:rPr>
+          <w:lang w:val="zh_TW" w:bidi="zh_TW"/>
+        </w:rPr>
+        <w:t>林前15:32</w:t>
+      </w:r>
       <w:r>
         <w:rPr>
           <w:lang w:val="zh_TW" w:bidi="zh_TW"/>
@@ -751,90 +703,60 @@
         </w:rPr>
         <w:t>。保羅對生死交關的危機並不陌生（</w:t>
       </w:r>
-      <w:hyperlink r:id="rId21">
-        <w:r>
-          <w:rPr>
-            <w:lang w:val="zh_TW" w:bidi="zh_TW"/>
-          </w:rPr>
-          <w:rPr>
-            <w:color w:val="0000EE"/>
-            <w:u w:val="single"/>
-          </w:rPr>
-          <w:t>林後1:10</w:t>
-        </w:r>
-      </w:hyperlink>
+      <w:r>
+        <w:rPr>
+          <w:lang w:val="zh_TW" w:bidi="zh_TW"/>
+        </w:rPr>
+        <w:t>林後1:10</w:t>
+      </w:r>
       <w:r>
         <w:rPr>
           <w:lang w:val="zh_TW" w:bidi="zh_TW"/>
         </w:rPr>
         <w:t>；另見</w:t>
       </w:r>
-      <w:hyperlink r:id="rId22">
-        <w:r>
-          <w:rPr>
-            <w:lang w:val="zh_TW" w:bidi="zh_TW"/>
-          </w:rPr>
-          <w:rPr>
-            <w:color w:val="0000EE"/>
-            <w:u w:val="single"/>
-          </w:rPr>
-          <w:t>4:10–12</w:t>
-        </w:r>
-      </w:hyperlink>
+      <w:r>
+        <w:rPr>
+          <w:lang w:val="zh_TW" w:bidi="zh_TW"/>
+        </w:rPr>
+        <w:t>4:10–12</w:t>
+      </w:r>
       <w:r>
         <w:rPr>
           <w:lang w:val="zh_TW" w:bidi="zh_TW"/>
         </w:rPr>
         <w:t>，</w:t>
       </w:r>
-      <w:hyperlink r:id="rId23">
-        <w:r>
-          <w:rPr>
-            <w:lang w:val="zh_TW" w:bidi="zh_TW"/>
-          </w:rPr>
-          <w:rPr>
-            <w:color w:val="0000EE"/>
-            <w:u w:val="single"/>
-          </w:rPr>
-          <w:t>6:9</w:t>
-        </w:r>
-      </w:hyperlink>
+      <w:r>
+        <w:rPr>
+          <w:lang w:val="zh_TW" w:bidi="zh_TW"/>
+        </w:rPr>
+        <w:t>6:9</w:t>
+      </w:r>
       <w:r>
         <w:rPr>
           <w:lang w:val="zh_TW" w:bidi="zh_TW"/>
         </w:rPr>
         <w:t>，</w:t>
       </w:r>
-      <w:hyperlink r:id="rId24">
-        <w:r>
-          <w:rPr>
-            <w:lang w:val="zh_TW" w:bidi="zh_TW"/>
-          </w:rPr>
-          <w:rPr>
-            <w:color w:val="0000EE"/>
-            <w:u w:val="single"/>
-          </w:rPr>
-          <w:t>11:23</w:t>
-        </w:r>
-      </w:hyperlink>
+      <w:r>
+        <w:rPr>
+          <w:lang w:val="zh_TW" w:bidi="zh_TW"/>
+        </w:rPr>
+        <w:t>11:23</w:t>
+      </w:r>
       <w:r>
         <w:rPr>
           <w:lang w:val="zh_TW" w:bidi="zh_TW"/>
         </w:rPr>
         <w:t>），但他卻奇妙地得到神的幫助而獲救（</w:t>
       </w:r>
-      <w:hyperlink r:id="rId25">
-        <w:r>
-          <w:rPr>
-            <w:lang w:val="zh_TW" w:bidi="zh_TW"/>
-          </w:rPr>
-          <w:rPr>
-            <w:color w:val="0000EE"/>
-            <w:u w:val="single"/>
-          </w:rPr>
-          <w:t>1:11</w:t>
-        </w:r>
-      </w:hyperlink>
+      <w:r>
+        <w:rPr>
+          <w:lang w:val="zh_TW" w:bidi="zh_TW"/>
+        </w:rPr>
+        <w:t>1:11</w:t>
+      </w:r>
       <w:r>
         <w:rPr>
           <w:lang w:val="zh_TW" w:bidi="zh_TW"/>
@@ -950,18 +872,12 @@
         </w:rPr>
         <w:t>保羅旅行佈道的計劃和他未能履行到訪哥林多的承諾受到批評；他被指責像世人一樣反覆無常，「口說『是』，其實是『不』」(</w:t>
       </w:r>
-      <w:hyperlink r:id="rId26">
-        <w:r>
-          <w:rPr>
-            <w:lang w:val="zh_TW" w:bidi="zh_TW"/>
-          </w:rPr>
-          <w:rPr>
-            <w:color w:val="0000EE"/>
-            <w:u w:val="single"/>
-          </w:rPr>
-          <w:t>1:17</w:t>
-        </w:r>
-      </w:hyperlink>
+      <w:r>
+        <w:rPr>
+          <w:lang w:val="zh_TW" w:bidi="zh_TW"/>
+        </w:rPr>
+        <w:t>1:17</w:t>
+      </w:r>
       <w:r>
         <w:rPr>
           <w:lang w:val="zh_TW" w:bidi="zh_TW"/>
@@ -1016,18 +932,12 @@
         </w:rPr>
         <w:t>保羅改變了他的旅行佈道的計畫。在</w:t>
       </w:r>
-      <w:hyperlink r:id="rId27">
-        <w:r>
-          <w:rPr>
-            <w:lang w:val="zh_TW" w:bidi="zh_TW"/>
-          </w:rPr>
-          <w:rPr>
-            <w:color w:val="0000EE"/>
-            <w:u w:val="single"/>
-          </w:rPr>
-          <w:t>哥林多前書十六章5節</w:t>
-        </w:r>
-      </w:hyperlink>
+      <w:r>
+        <w:rPr>
+          <w:lang w:val="zh_TW" w:bidi="zh_TW"/>
+        </w:rPr>
+        <w:t>哥林多前書十六章5節</w:t>
+      </w:r>
       <w:r>
         <w:rPr>
           <w:lang w:val="zh_TW" w:bidi="zh_TW"/>
@@ -1046,18 +956,12 @@
         </w:rPr>
         <w:t>（可能是寫在他的「嚴厲的信（severe letter)」中，</w:t>
       </w:r>
-      <w:hyperlink r:id="rId28">
-        <w:r>
-          <w:rPr>
-            <w:lang w:val="zh_TW" w:bidi="zh_TW"/>
-          </w:rPr>
-          <w:rPr>
-            <w:color w:val="0000EE"/>
-            <w:u w:val="single"/>
-          </w:rPr>
-          <w:t>林後7:8</w:t>
-        </w:r>
-      </w:hyperlink>
+      <w:r>
+        <w:rPr>
+          <w:lang w:val="zh_TW" w:bidi="zh_TW"/>
+        </w:rPr>
+        <w:t>林後7:8</w:t>
+      </w:r>
       <w:r>
         <w:rPr>
           <w:lang w:val="zh_TW" w:bidi="zh_TW"/>
@@ -1250,18 +1154,12 @@
         </w:rPr>
         <w:t>保羅在哥林多的敵人攻擊他的品格，指責他不可靠並且狡猾（</w:t>
       </w:r>
-      <w:hyperlink r:id="rId26">
-        <w:r>
-          <w:rPr>
-            <w:lang w:val="zh_TW" w:bidi="zh_TW"/>
-          </w:rPr>
-          <w:rPr>
-            <w:color w:val="0000EE"/>
-            <w:u w:val="single"/>
-          </w:rPr>
-          <w:t>1:17</w:t>
-        </w:r>
-      </w:hyperlink>
+      <w:r>
+        <w:rPr>
+          <w:lang w:val="zh_TW" w:bidi="zh_TW"/>
+        </w:rPr>
+        <w:t>1:17</w:t>
+      </w:r>
       <w:r>
         <w:rPr>
           <w:lang w:val="zh_TW" w:bidi="zh_TW"/>
@@ -1316,108 +1214,72 @@
         </w:rPr>
         <w:t>西拉是安提阿教會著名的基督徒領袖（見</w:t>
       </w:r>
-      <w:hyperlink r:id="rId29">
-        <w:r>
-          <w:rPr>
-            <w:lang w:val="zh_TW" w:bidi="zh_TW"/>
-          </w:rPr>
-          <w:rPr>
-            <w:color w:val="0000EE"/>
-            <w:u w:val="single"/>
-          </w:rPr>
-          <w:t>徒15:22</w:t>
-        </w:r>
-      </w:hyperlink>
+      <w:r>
+        <w:rPr>
+          <w:lang w:val="zh_TW" w:bidi="zh_TW"/>
+        </w:rPr>
+        <w:t>徒15:22</w:t>
+      </w:r>
       <w:r>
         <w:rPr>
           <w:lang w:val="zh_TW" w:bidi="zh_TW"/>
         </w:rPr>
         <w:t>、</w:t>
       </w:r>
-      <w:hyperlink r:id="rId29">
-        <w:r>
-          <w:rPr>
-            <w:lang w:val="zh_TW" w:bidi="zh_TW"/>
-          </w:rPr>
-          <w:rPr>
-            <w:color w:val="0000EE"/>
-            <w:u w:val="single"/>
-          </w:rPr>
-          <w:t>27</w:t>
-        </w:r>
-      </w:hyperlink>
+      <w:r>
+        <w:rPr>
+          <w:lang w:val="zh_TW" w:bidi="zh_TW"/>
+        </w:rPr>
+        <w:t>27</w:t>
+      </w:r>
       <w:r>
         <w:rPr>
           <w:lang w:val="zh_TW" w:bidi="zh_TW"/>
         </w:rPr>
         <w:t>、</w:t>
       </w:r>
-      <w:hyperlink r:id="rId29">
-        <w:r>
-          <w:rPr>
-            <w:lang w:val="zh_TW" w:bidi="zh_TW"/>
-          </w:rPr>
-          <w:rPr>
-            <w:color w:val="0000EE"/>
-            <w:u w:val="single"/>
-          </w:rPr>
-          <w:t>32</w:t>
-        </w:r>
-      </w:hyperlink>
+      <w:r>
+        <w:rPr>
+          <w:lang w:val="zh_TW" w:bidi="zh_TW"/>
+        </w:rPr>
+        <w:t>32</w:t>
+      </w:r>
       <w:r>
         <w:rPr>
           <w:lang w:val="zh_TW" w:bidi="zh_TW"/>
         </w:rPr>
         <w:t>；</w:t>
       </w:r>
-      <w:hyperlink r:id="rId30">
-        <w:r>
-          <w:rPr>
-            <w:lang w:val="zh_TW" w:bidi="zh_TW"/>
-          </w:rPr>
-          <w:rPr>
-            <w:color w:val="0000EE"/>
-            <w:u w:val="single"/>
-          </w:rPr>
-          <w:t>帖前1:1</w:t>
-        </w:r>
-      </w:hyperlink>
+      <w:r>
+        <w:rPr>
+          <w:lang w:val="zh_TW" w:bidi="zh_TW"/>
+        </w:rPr>
+        <w:t>帖前1:1</w:t>
+      </w:r>
       <w:r>
         <w:rPr>
           <w:lang w:val="zh_TW" w:bidi="zh_TW"/>
         </w:rPr>
         <w:t>；</w:t>
       </w:r>
-      <w:hyperlink r:id="rId31">
-        <w:r>
-          <w:rPr>
-            <w:lang w:val="zh_TW" w:bidi="zh_TW"/>
-          </w:rPr>
-          <w:rPr>
-            <w:color w:val="0000EE"/>
-            <w:u w:val="single"/>
-          </w:rPr>
-          <w:t>帖後1:1</w:t>
-        </w:r>
-      </w:hyperlink>
+      <w:r>
+        <w:rPr>
+          <w:lang w:val="zh_TW" w:bidi="zh_TW"/>
+        </w:rPr>
+        <w:t>帖後1:1</w:t>
+      </w:r>
       <w:r>
         <w:rPr>
           <w:lang w:val="zh_TW" w:bidi="zh_TW"/>
         </w:rPr>
         <w:t>；</w:t>
       </w:r>
-      <w:hyperlink r:id="rId32">
-        <w:r>
-          <w:rPr>
-            <w:lang w:val="zh_TW" w:bidi="zh_TW"/>
-          </w:rPr>
-          <w:rPr>
-            <w:color w:val="0000EE"/>
-            <w:u w:val="single"/>
-          </w:rPr>
-          <w:t>彼前5:12</w:t>
-        </w:r>
-      </w:hyperlink>
+      <w:r>
+        <w:rPr>
+          <w:lang w:val="zh_TW" w:bidi="zh_TW"/>
+        </w:rPr>
+        <w:t>彼前5:12</w:t>
+      </w:r>
       <w:r>
         <w:rPr>
           <w:lang w:val="zh_TW" w:bidi="zh_TW"/>
@@ -1592,90 +1454,60 @@
         </w:rPr>
         <w:t>），這聖靈是神賜給祂子民的禮物（見</w:t>
       </w:r>
-      <w:hyperlink r:id="rId33">
-        <w:r>
-          <w:rPr>
-            <w:lang w:val="zh_TW" w:bidi="zh_TW"/>
-          </w:rPr>
-          <w:rPr>
-            <w:color w:val="0000EE"/>
-            <w:u w:val="single"/>
-          </w:rPr>
-          <w:t>羅8:1–27</w:t>
-        </w:r>
-      </w:hyperlink>
+      <w:r>
+        <w:rPr>
+          <w:lang w:val="zh_TW" w:bidi="zh_TW"/>
+        </w:rPr>
+        <w:t>羅8:1–27</w:t>
+      </w:r>
       <w:r>
         <w:rPr>
           <w:lang w:val="zh_TW" w:bidi="zh_TW"/>
         </w:rPr>
         <w:t>；</w:t>
       </w:r>
-      <w:hyperlink r:id="rId34">
-        <w:r>
-          <w:rPr>
-            <w:lang w:val="zh_TW" w:bidi="zh_TW"/>
-          </w:rPr>
-          <w:rPr>
-            <w:color w:val="0000EE"/>
-            <w:u w:val="single"/>
-          </w:rPr>
-          <w:t>加3:2–7</w:t>
-        </w:r>
-      </w:hyperlink>
+      <w:r>
+        <w:rPr>
+          <w:lang w:val="zh_TW" w:bidi="zh_TW"/>
+        </w:rPr>
+        <w:t>加3:2–7</w:t>
+      </w:r>
       <w:r>
         <w:rPr>
           <w:lang w:val="zh_TW" w:bidi="zh_TW"/>
         </w:rPr>
         <w:t>，</w:t>
       </w:r>
-      <w:hyperlink r:id="rId35">
-        <w:r>
-          <w:rPr>
-            <w:lang w:val="zh_TW" w:bidi="zh_TW"/>
-          </w:rPr>
-          <w:rPr>
-            <w:color w:val="0000EE"/>
-            <w:u w:val="single"/>
-          </w:rPr>
-          <w:t>5:5–6</w:t>
-        </w:r>
-      </w:hyperlink>
+      <w:r>
+        <w:rPr>
+          <w:lang w:val="zh_TW" w:bidi="zh_TW"/>
+        </w:rPr>
+        <w:t>5:5–6</w:t>
+      </w:r>
       <w:r>
         <w:rPr>
           <w:lang w:val="zh_TW" w:bidi="zh_TW"/>
         </w:rPr>
         <w:t>、</w:t>
       </w:r>
-      <w:hyperlink r:id="rId36">
-        <w:r>
-          <w:rPr>
-            <w:lang w:val="zh_TW" w:bidi="zh_TW"/>
-          </w:rPr>
-          <w:rPr>
-            <w:color w:val="0000EE"/>
-            <w:u w:val="single"/>
-          </w:rPr>
-          <w:t>16–26</w:t>
-        </w:r>
-      </w:hyperlink>
+      <w:r>
+        <w:rPr>
+          <w:lang w:val="zh_TW" w:bidi="zh_TW"/>
+        </w:rPr>
+        <w:t>16–26</w:t>
+      </w:r>
       <w:r>
         <w:rPr>
           <w:lang w:val="zh_TW" w:bidi="zh_TW"/>
         </w:rPr>
         <w:t>；</w:t>
       </w:r>
-      <w:hyperlink r:id="rId37">
-        <w:r>
-          <w:rPr>
-            <w:lang w:val="zh_TW" w:bidi="zh_TW"/>
-          </w:rPr>
-          <w:rPr>
-            <w:color w:val="0000EE"/>
-            <w:u w:val="single"/>
-          </w:rPr>
-          <w:t>弗1:13–14</w:t>
-        </w:r>
-      </w:hyperlink>
+      <w:r>
+        <w:rPr>
+          <w:lang w:val="zh_TW" w:bidi="zh_TW"/>
+        </w:rPr>
+        <w:t>弗1:13–14</w:t>
+      </w:r>
       <w:r>
         <w:rPr>
           <w:lang w:val="zh_TW" w:bidi="zh_TW"/>
@@ -1718,36 +1550,24 @@
         </w:rPr>
         <w:t>訂金或預付款（見</w:t>
       </w:r>
-      <w:hyperlink r:id="rId38">
-        <w:r>
-          <w:rPr>
-            <w:lang w:val="zh_TW" w:bidi="zh_TW"/>
-          </w:rPr>
-          <w:rPr>
-            <w:color w:val="0000EE"/>
-            <w:u w:val="single"/>
-          </w:rPr>
-          <w:t>林後5:5</w:t>
-        </w:r>
-      </w:hyperlink>
+      <w:r>
+        <w:rPr>
+          <w:lang w:val="zh_TW" w:bidi="zh_TW"/>
+        </w:rPr>
+        <w:t>林後5:5</w:t>
+      </w:r>
       <w:r>
         <w:rPr>
           <w:lang w:val="zh_TW" w:bidi="zh_TW"/>
         </w:rPr>
         <w:t>；</w:t>
       </w:r>
-      <w:hyperlink r:id="rId39">
-        <w:r>
-          <w:rPr>
-            <w:lang w:val="zh_TW" w:bidi="zh_TW"/>
-          </w:rPr>
-          <w:rPr>
-            <w:color w:val="0000EE"/>
-            <w:u w:val="single"/>
-          </w:rPr>
-          <w:t>弗1:14</w:t>
-        </w:r>
-      </w:hyperlink>
+      <w:r>
+        <w:rPr>
+          <w:lang w:val="zh_TW" w:bidi="zh_TW"/>
+        </w:rPr>
+        <w:t>弗1:14</w:t>
+      </w:r>
       <w:r>
         <w:rPr>
           <w:lang w:val="zh_TW" w:bidi="zh_TW"/>
@@ -1808,180 +1628,120 @@
         </w:rPr>
         <w:t>：這個微小的誓言表明保羅是在說真話（見</w:t>
       </w:r>
-      <w:hyperlink r:id="rId40">
-        <w:r>
-          <w:rPr>
-            <w:lang w:val="zh_TW" w:bidi="zh_TW"/>
-          </w:rPr>
-          <w:rPr>
-            <w:color w:val="0000EE"/>
-            <w:u w:val="single"/>
-          </w:rPr>
-          <w:t>撒上12:5</w:t>
-        </w:r>
-      </w:hyperlink>
+      <w:r>
+        <w:rPr>
+          <w:lang w:val="zh_TW" w:bidi="zh_TW"/>
+        </w:rPr>
+        <w:t>撒上12:5</w:t>
+      </w:r>
       <w:r>
         <w:rPr>
           <w:lang w:val="zh_TW" w:bidi="zh_TW"/>
         </w:rPr>
         <w:t>，</w:t>
       </w:r>
-      <w:hyperlink r:id="rId41">
-        <w:r>
-          <w:rPr>
-            <w:lang w:val="zh_TW" w:bidi="zh_TW"/>
-          </w:rPr>
-          <w:rPr>
-            <w:color w:val="0000EE"/>
-            <w:u w:val="single"/>
-          </w:rPr>
-          <w:t>20:12</w:t>
-        </w:r>
-      </w:hyperlink>
+      <w:r>
+        <w:rPr>
+          <w:lang w:val="zh_TW" w:bidi="zh_TW"/>
+        </w:rPr>
+        <w:t>20:12</w:t>
+      </w:r>
       <w:r>
         <w:rPr>
           <w:lang w:val="zh_TW" w:bidi="zh_TW"/>
         </w:rPr>
         <w:t>；</w:t>
       </w:r>
-      <w:hyperlink r:id="rId42">
-        <w:r>
-          <w:rPr>
-            <w:lang w:val="zh_TW" w:bidi="zh_TW"/>
-          </w:rPr>
-          <w:rPr>
-            <w:color w:val="0000EE"/>
-            <w:u w:val="single"/>
-          </w:rPr>
-          <w:t>伯16:19</w:t>
-        </w:r>
-      </w:hyperlink>
+      <w:r>
+        <w:rPr>
+          <w:lang w:val="zh_TW" w:bidi="zh_TW"/>
+        </w:rPr>
+        <w:t>伯16:19</w:t>
+      </w:r>
       <w:r>
         <w:rPr>
           <w:lang w:val="zh_TW" w:bidi="zh_TW"/>
         </w:rPr>
         <w:t>；參</w:t>
       </w:r>
-      <w:hyperlink r:id="rId43">
-        <w:r>
-          <w:rPr>
-            <w:lang w:val="zh_TW" w:bidi="zh_TW"/>
-          </w:rPr>
-          <w:rPr>
-            <w:color w:val="0000EE"/>
-            <w:u w:val="single"/>
-          </w:rPr>
-          <w:t>得1:17</w:t>
-        </w:r>
-      </w:hyperlink>
+      <w:r>
+        <w:rPr>
+          <w:lang w:val="zh_TW" w:bidi="zh_TW"/>
+        </w:rPr>
+        <w:t>得1:17</w:t>
+      </w:r>
       <w:r>
         <w:rPr>
           <w:lang w:val="zh_TW" w:bidi="zh_TW"/>
         </w:rPr>
         <w:t>、</w:t>
       </w:r>
-      <w:hyperlink r:id="rId44">
-        <w:r>
-          <w:rPr>
-            <w:lang w:val="zh_TW" w:bidi="zh_TW"/>
-          </w:rPr>
-          <w:rPr>
-            <w:color w:val="0000EE"/>
-            <w:u w:val="single"/>
-          </w:rPr>
-          <w:t>撒上14:44</w:t>
-        </w:r>
-      </w:hyperlink>
+      <w:r>
+        <w:rPr>
+          <w:lang w:val="zh_TW" w:bidi="zh_TW"/>
+        </w:rPr>
+        <w:t>撒上14:44</w:t>
+      </w:r>
       <w:r>
         <w:rPr>
           <w:lang w:val="zh_TW" w:bidi="zh_TW"/>
         </w:rPr>
         <w:t>；</w:t>
       </w:r>
-      <w:hyperlink r:id="rId45">
-        <w:r>
-          <w:rPr>
-            <w:lang w:val="zh_TW" w:bidi="zh_TW"/>
-          </w:rPr>
-          <w:rPr>
-            <w:color w:val="0000EE"/>
-            <w:u w:val="single"/>
-          </w:rPr>
-          <w:t>撒下3:35</w:t>
-        </w:r>
-      </w:hyperlink>
+      <w:r>
+        <w:rPr>
+          <w:lang w:val="zh_TW" w:bidi="zh_TW"/>
+        </w:rPr>
+        <w:t>撒下3:35</w:t>
+      </w:r>
       <w:r>
         <w:rPr>
           <w:lang w:val="zh_TW" w:bidi="zh_TW"/>
         </w:rPr>
         <w:t>；</w:t>
       </w:r>
-      <w:hyperlink r:id="rId46">
-        <w:r>
-          <w:rPr>
-            <w:lang w:val="zh_TW" w:bidi="zh_TW"/>
-          </w:rPr>
-          <w:rPr>
-            <w:color w:val="0000EE"/>
-            <w:u w:val="single"/>
-          </w:rPr>
-          <w:t>王上2:23</w:t>
-        </w:r>
-      </w:hyperlink>
+      <w:r>
+        <w:rPr>
+          <w:lang w:val="zh_TW" w:bidi="zh_TW"/>
+        </w:rPr>
+        <w:t>王上2:23</w:t>
+      </w:r>
       <w:r>
         <w:rPr>
           <w:lang w:val="zh_TW" w:bidi="zh_TW"/>
         </w:rPr>
         <w:t>；</w:t>
       </w:r>
-      <w:hyperlink r:id="rId47">
-        <w:r>
-          <w:rPr>
-            <w:lang w:val="zh_TW" w:bidi="zh_TW"/>
-          </w:rPr>
-          <w:rPr>
-            <w:color w:val="0000EE"/>
-            <w:u w:val="single"/>
-          </w:rPr>
-          <w:t>耶42:5</w:t>
-        </w:r>
-      </w:hyperlink>
+      <w:r>
+        <w:rPr>
+          <w:lang w:val="zh_TW" w:bidi="zh_TW"/>
+        </w:rPr>
+        <w:t>耶42:5</w:t>
+      </w:r>
       <w:r>
         <w:rPr>
           <w:lang w:val="zh_TW" w:bidi="zh_TW"/>
         </w:rPr>
         <w:t>）。保羅改變他的旅行佈道計畫的真正原因，是為了避免對他們發出嚴厲的責備（</w:t>
       </w:r>
-      <w:hyperlink r:id="rId48">
-        <w:r>
-          <w:rPr>
-            <w:lang w:val="zh_TW" w:bidi="zh_TW"/>
-          </w:rPr>
-          <w:rPr>
-            <w:color w:val="0000EE"/>
-            <w:u w:val="single"/>
-          </w:rPr>
-          <w:t>林後1:23</w:t>
-        </w:r>
-      </w:hyperlink>
+      <w:r>
+        <w:rPr>
+          <w:lang w:val="zh_TW" w:bidi="zh_TW"/>
+        </w:rPr>
+        <w:t>林後1:23</w:t>
+      </w:r>
       <w:r>
         <w:rPr>
           <w:lang w:val="zh_TW" w:bidi="zh_TW"/>
         </w:rPr>
         <w:t>），且不再給他們帶來惱人的探訪（</w:t>
       </w:r>
-      <w:hyperlink r:id="rId49">
-        <w:r>
-          <w:rPr>
-            <w:lang w:val="zh_TW" w:bidi="zh_TW"/>
-          </w:rPr>
-          <w:rPr>
-            <w:color w:val="0000EE"/>
-            <w:u w:val="single"/>
-          </w:rPr>
-          <w:t>2:1</w:t>
-        </w:r>
-      </w:hyperlink>
+      <w:r>
+        <w:rPr>
+          <w:lang w:val="zh_TW" w:bidi="zh_TW"/>
+        </w:rPr>
+        <w:t>2:1</w:t>
+      </w:r>
       <w:r>
         <w:rPr>
           <w:lang w:val="zh_TW" w:bidi="zh_TW"/>
@@ -2036,54 +1796,36 @@
         </w:rPr>
         <w:t>保羅之前在哥林多的探訪給他帶來了極大的痛苦及困擾。這次造訪沒有記錄在使徒行傳中；保羅顯然是在他在以弗所的三年事工期間造訪的（見</w:t>
       </w:r>
-      <w:hyperlink r:id="rId50">
-        <w:r>
-          <w:rPr>
-            <w:lang w:val="zh_TW" w:bidi="zh_TW"/>
-          </w:rPr>
-          <w:rPr>
-            <w:color w:val="0000EE"/>
-            <w:u w:val="single"/>
-          </w:rPr>
-          <w:t>徒19:8–22</w:t>
-        </w:r>
-      </w:hyperlink>
+      <w:r>
+        <w:rPr>
+          <w:lang w:val="zh_TW" w:bidi="zh_TW"/>
+        </w:rPr>
+        <w:t>徒19:8–22</w:t>
+      </w:r>
       <w:r>
         <w:rPr>
           <w:lang w:val="zh_TW" w:bidi="zh_TW"/>
         </w:rPr>
         <w:t>）。在那次造訪中，保羅嚴厲斥責了教會（</w:t>
       </w:r>
-      <w:hyperlink r:id="rId48">
-        <w:r>
-          <w:rPr>
-            <w:lang w:val="zh_TW" w:bidi="zh_TW"/>
-          </w:rPr>
-          <w:rPr>
-            <w:color w:val="0000EE"/>
-            <w:u w:val="single"/>
-          </w:rPr>
-          <w:t>林後1:23</w:t>
-        </w:r>
-      </w:hyperlink>
+      <w:r>
+        <w:rPr>
+          <w:lang w:val="zh_TW" w:bidi="zh_TW"/>
+        </w:rPr>
+        <w:t>林後1:23</w:t>
+      </w:r>
       <w:r>
         <w:rPr>
           <w:lang w:val="zh_TW" w:bidi="zh_TW"/>
         </w:rPr>
         <w:t>），又受到一名不知名人士的侮辱（</w:t>
       </w:r>
-      <w:hyperlink r:id="rId51">
-        <w:r>
-          <w:rPr>
-            <w:lang w:val="zh_TW" w:bidi="zh_TW"/>
-          </w:rPr>
-          <w:rPr>
-            <w:color w:val="0000EE"/>
-            <w:u w:val="single"/>
-          </w:rPr>
-          <w:t>2:5–11</w:t>
-        </w:r>
-      </w:hyperlink>
+      <w:r>
+        <w:rPr>
+          <w:lang w:val="zh_TW" w:bidi="zh_TW"/>
+        </w:rPr>
+        <w:t>2:5–11</w:t>
+      </w:r>
       <w:r>
         <w:rPr>
           <w:lang w:val="zh_TW" w:bidi="zh_TW"/>
@@ -2138,36 +1880,24 @@
         </w:rPr>
         <w:t>在他痛苦的造訪之後（</w:t>
       </w:r>
-      <w:hyperlink r:id="rId49">
-        <w:r>
-          <w:rPr>
-            <w:lang w:val="zh_TW" w:bidi="zh_TW"/>
-          </w:rPr>
-          <w:rPr>
-            <w:color w:val="0000EE"/>
-            <w:u w:val="single"/>
-          </w:rPr>
-          <w:t>2:1</w:t>
-        </w:r>
-      </w:hyperlink>
+      <w:r>
+        <w:rPr>
+          <w:lang w:val="zh_TW" w:bidi="zh_TW"/>
+        </w:rPr>
+        <w:t>2:1</w:t>
+      </w:r>
       <w:r>
         <w:rPr>
           <w:lang w:val="zh_TW" w:bidi="zh_TW"/>
         </w:rPr>
         <w:t xml:space="preserve">），保羅寫了一封充滿悲痛和淚水的信，目的是要叫哥林多信徒得益處。那封信（另見 </w:t>
       </w:r>
-      <w:hyperlink r:id="rId52">
-        <w:r>
-          <w:rPr>
-            <w:lang w:val="zh_TW" w:bidi="zh_TW"/>
-          </w:rPr>
-          <w:rPr>
-            <w:color w:val="0000EE"/>
-            <w:u w:val="single"/>
-          </w:rPr>
-          <w:t>7:8–10</w:t>
-        </w:r>
-      </w:hyperlink>
+      <w:r>
+        <w:rPr>
+          <w:lang w:val="zh_TW" w:bidi="zh_TW"/>
+        </w:rPr>
+        <w:t>7:8–10</w:t>
+      </w:r>
       <w:r>
         <w:rPr>
           <w:lang w:val="zh_TW" w:bidi="zh_TW"/>
@@ -2222,18 +1952,12 @@
         </w:rPr>
         <w:t>這些經文是保羅之前造訪的結果，也是他造訪時所受到的侮辱。繼保羅那封嚴厲但充滿淚水的信後，教會譴責了那惹出所有麻煩的人，並對他施以懲戒（</w:t>
       </w:r>
-      <w:hyperlink r:id="rId53">
-        <w:r>
-          <w:rPr>
-            <w:lang w:val="zh_TW" w:bidi="zh_TW"/>
-          </w:rPr>
-          <w:rPr>
-            <w:color w:val="0000EE"/>
-            <w:u w:val="single"/>
-          </w:rPr>
-          <w:t>2:6</w:t>
-        </w:r>
-      </w:hyperlink>
+      <w:r>
+        <w:rPr>
+          <w:lang w:val="zh_TW" w:bidi="zh_TW"/>
+        </w:rPr>
+        <w:t>2:6</w:t>
+      </w:r>
       <w:r>
         <w:rPr>
           <w:lang w:val="zh_TW" w:bidi="zh_TW"/>
@@ -2324,54 +2048,36 @@
         </w:rPr>
         <w:t>：參</w:t>
       </w:r>
-      <w:hyperlink r:id="rId54">
-        <w:r>
-          <w:rPr>
-            <w:lang w:val="zh_TW" w:bidi="zh_TW"/>
-          </w:rPr>
-          <w:rPr>
-            <w:color w:val="0000EE"/>
-            <w:u w:val="single"/>
-          </w:rPr>
-          <w:t>11:3</w:t>
-        </w:r>
-      </w:hyperlink>
+      <w:r>
+        <w:rPr>
+          <w:lang w:val="zh_TW" w:bidi="zh_TW"/>
+        </w:rPr>
+        <w:t>11:3</w:t>
+      </w:r>
       <w:r>
         <w:rPr>
           <w:lang w:val="zh_TW" w:bidi="zh_TW"/>
         </w:rPr>
         <w:t>、</w:t>
       </w:r>
-      <w:hyperlink r:id="rId54">
-        <w:r>
-          <w:rPr>
-            <w:lang w:val="zh_TW" w:bidi="zh_TW"/>
-          </w:rPr>
-          <w:rPr>
-            <w:color w:val="0000EE"/>
-            <w:u w:val="single"/>
-          </w:rPr>
-          <w:t>14</w:t>
-        </w:r>
-      </w:hyperlink>
+      <w:r>
+        <w:rPr>
+          <w:lang w:val="zh_TW" w:bidi="zh_TW"/>
+        </w:rPr>
+        <w:t>14</w:t>
+      </w:r>
       <w:r>
         <w:rPr>
           <w:lang w:val="zh_TW" w:bidi="zh_TW"/>
         </w:rPr>
         <w:t>；</w:t>
       </w:r>
-      <w:hyperlink r:id="rId55">
-        <w:r>
-          <w:rPr>
-            <w:lang w:val="zh_TW" w:bidi="zh_TW"/>
-          </w:rPr>
-          <w:rPr>
-            <w:color w:val="0000EE"/>
-            <w:u w:val="single"/>
-          </w:rPr>
-          <w:t>弗6:11</w:t>
-        </w:r>
-      </w:hyperlink>
+      <w:r>
+        <w:rPr>
+          <w:lang w:val="zh_TW" w:bidi="zh_TW"/>
+        </w:rPr>
+        <w:t>弗6:11</w:t>
+      </w:r>
       <w:r>
         <w:rPr>
           <w:lang w:val="zh_TW" w:bidi="zh_TW"/>
@@ -2426,54 +2132,36 @@
         </w:rPr>
         <w:t>在以弗所的騷亂之後（</w:t>
       </w:r>
-      <w:hyperlink r:id="rId56">
-        <w:r>
-          <w:rPr>
-            <w:lang w:val="zh_TW" w:bidi="zh_TW"/>
-          </w:rPr>
-          <w:rPr>
-            <w:color w:val="0000EE"/>
-            <w:u w:val="single"/>
-          </w:rPr>
-          <w:t>徒19:1–20:1</w:t>
-        </w:r>
-      </w:hyperlink>
+      <w:r>
+        <w:rPr>
+          <w:lang w:val="zh_TW" w:bidi="zh_TW"/>
+        </w:rPr>
+        <w:t>徒19:1–20:1</w:t>
+      </w:r>
       <w:r>
         <w:rPr>
           <w:lang w:val="zh_TW" w:bidi="zh_TW"/>
         </w:rPr>
         <w:t>），保羅前往特羅亞海港（</w:t>
       </w:r>
-      <w:hyperlink r:id="rId57">
-        <w:r>
-          <w:rPr>
-            <w:lang w:val="zh_TW" w:bidi="zh_TW"/>
-          </w:rPr>
-          <w:rPr>
-            <w:color w:val="0000EE"/>
-            <w:u w:val="single"/>
-          </w:rPr>
-          <w:t>徒20:5</w:t>
-        </w:r>
-      </w:hyperlink>
+      <w:r>
+        <w:rPr>
+          <w:lang w:val="zh_TW" w:bidi="zh_TW"/>
+        </w:rPr>
+        <w:t>徒20:5</w:t>
+      </w:r>
       <w:r>
         <w:rPr>
           <w:lang w:val="zh_TW" w:bidi="zh_TW"/>
         </w:rPr>
         <w:t>）。他急切地想從提多那裡得到關於那封嚴厲但充滿淚水的信所激發的結果的消息（</w:t>
       </w:r>
-      <w:hyperlink r:id="rId58">
-        <w:r>
-          <w:rPr>
-            <w:lang w:val="zh_TW" w:bidi="zh_TW"/>
-          </w:rPr>
-          <w:rPr>
-            <w:color w:val="0000EE"/>
-            <w:u w:val="single"/>
-          </w:rPr>
-          <w:t>林後2:4</w:t>
-        </w:r>
-      </w:hyperlink>
+      <w:r>
+        <w:rPr>
+          <w:lang w:val="zh_TW" w:bidi="zh_TW"/>
+        </w:rPr>
+        <w:t>林後2:4</w:t>
+      </w:r>
       <w:r>
         <w:rPr>
           <w:lang w:val="zh_TW" w:bidi="zh_TW"/>
@@ -2528,72 +2216,48 @@
         </w:rPr>
         <w:t>就像在羅馬將軍凱旋遊行中的被擄者一樣，保羅在基督的凱旋行列中（參</w:t>
       </w:r>
-      <w:hyperlink r:id="rId59">
-        <w:r>
-          <w:rPr>
-            <w:lang w:val="zh_TW" w:bidi="zh_TW"/>
-          </w:rPr>
-          <w:rPr>
-            <w:color w:val="0000EE"/>
-            <w:u w:val="single"/>
-          </w:rPr>
-          <w:t>林前4:9</w:t>
-        </w:r>
-      </w:hyperlink>
+      <w:r>
+        <w:rPr>
+          <w:lang w:val="zh_TW" w:bidi="zh_TW"/>
+        </w:rPr>
+        <w:t>林前4:9</w:t>
+      </w:r>
       <w:r>
         <w:rPr>
           <w:lang w:val="zh_TW" w:bidi="zh_TW"/>
         </w:rPr>
         <w:t>；</w:t>
       </w:r>
-      <w:hyperlink r:id="rId60">
-        <w:r>
-          <w:rPr>
-            <w:lang w:val="zh_TW" w:bidi="zh_TW"/>
-          </w:rPr>
-          <w:rPr>
-            <w:color w:val="0000EE"/>
-            <w:u w:val="single"/>
-          </w:rPr>
-          <w:t>弗4:7–11</w:t>
-        </w:r>
-      </w:hyperlink>
+      <w:r>
+        <w:rPr>
+          <w:lang w:val="zh_TW" w:bidi="zh_TW"/>
+        </w:rPr>
+        <w:t>弗4:7–11</w:t>
+      </w:r>
       <w:r>
         <w:rPr>
           <w:lang w:val="zh_TW" w:bidi="zh_TW"/>
         </w:rPr>
         <w:t>），身帶甘心為奴的印記（參</w:t>
       </w:r>
-      <w:hyperlink r:id="rId61">
-        <w:r>
-          <w:rPr>
-            <w:lang w:val="zh_TW" w:bidi="zh_TW"/>
-          </w:rPr>
-          <w:rPr>
-            <w:color w:val="0000EE"/>
-            <w:u w:val="single"/>
-          </w:rPr>
-          <w:t>羅1:1</w:t>
-        </w:r>
-      </w:hyperlink>
+      <w:r>
+        <w:rPr>
+          <w:lang w:val="zh_TW" w:bidi="zh_TW"/>
+        </w:rPr>
+        <w:t>羅1:1</w:t>
+      </w:r>
       <w:r>
         <w:rPr>
           <w:lang w:val="zh_TW" w:bidi="zh_TW"/>
         </w:rPr>
         <w:t>；</w:t>
       </w:r>
-      <w:hyperlink r:id="rId62">
-        <w:r>
-          <w:rPr>
-            <w:lang w:val="zh_TW" w:bidi="zh_TW"/>
-          </w:rPr>
-          <w:rPr>
-            <w:color w:val="0000EE"/>
-            <w:u w:val="single"/>
-          </w:rPr>
-          <w:t>加6:17</w:t>
-        </w:r>
-      </w:hyperlink>
+      <w:r>
+        <w:rPr>
+          <w:lang w:val="zh_TW" w:bidi="zh_TW"/>
+        </w:rPr>
+        <w:t>加6:17</w:t>
+      </w:r>
       <w:r>
         <w:rPr>
           <w:lang w:val="zh_TW" w:bidi="zh_TW"/>
@@ -2648,18 +2312,12 @@
         </w:rPr>
         <w:t>此時，關於尋找提多的敘述暫時告一段落，直到</w:t>
       </w:r>
-      <w:hyperlink r:id="rId63">
-        <w:r>
-          <w:rPr>
-            <w:lang w:val="zh_TW" w:bidi="zh_TW"/>
-          </w:rPr>
-          <w:rPr>
-            <w:color w:val="0000EE"/>
-            <w:u w:val="single"/>
-          </w:rPr>
-          <w:t>七章5節</w:t>
-        </w:r>
-      </w:hyperlink>
+      <w:r>
+        <w:rPr>
+          <w:lang w:val="zh_TW" w:bidi="zh_TW"/>
+        </w:rPr>
+        <w:t>七章5節</w:t>
+      </w:r>
       <w:r>
         <w:rPr>
           <w:lang w:val="zh_TW" w:bidi="zh_TW"/>
@@ -2714,18 +2372,12 @@
         </w:rPr>
         <w:t>馨香之氣散布在得勝的羅馬將軍的凱旋遊行路線上，對聞到這香氣的人來說有兩種意思。對於那些被擄者，他們正走向競技場和死亡，那是死亡和毀滅的可怕氣味。然而，對於得勝者來說，這是生命的香氣。那些傳揚好消息的人的生命也是如此，它不是引領人走向永生，就是決定拒絕它的人命運（參</w:t>
       </w:r>
-      <w:hyperlink r:id="rId64">
-        <w:r>
-          <w:rPr>
-            <w:lang w:val="zh_TW" w:bidi="zh_TW"/>
-          </w:rPr>
-          <w:rPr>
-            <w:color w:val="0000EE"/>
-            <w:u w:val="single"/>
-          </w:rPr>
-          <w:t>林前1:18</w:t>
-        </w:r>
-      </w:hyperlink>
+      <w:r>
+        <w:rPr>
+          <w:lang w:val="zh_TW" w:bidi="zh_TW"/>
+        </w:rPr>
+        <w:t>林前1:18</w:t>
+      </w:r>
       <w:r>
         <w:rPr>
           <w:lang w:val="zh_TW" w:bidi="zh_TW"/>
@@ -2802,54 +2454,36 @@
         </w:rPr>
         <w:t>他的敵對者為了個人利益而傳講摻假的真理，就像保羅時代的商人提供劣質商品、或像旅店老闆稀釋純酒一樣。相比之下，保羅真誠地以基督的權柄傳講（參</w:t>
       </w:r>
-      <w:hyperlink r:id="rId65">
-        <w:r>
-          <w:rPr>
-            <w:lang w:val="zh_TW" w:bidi="zh_TW"/>
-          </w:rPr>
-          <w:rPr>
-            <w:color w:val="0000EE"/>
-            <w:u w:val="single"/>
-          </w:rPr>
-          <w:t>1:12</w:t>
-        </w:r>
-      </w:hyperlink>
+      <w:r>
+        <w:rPr>
+          <w:lang w:val="zh_TW" w:bidi="zh_TW"/>
+        </w:rPr>
+        <w:t>1:12</w:t>
+      </w:r>
       <w:r>
         <w:rPr>
           <w:lang w:val="zh_TW" w:bidi="zh_TW"/>
         </w:rPr>
         <w:t>，</w:t>
       </w:r>
-      <w:hyperlink r:id="rId66">
-        <w:r>
-          <w:rPr>
-            <w:lang w:val="zh_TW" w:bidi="zh_TW"/>
-          </w:rPr>
-          <w:rPr>
-            <w:color w:val="0000EE"/>
-            <w:u w:val="single"/>
-          </w:rPr>
-          <w:t>4:2</w:t>
-        </w:r>
-      </w:hyperlink>
+      <w:r>
+        <w:rPr>
+          <w:lang w:val="zh_TW" w:bidi="zh_TW"/>
+        </w:rPr>
+        <w:t>4:2</w:t>
+      </w:r>
       <w:r>
         <w:rPr>
           <w:lang w:val="zh_TW" w:bidi="zh_TW"/>
         </w:rPr>
         <w:t>）。在</w:t>
       </w:r>
-      <w:hyperlink r:id="rId67">
-        <w:r>
-          <w:rPr>
-            <w:lang w:val="zh_TW" w:bidi="zh_TW"/>
-          </w:rPr>
-          <w:rPr>
-            <w:color w:val="0000EE"/>
-            <w:u w:val="single"/>
-          </w:rPr>
-          <w:t>十一章1節至十二章21節</w:t>
-        </w:r>
-      </w:hyperlink>
+      <w:r>
+        <w:rPr>
+          <w:lang w:val="zh_TW" w:bidi="zh_TW"/>
+        </w:rPr>
+        <w:t>十一章1節至十二章21節</w:t>
+      </w:r>
       <w:r>
         <w:rPr>
           <w:lang w:val="zh_TW" w:bidi="zh_TW"/>
@@ -2904,36 +2538,24 @@
         </w:rPr>
         <w:t>那些因福音而改變的人的生命證明了保羅的事工，而不是由推薦信來驗證（參</w:t>
       </w:r>
-      <w:hyperlink r:id="rId68">
-        <w:r>
-          <w:rPr>
-            <w:lang w:val="zh_TW" w:bidi="zh_TW"/>
-          </w:rPr>
-          <w:rPr>
-            <w:color w:val="0000EE"/>
-            <w:u w:val="single"/>
-          </w:rPr>
-          <w:t>徒18:27</w:t>
-        </w:r>
-      </w:hyperlink>
+      <w:r>
+        <w:rPr>
+          <w:lang w:val="zh_TW" w:bidi="zh_TW"/>
+        </w:rPr>
+        <w:t>徒18:27</w:t>
+      </w:r>
       <w:r>
         <w:rPr>
           <w:lang w:val="zh_TW" w:bidi="zh_TW"/>
         </w:rPr>
         <w:t>）。這個生命轉變的創造者基督，使用保羅來引導信徒歸向祂。真誠的標記不在於用筆和墨寫在羊皮紙上的信件，而是在於聖靈在人的生命中所結的果子（</w:t>
       </w:r>
-      <w:hyperlink r:id="rId69">
-        <w:r>
-          <w:rPr>
-            <w:lang w:val="zh_TW" w:bidi="zh_TW"/>
-          </w:rPr>
-          <w:rPr>
-            <w:color w:val="0000EE"/>
-            <w:u w:val="single"/>
-          </w:rPr>
-          <w:t>加5:22–23</w:t>
-        </w:r>
-      </w:hyperlink>
+      <w:r>
+        <w:rPr>
+          <w:lang w:val="zh_TW" w:bidi="zh_TW"/>
+        </w:rPr>
+        <w:t>加5:22–23</w:t>
+      </w:r>
       <w:r>
         <w:rPr>
           <w:lang w:val="zh_TW" w:bidi="zh_TW"/>
@@ -2988,36 +2610,24 @@
         </w:rPr>
         <w:t>舊約是猶太拉比所詮釋的摩西律法。對於那些視其為救恩之道的信徒而言，最終會導致死亡。律法原是好的（</w:t>
       </w:r>
-      <w:hyperlink r:id="rId70">
-        <w:r>
-          <w:rPr>
-            <w:lang w:val="zh_TW" w:bidi="zh_TW"/>
-          </w:rPr>
-          <w:rPr>
-            <w:color w:val="0000EE"/>
-            <w:u w:val="single"/>
-          </w:rPr>
-          <w:t>羅7:12–14</w:t>
-        </w:r>
-      </w:hyperlink>
+      <w:r>
+        <w:rPr>
+          <w:lang w:val="zh_TW" w:bidi="zh_TW"/>
+        </w:rPr>
+        <w:t>羅7:12–14</w:t>
+      </w:r>
       <w:r>
         <w:rPr>
           <w:lang w:val="zh_TW" w:bidi="zh_TW"/>
         </w:rPr>
         <w:t>），但那些試圖藉此獲得善功的人將會失敗。因這樣做不是帶來罪過，就是帶來驕傲；無論哪種情況，律法都會帶來譴責（</w:t>
       </w:r>
-      <w:hyperlink r:id="rId71">
-        <w:r>
-          <w:rPr>
-            <w:lang w:val="zh_TW" w:bidi="zh_TW"/>
-          </w:rPr>
-          <w:rPr>
-            <w:color w:val="0000EE"/>
-            <w:u w:val="single"/>
-          </w:rPr>
-          <w:t>林後3:9</w:t>
-        </w:r>
-      </w:hyperlink>
+      <w:r>
+        <w:rPr>
+          <w:lang w:val="zh_TW" w:bidi="zh_TW"/>
+        </w:rPr>
+        <w:t>林後3:9</w:t>
+      </w:r>
       <w:r>
         <w:rPr>
           <w:lang w:val="zh_TW" w:bidi="zh_TW"/>
@@ -3072,36 +2682,24 @@
         </w:rPr>
         <w:t>保羅因著他自己的事工與他人的事工之間的對比，讓他也將寫在石版上舊約的律法（</w:t>
       </w:r>
-      <w:hyperlink r:id="rId72">
-        <w:r>
-          <w:rPr>
-            <w:lang w:val="zh_TW" w:bidi="zh_TW"/>
-          </w:rPr>
-          <w:rPr>
-            <w:color w:val="0000EE"/>
-            <w:u w:val="single"/>
-          </w:rPr>
-          <w:t>出31:18</w:t>
-        </w:r>
-      </w:hyperlink>
+      <w:r>
+        <w:rPr>
+          <w:lang w:val="zh_TW" w:bidi="zh_TW"/>
+        </w:rPr>
+        <w:t>出31:18</w:t>
+      </w:r>
       <w:r>
         <w:rPr>
           <w:lang w:val="zh_TW" w:bidi="zh_TW"/>
         </w:rPr>
         <w:t>）與寫在人心上的新約（</w:t>
       </w:r>
-      <w:hyperlink r:id="rId73">
-        <w:r>
-          <w:rPr>
-            <w:lang w:val="zh_TW" w:bidi="zh_TW"/>
-          </w:rPr>
-          <w:rPr>
-            <w:color w:val="0000EE"/>
-            <w:u w:val="single"/>
-          </w:rPr>
-          <w:t>耶31:33</w:t>
-        </w:r>
-      </w:hyperlink>
+      <w:r>
+        <w:rPr>
+          <w:lang w:val="zh_TW" w:bidi="zh_TW"/>
+        </w:rPr>
+        <w:t>耶31:33</w:t>
+      </w:r>
       <w:r>
         <w:rPr>
           <w:lang w:val="zh_TW" w:bidi="zh_TW"/>
@@ -3160,18 +2758,12 @@
         </w:rPr>
         <w:t>舊的約曾有過其榮光的時刻，例如摩西的臉因與主說話而發光 (</w:t>
       </w:r>
-      <w:hyperlink r:id="rId74">
-        <w:r>
-          <w:rPr>
-            <w:lang w:val="zh_TW" w:bidi="zh_TW"/>
-          </w:rPr>
-          <w:rPr>
-            <w:color w:val="0000EE"/>
-            <w:u w:val="single"/>
-          </w:rPr>
-          <w:t>出34:29–35</w:t>
-        </w:r>
-      </w:hyperlink>
+      <w:r>
+        <w:rPr>
+          <w:lang w:val="zh_TW" w:bidi="zh_TW"/>
+        </w:rPr>
+        <w:t>出34:29–35</w:t>
+      </w:r>
       <w:r>
         <w:rPr>
           <w:lang w:val="zh_TW" w:bidi="zh_TW"/>
@@ -3196,18 +2788,12 @@
         </w:rPr>
         <w:t>舊的約已被新的約所取代，而新的約將永遠長存 (</w:t>
       </w:r>
-      <w:hyperlink r:id="rId75">
-        <w:r>
-          <w:rPr>
-            <w:lang w:val="zh_TW" w:bidi="zh_TW"/>
-          </w:rPr>
-          <w:rPr>
-            <w:color w:val="0000EE"/>
-            <w:u w:val="single"/>
-          </w:rPr>
-          <w:t>來8:8–13</w:t>
-        </w:r>
-      </w:hyperlink>
+      <w:r>
+        <w:rPr>
+          <w:lang w:val="zh_TW" w:bidi="zh_TW"/>
+        </w:rPr>
+        <w:t>來8:8–13</w:t>
+      </w:r>
       <w:r>
         <w:rPr>
           <w:lang w:val="zh_TW" w:bidi="zh_TW"/>
@@ -3310,144 +2896,96 @@
         </w:rPr>
         <w:t>歸向主的信徒在靈裡有自由。我們知道了摩西從未知道的事物，因為我們變得越來越像基督（</w:t>
       </w:r>
-      <w:hyperlink r:id="rId76">
-        <w:r>
-          <w:rPr>
-            <w:lang w:val="zh_TW" w:bidi="zh_TW"/>
-          </w:rPr>
-          <w:rPr>
-            <w:color w:val="0000EE"/>
-            <w:u w:val="single"/>
-          </w:rPr>
-          <w:t>4:4</w:t>
-        </w:r>
-      </w:hyperlink>
+      <w:r>
+        <w:rPr>
+          <w:lang w:val="zh_TW" w:bidi="zh_TW"/>
+        </w:rPr>
+        <w:t>4:4</w:t>
+      </w:r>
       <w:r>
         <w:rPr>
           <w:lang w:val="zh_TW" w:bidi="zh_TW"/>
         </w:rPr>
         <w:t>；</w:t>
       </w:r>
-      <w:hyperlink r:id="rId77">
-        <w:r>
-          <w:rPr>
-            <w:lang w:val="zh_TW" w:bidi="zh_TW"/>
-          </w:rPr>
-          <w:rPr>
-            <w:color w:val="0000EE"/>
-            <w:u w:val="single"/>
-          </w:rPr>
-          <w:t>約1:1–14</w:t>
-        </w:r>
-      </w:hyperlink>
+      <w:r>
+        <w:rPr>
+          <w:lang w:val="zh_TW" w:bidi="zh_TW"/>
+        </w:rPr>
+        <w:t>約1:1–14</w:t>
+      </w:r>
       <w:r>
         <w:rPr>
           <w:lang w:val="zh_TW" w:bidi="zh_TW"/>
         </w:rPr>
         <w:t>；</w:t>
       </w:r>
-      <w:hyperlink r:id="rId78">
-        <w:r>
-          <w:rPr>
-            <w:lang w:val="zh_TW" w:bidi="zh_TW"/>
-          </w:rPr>
-          <w:rPr>
-            <w:color w:val="0000EE"/>
-            <w:u w:val="single"/>
-          </w:rPr>
-          <w:t>西1:15</w:t>
-        </w:r>
-      </w:hyperlink>
+      <w:r>
+        <w:rPr>
+          <w:lang w:val="zh_TW" w:bidi="zh_TW"/>
+        </w:rPr>
+        <w:t>西1:15</w:t>
+      </w:r>
       <w:r>
         <w:rPr>
           <w:lang w:val="zh_TW" w:bidi="zh_TW"/>
         </w:rPr>
         <w:t>；</w:t>
       </w:r>
-      <w:hyperlink r:id="rId79">
-        <w:r>
-          <w:rPr>
-            <w:lang w:val="zh_TW" w:bidi="zh_TW"/>
-          </w:rPr>
-          <w:rPr>
-            <w:color w:val="0000EE"/>
-            <w:u w:val="single"/>
-          </w:rPr>
-          <w:t>來1:1–4</w:t>
-        </w:r>
-      </w:hyperlink>
+      <w:r>
+        <w:rPr>
+          <w:lang w:val="zh_TW" w:bidi="zh_TW"/>
+        </w:rPr>
+        <w:t>來1:1–4</w:t>
+      </w:r>
       <w:r>
         <w:rPr>
           <w:lang w:val="zh_TW" w:bidi="zh_TW"/>
         </w:rPr>
         <w:t>），並反映出主的榮耀。今生的神聖榮耀使我們來生像基督（</w:t>
       </w:r>
-      <w:hyperlink r:id="rId80">
-        <w:r>
-          <w:rPr>
-            <w:lang w:val="zh_TW" w:bidi="zh_TW"/>
-          </w:rPr>
-          <w:rPr>
-            <w:color w:val="0000EE"/>
-            <w:u w:val="single"/>
-          </w:rPr>
-          <w:t>羅8:29</w:t>
-        </w:r>
-      </w:hyperlink>
+      <w:r>
+        <w:rPr>
+          <w:lang w:val="zh_TW" w:bidi="zh_TW"/>
+        </w:rPr>
+        <w:t>羅8:29</w:t>
+      </w:r>
       <w:r>
         <w:rPr>
           <w:lang w:val="zh_TW" w:bidi="zh_TW"/>
         </w:rPr>
         <w:t>；</w:t>
       </w:r>
-      <w:hyperlink r:id="rId81">
-        <w:r>
-          <w:rPr>
-            <w:lang w:val="zh_TW" w:bidi="zh_TW"/>
-          </w:rPr>
-          <w:rPr>
-            <w:color w:val="0000EE"/>
-            <w:u w:val="single"/>
-          </w:rPr>
-          <w:t>加4:19</w:t>
-        </w:r>
-      </w:hyperlink>
+      <w:r>
+        <w:rPr>
+          <w:lang w:val="zh_TW" w:bidi="zh_TW"/>
+        </w:rPr>
+        <w:t>加4:19</w:t>
+      </w:r>
       <w:r>
         <w:rPr>
           <w:lang w:val="zh_TW" w:bidi="zh_TW"/>
         </w:rPr>
         <w:t>；</w:t>
       </w:r>
-      <w:hyperlink r:id="rId82">
-        <w:r>
-          <w:rPr>
-            <w:lang w:val="zh_TW" w:bidi="zh_TW"/>
-          </w:rPr>
-          <w:rPr>
-            <w:color w:val="0000EE"/>
-            <w:u w:val="single"/>
-          </w:rPr>
-          <w:t>腓3:21</w:t>
-        </w:r>
-      </w:hyperlink>
+      <w:r>
+        <w:rPr>
+          <w:lang w:val="zh_TW" w:bidi="zh_TW"/>
+        </w:rPr>
+        <w:t>腓3:21</w:t>
+      </w:r>
       <w:r>
         <w:rPr>
           <w:lang w:val="zh_TW" w:bidi="zh_TW"/>
         </w:rPr>
         <w:t>；</w:t>
       </w:r>
-      <w:hyperlink r:id="rId83">
-        <w:r>
-          <w:rPr>
-            <w:lang w:val="zh_TW" w:bidi="zh_TW"/>
-          </w:rPr>
-          <w:rPr>
-            <w:color w:val="0000EE"/>
-            <w:u w:val="single"/>
-          </w:rPr>
-          <w:t>約一3:2</w:t>
-        </w:r>
-      </w:hyperlink>
+      <w:r>
+        <w:rPr>
+          <w:lang w:val="zh_TW" w:bidi="zh_TW"/>
+        </w:rPr>
+        <w:t>約一3:2</w:t>
+      </w:r>
       <w:r>
         <w:rPr>
           <w:lang w:val="zh_TW" w:bidi="zh_TW"/>
@@ -3515,36 +3053,24 @@
         </w:rPr>
         <w:t>）向我們顯示了神的憐憫。保羅感到很榮幸能夠擁有分享福音信息的職分（</w:t>
       </w:r>
-      <w:hyperlink r:id="rId84">
-        <w:r>
-          <w:rPr>
-            <w:lang w:val="zh_TW" w:bidi="zh_TW"/>
-          </w:rPr>
-          <w:rPr>
-            <w:color w:val="0000EE"/>
-            <w:u w:val="single"/>
-          </w:rPr>
-          <w:t>林前15:9–11</w:t>
-        </w:r>
-      </w:hyperlink>
+      <w:r>
+        <w:rPr>
+          <w:lang w:val="zh_TW" w:bidi="zh_TW"/>
+        </w:rPr>
+        <w:t>林前15:9–11</w:t>
+      </w:r>
       <w:r>
         <w:rPr>
           <w:lang w:val="zh_TW" w:bidi="zh_TW"/>
         </w:rPr>
         <w:t>；</w:t>
       </w:r>
-      <w:hyperlink r:id="rId85">
-        <w:r>
-          <w:rPr>
-            <w:lang w:val="zh_TW" w:bidi="zh_TW"/>
-          </w:rPr>
-          <w:rPr>
-            <w:color w:val="0000EE"/>
-            <w:u w:val="single"/>
-          </w:rPr>
-          <w:t>提前1:12–17</w:t>
-        </w:r>
-      </w:hyperlink>
+      <w:r>
+        <w:rPr>
+          <w:lang w:val="zh_TW" w:bidi="zh_TW"/>
+        </w:rPr>
+        <w:t>提前1:12–17</w:t>
+      </w:r>
       <w:r>
         <w:rPr>
           <w:lang w:val="zh_TW" w:bidi="zh_TW"/>
@@ -3599,18 +3125,12 @@
         </w:rPr>
         <w:t>保羅的事工以誠實為特點，不像其他傳道者（</w:t>
       </w:r>
-      <w:hyperlink r:id="rId86">
-        <w:r>
-          <w:rPr>
-            <w:lang w:val="zh_TW" w:bidi="zh_TW"/>
-          </w:rPr>
-          <w:rPr>
-            <w:color w:val="0000EE"/>
-            <w:u w:val="single"/>
-          </w:rPr>
-          <w:t>2:17</w:t>
-        </w:r>
-      </w:hyperlink>
+      <w:r>
+        <w:rPr>
+          <w:lang w:val="zh_TW" w:bidi="zh_TW"/>
+        </w:rPr>
+        <w:t>2:17</w:t>
+      </w:r>
       <w:r>
         <w:rPr>
           <w:lang w:val="zh_TW" w:bidi="zh_TW"/>
@@ -3665,72 +3185,48 @@
         </w:rPr>
         <w:t>福音將人分為兩類：那些仍然處於黑暗中的人和那些被神光照的人（見</w:t>
       </w:r>
-      <w:hyperlink r:id="rId87">
-        <w:r>
-          <w:rPr>
-            <w:lang w:val="zh_TW" w:bidi="zh_TW"/>
-          </w:rPr>
-          <w:rPr>
-            <w:color w:val="0000EE"/>
-            <w:u w:val="single"/>
-          </w:rPr>
-          <w:t>徒26:18</w:t>
-        </w:r>
-      </w:hyperlink>
+      <w:r>
+        <w:rPr>
+          <w:lang w:val="zh_TW" w:bidi="zh_TW"/>
+        </w:rPr>
+        <w:t>徒26:18</w:t>
+      </w:r>
       <w:r>
         <w:rPr>
           <w:lang w:val="zh_TW" w:bidi="zh_TW"/>
         </w:rPr>
         <w:t>，參</w:t>
       </w:r>
-      <w:hyperlink r:id="rId88">
-        <w:r>
-          <w:rPr>
-            <w:lang w:val="zh_TW" w:bidi="zh_TW"/>
-          </w:rPr>
-          <w:rPr>
-            <w:color w:val="0000EE"/>
-            <w:u w:val="single"/>
-          </w:rPr>
-          <w:t>約3:19–21</w:t>
-        </w:r>
-      </w:hyperlink>
+      <w:r>
+        <w:rPr>
+          <w:lang w:val="zh_TW" w:bidi="zh_TW"/>
+        </w:rPr>
+        <w:t>約3:19–21</w:t>
+      </w:r>
       <w:r>
         <w:rPr>
           <w:lang w:val="zh_TW" w:bidi="zh_TW"/>
         </w:rPr>
         <w:t>）。神將人帶到祂自己面前的行動，就是將人從一個由黑暗統治的權勢轉移到神的光明之中的行動（</w:t>
       </w:r>
-      <w:hyperlink r:id="rId89">
-        <w:r>
-          <w:rPr>
-            <w:lang w:val="zh_TW" w:bidi="zh_TW"/>
-          </w:rPr>
-          <w:rPr>
-            <w:color w:val="0000EE"/>
-            <w:u w:val="single"/>
-          </w:rPr>
-          <w:t>西1:12–14</w:t>
-        </w:r>
-      </w:hyperlink>
+      <w:r>
+        <w:rPr>
+          <w:lang w:val="zh_TW" w:bidi="zh_TW"/>
+        </w:rPr>
+        <w:t>西1:12–14</w:t>
+      </w:r>
       <w:r>
         <w:rPr>
           <w:lang w:val="zh_TW" w:bidi="zh_TW"/>
         </w:rPr>
         <w:t>；</w:t>
       </w:r>
-      <w:hyperlink r:id="rId90">
-        <w:r>
-          <w:rPr>
-            <w:lang w:val="zh_TW" w:bidi="zh_TW"/>
-          </w:rPr>
-          <w:rPr>
-            <w:color w:val="0000EE"/>
-            <w:u w:val="single"/>
-          </w:rPr>
-          <w:t>彼前2:9</w:t>
-        </w:r>
-      </w:hyperlink>
+      <w:r>
+        <w:rPr>
+          <w:lang w:val="zh_TW" w:bidi="zh_TW"/>
+        </w:rPr>
+        <w:t>彼前2:9</w:t>
+      </w:r>
       <w:r>
         <w:rPr>
           <w:lang w:val="zh_TW" w:bidi="zh_TW"/>
@@ -3785,54 +3281,36 @@
         </w:rPr>
         <w:t xml:space="preserve">我們傳耶穌基督為主：另見 </w:t>
       </w:r>
-      <w:hyperlink r:id="rId91">
-        <w:r>
-          <w:rPr>
-            <w:lang w:val="zh_TW" w:bidi="zh_TW"/>
-          </w:rPr>
-          <w:rPr>
-            <w:color w:val="0000EE"/>
-            <w:u w:val="single"/>
-          </w:rPr>
-          <w:t>羅馬書十章9至10節</w:t>
-        </w:r>
-      </w:hyperlink>
+      <w:r>
+        <w:rPr>
+          <w:lang w:val="zh_TW" w:bidi="zh_TW"/>
+        </w:rPr>
+        <w:t>羅馬書十章9至10節</w:t>
+      </w:r>
       <w:r>
         <w:rPr>
           <w:lang w:val="zh_TW" w:bidi="zh_TW"/>
         </w:rPr>
         <w:t>，</w:t>
       </w:r>
-      <w:hyperlink r:id="rId92">
-        <w:r>
-          <w:rPr>
-            <w:lang w:val="zh_TW" w:bidi="zh_TW"/>
-          </w:rPr>
-          <w:rPr>
-            <w:color w:val="0000EE"/>
-            <w:u w:val="single"/>
-          </w:rPr>
-          <w:t>哥林多前書十二章3節</w:t>
-        </w:r>
-      </w:hyperlink>
+      <w:r>
+        <w:rPr>
+          <w:lang w:val="zh_TW" w:bidi="zh_TW"/>
+        </w:rPr>
+        <w:t>哥林多前書十二章3節</w:t>
+      </w:r>
       <w:r>
         <w:rPr>
           <w:lang w:val="zh_TW" w:bidi="zh_TW"/>
         </w:rPr>
         <w:t>，</w:t>
       </w:r>
-      <w:hyperlink r:id="rId93">
-        <w:r>
-          <w:rPr>
-            <w:lang w:val="zh_TW" w:bidi="zh_TW"/>
-          </w:rPr>
-          <w:rPr>
-            <w:color w:val="0000EE"/>
-            <w:u w:val="single"/>
-          </w:rPr>
-          <w:t>歌羅西書二章6節</w:t>
-        </w:r>
-      </w:hyperlink>
+      <w:r>
+        <w:rPr>
+          <w:lang w:val="zh_TW" w:bidi="zh_TW"/>
+        </w:rPr>
+        <w:t>歌羅西書二章6節</w:t>
+      </w:r>
       <w:r>
         <w:rPr>
           <w:lang w:val="zh_TW" w:bidi="zh_TW"/>
@@ -3887,18 +3365,12 @@
         </w:rPr>
         <w:t>福音的信息就像珍貴的寶貝，但它被存放在脆弱的瓦器中——也就是我們虛弱的身體中。這個見解賦予苦難目的（</w:t>
       </w:r>
-      <w:hyperlink r:id="rId94">
-        <w:r>
-          <w:rPr>
-            <w:lang w:val="zh_TW" w:bidi="zh_TW"/>
-          </w:rPr>
-          <w:rPr>
-            <w:color w:val="0000EE"/>
-            <w:u w:val="single"/>
-          </w:rPr>
-          <w:t>4:8–5:10</w:t>
-        </w:r>
-      </w:hyperlink>
+      <w:r>
+        <w:rPr>
+          <w:lang w:val="zh_TW" w:bidi="zh_TW"/>
+        </w:rPr>
+        <w:t>4:8–5:10</w:t>
+      </w:r>
       <w:r>
         <w:rPr>
           <w:lang w:val="zh_TW" w:bidi="zh_TW"/>
@@ -3953,18 +3425,12 @@
         </w:rPr>
         <w:t>信徒經常同受主的羞辱，並深信他們也會同享祂得勝復活的生命 (</w:t>
       </w:r>
-      <w:hyperlink r:id="rId95">
-        <w:r>
-          <w:rPr>
-            <w:lang w:val="zh_TW" w:bidi="zh_TW"/>
-          </w:rPr>
-          <w:rPr>
-            <w:color w:val="0000EE"/>
-            <w:u w:val="single"/>
-          </w:rPr>
-          <w:t>4:14</w:t>
-        </w:r>
-      </w:hyperlink>
+      <w:r>
+        <w:rPr>
+          <w:lang w:val="zh_TW" w:bidi="zh_TW"/>
+        </w:rPr>
+        <w:t>4:14</w:t>
+      </w:r>
       <w:r>
         <w:rPr>
           <w:lang w:val="zh_TW" w:bidi="zh_TW"/>
@@ -4019,54 +3485,36 @@
         </w:rPr>
         <w:t>保羅透過他生命面臨的危險和致命的危難（見</w:t>
       </w:r>
-      <w:hyperlink r:id="rId96">
-        <w:r>
-          <w:rPr>
-            <w:lang w:val="zh_TW" w:bidi="zh_TW"/>
-          </w:rPr>
-          <w:rPr>
-            <w:color w:val="0000EE"/>
-            <w:u w:val="single"/>
-          </w:rPr>
-          <w:t>林前15:30</w:t>
-        </w:r>
-      </w:hyperlink>
+      <w:r>
+        <w:rPr>
+          <w:lang w:val="zh_TW" w:bidi="zh_TW"/>
+        </w:rPr>
+        <w:t>林前15:30</w:t>
+      </w:r>
       <w:r>
         <w:rPr>
           <w:lang w:val="zh_TW" w:bidi="zh_TW"/>
         </w:rPr>
         <w:t>），堅固他所建立的教會中的基督徒的信心（參</w:t>
       </w:r>
-      <w:hyperlink r:id="rId97">
-        <w:r>
-          <w:rPr>
-            <w:lang w:val="zh_TW" w:bidi="zh_TW"/>
-          </w:rPr>
-          <w:rPr>
-            <w:color w:val="0000EE"/>
-            <w:u w:val="single"/>
-          </w:rPr>
-          <w:t>西1:24</w:t>
-        </w:r>
-      </w:hyperlink>
+      <w:r>
+        <w:rPr>
+          <w:lang w:val="zh_TW" w:bidi="zh_TW"/>
+        </w:rPr>
+        <w:t>西1:24</w:t>
+      </w:r>
       <w:r>
         <w:rPr>
           <w:lang w:val="zh_TW" w:bidi="zh_TW"/>
         </w:rPr>
         <w:t>；</w:t>
       </w:r>
-      <w:hyperlink r:id="rId98">
-        <w:r>
-          <w:rPr>
-            <w:lang w:val="zh_TW" w:bidi="zh_TW"/>
-          </w:rPr>
-          <w:rPr>
-            <w:color w:val="0000EE"/>
-            <w:u w:val="single"/>
-          </w:rPr>
-          <w:t>提後2:10</w:t>
-        </w:r>
-      </w:hyperlink>
+      <w:r>
+        <w:rPr>
+          <w:lang w:val="zh_TW" w:bidi="zh_TW"/>
+        </w:rPr>
+        <w:t>提後2:10</w:t>
+      </w:r>
       <w:r>
         <w:rPr>
           <w:lang w:val="zh_TW" w:bidi="zh_TW"/>
@@ -4133,18 +3581,12 @@
         </w:rPr>
         <w:t>的秘密在於他擁有像詩人一樣的信心（見</w:t>
       </w:r>
-      <w:hyperlink r:id="rId99">
-        <w:r>
-          <w:rPr>
-            <w:lang w:val="zh_TW" w:bidi="zh_TW"/>
-          </w:rPr>
-          <w:rPr>
-            <w:color w:val="0000EE"/>
-            <w:u w:val="single"/>
-          </w:rPr>
-          <w:t>詩116:10</w:t>
-        </w:r>
-      </w:hyperlink>
+      <w:r>
+        <w:rPr>
+          <w:lang w:val="zh_TW" w:bidi="zh_TW"/>
+        </w:rPr>
+        <w:t>詩116:10</w:t>
+      </w:r>
       <w:r>
         <w:rPr>
           <w:lang w:val="zh_TW" w:bidi="zh_TW"/>
@@ -4199,36 +3641,24 @@
         </w:rPr>
         <w:t>我們不喪膽：這個對忍耐的呼召伴隨著對未來盼望的提醒（</w:t>
       </w:r>
-      <w:hyperlink r:id="rId100">
-        <w:r>
-          <w:rPr>
-            <w:lang w:val="zh_TW" w:bidi="zh_TW"/>
-          </w:rPr>
-          <w:rPr>
-            <w:color w:val="0000EE"/>
-            <w:u w:val="single"/>
-          </w:rPr>
-          <w:t>5:1–10</w:t>
-        </w:r>
-      </w:hyperlink>
+      <w:r>
+        <w:rPr>
+          <w:lang w:val="zh_TW" w:bidi="zh_TW"/>
+        </w:rPr>
+        <w:t>5:1–10</w:t>
+      </w:r>
       <w:r>
         <w:rPr>
           <w:lang w:val="zh_TW" w:bidi="zh_TW"/>
         </w:rPr>
         <w:t>）。人的身體在正常的成長過程中會逐漸衰老，保羅在身體和情緒上也都特別疲累（</w:t>
       </w:r>
-      <w:hyperlink r:id="rId101">
-        <w:r>
-          <w:rPr>
-            <w:lang w:val="zh_TW" w:bidi="zh_TW"/>
-          </w:rPr>
-          <w:rPr>
-            <w:color w:val="0000EE"/>
-            <w:u w:val="single"/>
-          </w:rPr>
-          <w:t>4:8–12</w:t>
-        </w:r>
-      </w:hyperlink>
+      <w:r>
+        <w:rPr>
+          <w:lang w:val="zh_TW" w:bidi="zh_TW"/>
+        </w:rPr>
+        <w:t>4:8–12</w:t>
+      </w:r>
       <w:r>
         <w:rPr>
           <w:lang w:val="zh_TW" w:bidi="zh_TW"/>
@@ -4356,36 +3786,24 @@
         </w:rPr>
         <w:t>永恆的盼望的前景是一片光明，天上的身體將取代今生衰敗的身體。復活的神也會使我們復活，並與所有信徒一起站立在祂面前 (</w:t>
       </w:r>
-      <w:hyperlink r:id="rId95">
-        <w:r>
-          <w:rPr>
-            <w:lang w:val="zh_TW" w:bidi="zh_TW"/>
-          </w:rPr>
-          <w:rPr>
-            <w:color w:val="0000EE"/>
-            <w:u w:val="single"/>
-          </w:rPr>
-          <w:t>4:14</w:t>
-        </w:r>
-      </w:hyperlink>
+      <w:r>
+        <w:rPr>
+          <w:lang w:val="zh_TW" w:bidi="zh_TW"/>
+        </w:rPr>
+        <w:t>4:14</w:t>
+      </w:r>
       <w:r>
         <w:rPr>
           <w:lang w:val="zh_TW" w:bidi="zh_TW"/>
         </w:rPr>
         <w:t>)。這段復活盼望的陳述源於保羅在以弗所遭遇的情況 (</w:t>
       </w:r>
-      <w:hyperlink r:id="rId17">
-        <w:r>
-          <w:rPr>
-            <w:lang w:val="zh_TW" w:bidi="zh_TW"/>
-          </w:rPr>
-          <w:rPr>
-            <w:color w:val="0000EE"/>
-            <w:u w:val="single"/>
-          </w:rPr>
-          <w:t>1:8–11</w:t>
-        </w:r>
-      </w:hyperlink>
+      <w:r>
+        <w:rPr>
+          <w:lang w:val="zh_TW" w:bidi="zh_TW"/>
+        </w:rPr>
+        <w:t>1:8–11</w:t>
+      </w:r>
       <w:r>
         <w:rPr>
           <w:lang w:val="zh_TW" w:bidi="zh_TW"/>
@@ -4411,36 +3829,24 @@
         </w:rPr>
         <w:t>也就是我們的身體——將在死亡和解體中被拆毀 (見</w:t>
       </w:r>
-      <w:hyperlink r:id="rId102">
-        <w:r>
-          <w:rPr>
-            <w:lang w:val="zh_TW" w:bidi="zh_TW"/>
-          </w:rPr>
-          <w:rPr>
-            <w:color w:val="0000EE"/>
-            <w:u w:val="single"/>
-          </w:rPr>
-          <w:t>林前15:42–57</w:t>
-        </w:r>
-      </w:hyperlink>
+      <w:r>
+        <w:rPr>
+          <w:lang w:val="zh_TW" w:bidi="zh_TW"/>
+        </w:rPr>
+        <w:t>林前15:42–57</w:t>
+      </w:r>
       <w:r>
         <w:rPr>
           <w:lang w:val="zh_TW" w:bidi="zh_TW"/>
         </w:rPr>
         <w:t>；</w:t>
       </w:r>
-      <w:hyperlink r:id="rId103">
-        <w:r>
-          <w:rPr>
-            <w:lang w:val="zh_TW" w:bidi="zh_TW"/>
-          </w:rPr>
-          <w:rPr>
-            <w:color w:val="0000EE"/>
-            <w:u w:val="single"/>
-          </w:rPr>
-          <w:t>腓3:20–21</w:t>
-        </w:r>
-      </w:hyperlink>
+      <w:r>
+        <w:rPr>
+          <w:lang w:val="zh_TW" w:bidi="zh_TW"/>
+        </w:rPr>
+        <w:t>腓3:20–21</w:t>
+      </w:r>
       <w:r>
         <w:rPr>
           <w:lang w:val="zh_TW" w:bidi="zh_TW"/>
@@ -4495,54 +3901,36 @@
         </w:rPr>
         <w:t>我們......深想得那從天上來的房屋（譯註：有些譯本譯為「我們渴望穿上我們天上的身體」）：這不是死亡的願望；而是保羅渴望主再來時，祂會賜給祂的子民新的身體（</w:t>
       </w:r>
-      <w:hyperlink r:id="rId104">
-        <w:r>
-          <w:rPr>
-            <w:lang w:val="zh_TW" w:bidi="zh_TW"/>
-          </w:rPr>
-          <w:rPr>
-            <w:color w:val="0000EE"/>
-            <w:u w:val="single"/>
-          </w:rPr>
-          <w:t>林前15:51–58</w:t>
-        </w:r>
-      </w:hyperlink>
+      <w:r>
+        <w:rPr>
+          <w:lang w:val="zh_TW" w:bidi="zh_TW"/>
+        </w:rPr>
+        <w:t>林前15:51–58</w:t>
+      </w:r>
       <w:r>
         <w:rPr>
           <w:lang w:val="zh_TW" w:bidi="zh_TW"/>
         </w:rPr>
         <w:t>；</w:t>
       </w:r>
-      <w:hyperlink r:id="rId103">
-        <w:r>
-          <w:rPr>
-            <w:lang w:val="zh_TW" w:bidi="zh_TW"/>
-          </w:rPr>
-          <w:rPr>
-            <w:color w:val="0000EE"/>
-            <w:u w:val="single"/>
-          </w:rPr>
-          <w:t>腓3:20–21</w:t>
-        </w:r>
-      </w:hyperlink>
+      <w:r>
+        <w:rPr>
+          <w:lang w:val="zh_TW" w:bidi="zh_TW"/>
+        </w:rPr>
+        <w:t>腓3:20–21</w:t>
+      </w:r>
       <w:r>
         <w:rPr>
           <w:lang w:val="zh_TW" w:bidi="zh_TW"/>
         </w:rPr>
         <w:t>；</w:t>
       </w:r>
-      <w:hyperlink r:id="rId105">
-        <w:r>
-          <w:rPr>
-            <w:lang w:val="zh_TW" w:bidi="zh_TW"/>
-          </w:rPr>
-          <w:rPr>
-            <w:color w:val="0000EE"/>
-            <w:u w:val="single"/>
-          </w:rPr>
-          <w:t>帖前4:16–17</w:t>
-        </w:r>
-      </w:hyperlink>
+      <w:r>
+        <w:rPr>
+          <w:lang w:val="zh_TW" w:bidi="zh_TW"/>
+        </w:rPr>
+        <w:t>帖前4:16–17</w:t>
+      </w:r>
       <w:r>
         <w:rPr>
           <w:lang w:val="zh_TW" w:bidi="zh_TW"/>
@@ -4597,90 +3985,60 @@
         </w:rPr>
         <w:t>我們只能藉由信心來了解未來復活的盼望（見</w:t>
       </w:r>
-      <w:hyperlink r:id="rId106">
-        <w:r>
-          <w:rPr>
-            <w:lang w:val="zh_TW" w:bidi="zh_TW"/>
-          </w:rPr>
-          <w:rPr>
-            <w:color w:val="0000EE"/>
-            <w:u w:val="single"/>
-          </w:rPr>
-          <w:t>來11:1</w:t>
-        </w:r>
-      </w:hyperlink>
+      <w:r>
+        <w:rPr>
+          <w:lang w:val="zh_TW" w:bidi="zh_TW"/>
+        </w:rPr>
+        <w:t>來11:1</w:t>
+      </w:r>
       <w:r>
         <w:rPr>
           <w:lang w:val="zh_TW" w:bidi="zh_TW"/>
         </w:rPr>
         <w:t>、</w:t>
       </w:r>
-      <w:hyperlink r:id="rId107">
-        <w:r>
-          <w:rPr>
-            <w:lang w:val="zh_TW" w:bidi="zh_TW"/>
-          </w:rPr>
-          <w:rPr>
-            <w:color w:val="0000EE"/>
-            <w:u w:val="single"/>
-          </w:rPr>
-          <w:t>3</w:t>
-        </w:r>
-      </w:hyperlink>
+      <w:r>
+        <w:rPr>
+          <w:lang w:val="zh_TW" w:bidi="zh_TW"/>
+        </w:rPr>
+        <w:t>3</w:t>
+      </w:r>
       <w:r>
         <w:rPr>
           <w:lang w:val="zh_TW" w:bidi="zh_TW"/>
         </w:rPr>
         <w:t>、</w:t>
       </w:r>
-      <w:hyperlink r:id="rId108">
-        <w:r>
-          <w:rPr>
-            <w:lang w:val="zh_TW" w:bidi="zh_TW"/>
-          </w:rPr>
-          <w:rPr>
-            <w:color w:val="0000EE"/>
-            <w:u w:val="single"/>
-          </w:rPr>
-          <w:t>27</w:t>
-        </w:r>
-      </w:hyperlink>
+      <w:r>
+        <w:rPr>
+          <w:lang w:val="zh_TW" w:bidi="zh_TW"/>
+        </w:rPr>
+        <w:t>27</w:t>
+      </w:r>
       <w:r>
         <w:rPr>
           <w:lang w:val="zh_TW" w:bidi="zh_TW"/>
         </w:rPr>
         <w:t>），然而，我們有耶穌的復活和聖靈的同在作為將來的確據。（</w:t>
       </w:r>
-      <w:hyperlink r:id="rId109">
-        <w:r>
-          <w:rPr>
-            <w:lang w:val="zh_TW" w:bidi="zh_TW"/>
-          </w:rPr>
-          <w:rPr>
-            <w:color w:val="0000EE"/>
-            <w:u w:val="single"/>
-          </w:rPr>
-          <w:t>林前15:1–9</w:t>
-        </w:r>
-      </w:hyperlink>
+      <w:r>
+        <w:rPr>
+          <w:lang w:val="zh_TW" w:bidi="zh_TW"/>
+        </w:rPr>
+        <w:t>林前15:1–9</w:t>
+      </w:r>
       <w:r>
         <w:rPr>
           <w:lang w:val="zh_TW" w:bidi="zh_TW"/>
         </w:rPr>
         <w:t>；</w:t>
       </w:r>
-      <w:hyperlink r:id="rId39">
-        <w:r>
-          <w:rPr>
-            <w:lang w:val="zh_TW" w:bidi="zh_TW"/>
-          </w:rPr>
-          <w:rPr>
-            <w:color w:val="0000EE"/>
-            <w:u w:val="single"/>
-          </w:rPr>
-          <w:t>弗1:14</w:t>
-        </w:r>
-      </w:hyperlink>
+      <w:r>
+        <w:rPr>
+          <w:lang w:val="zh_TW" w:bidi="zh_TW"/>
+        </w:rPr>
+        <w:t>弗1:14</w:t>
+      </w:r>
       <w:r>
         <w:rPr>
           <w:lang w:val="zh_TW" w:bidi="zh_TW"/>
@@ -4735,126 +4093,84 @@
         </w:rPr>
         <w:t>我們現今的生命是要得主的喜悅（另見</w:t>
       </w:r>
-      <w:hyperlink r:id="rId110">
-        <w:r>
-          <w:rPr>
-            <w:lang w:val="zh_TW" w:bidi="zh_TW"/>
-          </w:rPr>
-          <w:rPr>
-            <w:color w:val="0000EE"/>
-            <w:u w:val="single"/>
-          </w:rPr>
-          <w:t>羅12:1–2</w:t>
-        </w:r>
-      </w:hyperlink>
+      <w:r>
+        <w:rPr>
+          <w:lang w:val="zh_TW" w:bidi="zh_TW"/>
+        </w:rPr>
+        <w:t>羅12:1–2</w:t>
+      </w:r>
       <w:r>
         <w:rPr>
           <w:lang w:val="zh_TW" w:bidi="zh_TW"/>
         </w:rPr>
         <w:t>，</w:t>
       </w:r>
-      <w:hyperlink r:id="rId111">
-        <w:r>
-          <w:rPr>
-            <w:lang w:val="zh_TW" w:bidi="zh_TW"/>
-          </w:rPr>
-          <w:rPr>
-            <w:color w:val="0000EE"/>
-            <w:u w:val="single"/>
-          </w:rPr>
-          <w:t>14:18</w:t>
-        </w:r>
-      </w:hyperlink>
+      <w:r>
+        <w:rPr>
+          <w:lang w:val="zh_TW" w:bidi="zh_TW"/>
+        </w:rPr>
+        <w:t>14:18</w:t>
+      </w:r>
       <w:r>
         <w:rPr>
           <w:lang w:val="zh_TW" w:bidi="zh_TW"/>
         </w:rPr>
         <w:t>；</w:t>
       </w:r>
-      <w:hyperlink r:id="rId112">
-        <w:r>
-          <w:rPr>
-            <w:lang w:val="zh_TW" w:bidi="zh_TW"/>
-          </w:rPr>
-          <w:rPr>
-            <w:color w:val="0000EE"/>
-            <w:u w:val="single"/>
-          </w:rPr>
-          <w:t>西1:10</w:t>
-        </w:r>
-      </w:hyperlink>
+      <w:r>
+        <w:rPr>
+          <w:lang w:val="zh_TW" w:bidi="zh_TW"/>
+        </w:rPr>
+        <w:t>西1:10</w:t>
+      </w:r>
       <w:r>
         <w:rPr>
           <w:lang w:val="zh_TW" w:bidi="zh_TW"/>
         </w:rPr>
         <w:t>；</w:t>
       </w:r>
-      <w:hyperlink r:id="rId113">
-        <w:r>
-          <w:rPr>
-            <w:lang w:val="zh_TW" w:bidi="zh_TW"/>
-          </w:rPr>
-          <w:rPr>
-            <w:color w:val="0000EE"/>
-            <w:u w:val="single"/>
-          </w:rPr>
-          <w:t>帖前4:1</w:t>
-        </w:r>
-      </w:hyperlink>
+      <w:r>
+        <w:rPr>
+          <w:lang w:val="zh_TW" w:bidi="zh_TW"/>
+        </w:rPr>
+        <w:t>帖前4:1</w:t>
+      </w:r>
       <w:r>
         <w:rPr>
           <w:lang w:val="zh_TW" w:bidi="zh_TW"/>
         </w:rPr>
         <w:t>）。當我們站在基督面前接受審判時，這個志向將受到考驗。審判者也是我們的保惠師，因此我們有信心獲判無罪（</w:t>
       </w:r>
-      <w:hyperlink r:id="rId114">
-        <w:r>
-          <w:rPr>
-            <w:lang w:val="zh_TW" w:bidi="zh_TW"/>
-          </w:rPr>
-          <w:rPr>
-            <w:color w:val="0000EE"/>
-            <w:u w:val="single"/>
-          </w:rPr>
-          <w:t>羅8:1</w:t>
-        </w:r>
-      </w:hyperlink>
+      <w:r>
+        <w:rPr>
+          <w:lang w:val="zh_TW" w:bidi="zh_TW"/>
+        </w:rPr>
+        <w:t>羅8:1</w:t>
+      </w:r>
       <w:r>
         <w:rPr>
           <w:lang w:val="zh_TW" w:bidi="zh_TW"/>
         </w:rPr>
         <w:t>、</w:t>
       </w:r>
-      <w:hyperlink r:id="rId115">
-        <w:r>
-          <w:rPr>
-            <w:lang w:val="zh_TW" w:bidi="zh_TW"/>
-          </w:rPr>
-          <w:rPr>
-            <w:color w:val="0000EE"/>
-            <w:u w:val="single"/>
-          </w:rPr>
-          <w:t>33–34</w:t>
-        </w:r>
-      </w:hyperlink>
+      <w:r>
+        <w:rPr>
+          <w:lang w:val="zh_TW" w:bidi="zh_TW"/>
+        </w:rPr>
+        <w:t>33–34</w:t>
+      </w:r>
       <w:r>
         <w:rPr>
           <w:lang w:val="zh_TW" w:bidi="zh_TW"/>
         </w:rPr>
         <w:t>）。然而，在這個世上的身體所做的行為將會被評估並被追究責任（</w:t>
       </w:r>
-      <w:hyperlink r:id="rId116">
-        <w:r>
-          <w:rPr>
-            <w:lang w:val="zh_TW" w:bidi="zh_TW"/>
-          </w:rPr>
-          <w:rPr>
-            <w:color w:val="0000EE"/>
-            <w:u w:val="single"/>
-          </w:rPr>
-          <w:t>徒17:31</w:t>
-        </w:r>
-      </w:hyperlink>
+      <w:r>
+        <w:rPr>
+          <w:lang w:val="zh_TW" w:bidi="zh_TW"/>
+        </w:rPr>
+        <w:t>徒17:31</w:t>
+      </w:r>
       <w:r>
         <w:rPr>
           <w:lang w:val="zh_TW" w:bidi="zh_TW"/>
@@ -4909,18 +4225,12 @@
         </w:rPr>
         <w:t>保羅服事的動機之一是他對神有敬畏的責任——不是畏懼，而是合理的敬畏（見</w:t>
       </w:r>
-      <w:hyperlink r:id="rId117">
-        <w:r>
-          <w:rPr>
-            <w:lang w:val="zh_TW" w:bidi="zh_TW"/>
-          </w:rPr>
-          <w:rPr>
-            <w:color w:val="0000EE"/>
-            <w:u w:val="single"/>
-          </w:rPr>
-          <w:t>箴1:7</w:t>
-        </w:r>
-      </w:hyperlink>
+      <w:r>
+        <w:rPr>
+          <w:lang w:val="zh_TW" w:bidi="zh_TW"/>
+        </w:rPr>
+        <w:t>箴1:7</w:t>
+      </w:r>
       <w:r>
         <w:rPr>
           <w:lang w:val="zh_TW" w:bidi="zh_TW"/>
@@ -4975,54 +4285,36 @@
         </w:rPr>
         <w:t>保羅在此解釋他信息的主題，就是和好——化敵為友，並恢復關係。保羅的思想根植於神如何透過基督使罪人與自己和好的作為（</w:t>
       </w:r>
-      <w:hyperlink r:id="rId118">
-        <w:r>
-          <w:rPr>
-            <w:lang w:val="zh_TW" w:bidi="zh_TW"/>
-          </w:rPr>
-          <w:rPr>
-            <w:color w:val="0000EE"/>
-            <w:u w:val="single"/>
-          </w:rPr>
-          <w:t>5:18–21</w:t>
-        </w:r>
-      </w:hyperlink>
+      <w:r>
+        <w:rPr>
+          <w:lang w:val="zh_TW" w:bidi="zh_TW"/>
+        </w:rPr>
+        <w:t>5:18–21</w:t>
+      </w:r>
       <w:r>
         <w:rPr>
           <w:lang w:val="zh_TW" w:bidi="zh_TW"/>
         </w:rPr>
         <w:t>）。這個闡述是以他為自己事工的辯護為框架（</w:t>
       </w:r>
-      <w:hyperlink r:id="rId119">
-        <w:r>
-          <w:rPr>
-            <w:lang w:val="zh_TW" w:bidi="zh_TW"/>
-          </w:rPr>
-          <w:rPr>
-            <w:color w:val="0000EE"/>
-            <w:u w:val="single"/>
-          </w:rPr>
-          <w:t>5:11–17</w:t>
-        </w:r>
-      </w:hyperlink>
+      <w:r>
+        <w:rPr>
+          <w:lang w:val="zh_TW" w:bidi="zh_TW"/>
+        </w:rPr>
+        <w:t>5:11–17</w:t>
+      </w:r>
       <w:r>
         <w:rPr>
           <w:lang w:val="zh_TW" w:bidi="zh_TW"/>
         </w:rPr>
         <w:t>），又將他的信息應用於哥林多的景況中（</w:t>
       </w:r>
-      <w:hyperlink r:id="rId120">
-        <w:r>
-          <w:rPr>
-            <w:lang w:val="zh_TW" w:bidi="zh_TW"/>
-          </w:rPr>
-          <w:rPr>
-            <w:color w:val="0000EE"/>
-            <w:u w:val="single"/>
-          </w:rPr>
-          <w:t>6:1–7:4</w:t>
-        </w:r>
-      </w:hyperlink>
+      <w:r>
+        <w:rPr>
+          <w:lang w:val="zh_TW" w:bidi="zh_TW"/>
+        </w:rPr>
+        <w:t>6:1–7:4</w:t>
+      </w:r>
       <w:r>
         <w:rPr>
           <w:lang w:val="zh_TW" w:bidi="zh_TW"/>
@@ -5077,36 +4369,24 @@
         </w:rPr>
         <w:t>保羅的敵對者誇耀他們表面上有引人注目的事奉，但他們卻沒有真誠的心（參</w:t>
       </w:r>
-      <w:hyperlink r:id="rId121">
-        <w:r>
-          <w:rPr>
-            <w:lang w:val="zh_TW" w:bidi="zh_TW"/>
-          </w:rPr>
-          <w:rPr>
-            <w:color w:val="0000EE"/>
-            <w:u w:val="single"/>
-          </w:rPr>
-          <w:t>撒上16:7</w:t>
-        </w:r>
-      </w:hyperlink>
+      <w:r>
+        <w:rPr>
+          <w:lang w:val="zh_TW" w:bidi="zh_TW"/>
+        </w:rPr>
+        <w:t>撒上16:7</w:t>
+      </w:r>
       <w:r>
         <w:rPr>
           <w:lang w:val="zh_TW" w:bidi="zh_TW"/>
         </w:rPr>
         <w:t>；</w:t>
       </w:r>
-      <w:hyperlink r:id="rId122">
-        <w:r>
-          <w:rPr>
-            <w:lang w:val="zh_TW" w:bidi="zh_TW"/>
-          </w:rPr>
-          <w:rPr>
-            <w:color w:val="0000EE"/>
-            <w:u w:val="single"/>
-          </w:rPr>
-          <w:t>羅2:28–29</w:t>
-        </w:r>
-      </w:hyperlink>
+      <w:r>
+        <w:rPr>
+          <w:lang w:val="zh_TW" w:bidi="zh_TW"/>
+        </w:rPr>
+        <w:t>羅2:28–29</w:t>
+      </w:r>
       <w:r>
         <w:rPr>
           <w:lang w:val="zh_TW" w:bidi="zh_TW"/>
@@ -5167,36 +4447,24 @@
         </w:rPr>
         <w:t>：這句話可能是指保羅在之前訪問哥林多時（</w:t>
       </w:r>
-      <w:hyperlink r:id="rId123">
-        <w:r>
-          <w:rPr>
-            <w:lang w:val="zh_TW" w:bidi="zh_TW"/>
-          </w:rPr>
-          <w:rPr>
-            <w:color w:val="0000EE"/>
-            <w:u w:val="single"/>
-          </w:rPr>
-          <w:t>2:1–2</w:t>
-        </w:r>
-      </w:hyperlink>
+      <w:r>
+        <w:rPr>
+          <w:lang w:val="zh_TW" w:bidi="zh_TW"/>
+        </w:rPr>
+        <w:t>2:1–2</w:t>
+      </w:r>
       <w:r>
         <w:rPr>
           <w:lang w:val="zh_TW" w:bidi="zh_TW"/>
         </w:rPr>
         <w:t>），有人指控他在那裡宣講單純的好消息時失去了理智（</w:t>
       </w:r>
-      <w:hyperlink r:id="rId124">
-        <w:r>
-          <w:rPr>
-            <w:lang w:val="zh_TW" w:bidi="zh_TW"/>
-          </w:rPr>
-          <w:rPr>
-            <w:color w:val="0000EE"/>
-            <w:u w:val="single"/>
-          </w:rPr>
-          <w:t>林前2:2</w:t>
-        </w:r>
-      </w:hyperlink>
+      <w:r>
+        <w:rPr>
+          <w:lang w:val="zh_TW" w:bidi="zh_TW"/>
+        </w:rPr>
+        <w:t>林前2:2</w:t>
+      </w:r>
       <w:r>
         <w:rPr>
           <w:lang w:val="zh_TW" w:bidi="zh_TW"/>
@@ -5257,18 +4525,12 @@
         </w:rPr>
         <w:t>：這可能指的是信徒對基督的愛，或（更可能是）基督對我們的愛，基督的愛促使信徒藉由他們的服事來傳揚基督（見</w:t>
       </w:r>
-      <w:hyperlink r:id="rId125">
-        <w:r>
-          <w:rPr>
-            <w:lang w:val="zh_TW" w:bidi="zh_TW"/>
-          </w:rPr>
-          <w:rPr>
-            <w:color w:val="0000EE"/>
-            <w:u w:val="single"/>
-          </w:rPr>
-          <w:t>林前9:16</w:t>
-        </w:r>
-      </w:hyperlink>
+      <w:r>
+        <w:rPr>
+          <w:lang w:val="zh_TW" w:bidi="zh_TW"/>
+        </w:rPr>
+        <w:t>林前9:16</w:t>
+      </w:r>
       <w:r>
         <w:rPr>
           <w:lang w:val="zh_TW" w:bidi="zh_TW"/>
@@ -5399,72 +4661,48 @@
         </w:rPr>
         <w:t>但是，我們現在對祂的認識截然不同！（譯註：和合本譯為「如今卻不再這樣認他了」）基督從死裡復活，帶來新的創造（</w:t>
       </w:r>
-      <w:hyperlink r:id="rId126">
-        <w:r>
-          <w:rPr>
-            <w:lang w:val="zh_TW" w:bidi="zh_TW"/>
-          </w:rPr>
-          <w:rPr>
-            <w:color w:val="0000EE"/>
-            <w:u w:val="single"/>
-          </w:rPr>
-          <w:t>5:17</w:t>
-        </w:r>
-      </w:hyperlink>
+      <w:r>
+        <w:rPr>
+          <w:lang w:val="zh_TW" w:bidi="zh_TW"/>
+        </w:rPr>
+        <w:t>5:17</w:t>
+      </w:r>
       <w:r>
         <w:rPr>
           <w:lang w:val="zh_TW" w:bidi="zh_TW"/>
         </w:rPr>
         <w:t>），並成為救贖主和宇宙的主（</w:t>
       </w:r>
-      <w:hyperlink r:id="rId127">
-        <w:r>
-          <w:rPr>
-            <w:lang w:val="zh_TW" w:bidi="zh_TW"/>
-          </w:rPr>
-          <w:rPr>
-            <w:color w:val="0000EE"/>
-            <w:u w:val="single"/>
-          </w:rPr>
-          <w:t>羅1:3–4</w:t>
-        </w:r>
-      </w:hyperlink>
+      <w:r>
+        <w:rPr>
+          <w:lang w:val="zh_TW" w:bidi="zh_TW"/>
+        </w:rPr>
+        <w:t>羅1:3–4</w:t>
+      </w:r>
       <w:r>
         <w:rPr>
           <w:lang w:val="zh_TW" w:bidi="zh_TW"/>
         </w:rPr>
         <w:t>；</w:t>
       </w:r>
-      <w:hyperlink r:id="rId128">
-        <w:r>
-          <w:rPr>
-            <w:lang w:val="zh_TW" w:bidi="zh_TW"/>
-          </w:rPr>
-          <w:rPr>
-            <w:color w:val="0000EE"/>
-            <w:u w:val="single"/>
-          </w:rPr>
-          <w:t>腓2:6–11</w:t>
-        </w:r>
-      </w:hyperlink>
+      <w:r>
+        <w:rPr>
+          <w:lang w:val="zh_TW" w:bidi="zh_TW"/>
+        </w:rPr>
+        <w:t>腓2:6–11</w:t>
+      </w:r>
       <w:r>
         <w:rPr>
           <w:lang w:val="zh_TW" w:bidi="zh_TW"/>
         </w:rPr>
         <w:t>；</w:t>
       </w:r>
-      <w:hyperlink r:id="rId129">
-        <w:r>
-          <w:rPr>
-            <w:lang w:val="zh_TW" w:bidi="zh_TW"/>
-          </w:rPr>
-          <w:rPr>
-            <w:color w:val="0000EE"/>
-            <w:u w:val="single"/>
-          </w:rPr>
-          <w:t>西1:15–20</w:t>
-        </w:r>
-      </w:hyperlink>
+      <w:r>
+        <w:rPr>
+          <w:lang w:val="zh_TW" w:bidi="zh_TW"/>
+        </w:rPr>
+        <w:t>西1:15–20</w:t>
+      </w:r>
       <w:r>
         <w:rPr>
           <w:lang w:val="zh_TW" w:bidi="zh_TW"/>
@@ -5617,18 +4855,12 @@
         </w:rPr>
         <w:t>信徒最大的特權是成為基督的使者（參</w:t>
       </w:r>
-      <w:hyperlink r:id="rId130">
-        <w:r>
-          <w:rPr>
-            <w:lang w:val="zh_TW" w:bidi="zh_TW"/>
-          </w:rPr>
-          <w:rPr>
-            <w:color w:val="0000EE"/>
-            <w:u w:val="single"/>
-          </w:rPr>
-          <w:t>弗6:20</w:t>
-        </w:r>
-      </w:hyperlink>
+      <w:r>
+        <w:rPr>
+          <w:lang w:val="zh_TW" w:bidi="zh_TW"/>
+        </w:rPr>
+        <w:t>弗6:20</w:t>
+      </w:r>
       <w:r>
         <w:rPr>
           <w:lang w:val="zh_TW" w:bidi="zh_TW"/>
@@ -5677,72 +4909,48 @@
         </w:rPr>
         <w:t>基督為罪人所做救贖的工作，為他們開闢了「回到神那裡！」並與祂和好的道路（參</w:t>
       </w:r>
-      <w:hyperlink r:id="rId131">
-        <w:r>
-          <w:rPr>
-            <w:lang w:val="zh_TW" w:bidi="zh_TW"/>
-          </w:rPr>
-          <w:rPr>
-            <w:color w:val="0000EE"/>
-            <w:u w:val="single"/>
-          </w:rPr>
-          <w:t>羅5:1–11</w:t>
-        </w:r>
-      </w:hyperlink>
+      <w:r>
+        <w:rPr>
+          <w:lang w:val="zh_TW" w:bidi="zh_TW"/>
+        </w:rPr>
+        <w:t>羅5:1–11</w:t>
+      </w:r>
       <w:r>
         <w:rPr>
           <w:lang w:val="zh_TW" w:bidi="zh_TW"/>
         </w:rPr>
         <w:t>；</w:t>
       </w:r>
-      <w:hyperlink r:id="rId132">
-        <w:r>
-          <w:rPr>
-            <w:lang w:val="zh_TW" w:bidi="zh_TW"/>
-          </w:rPr>
-          <w:rPr>
-            <w:color w:val="0000EE"/>
-            <w:u w:val="single"/>
-          </w:rPr>
-          <w:t>弗2:11–22</w:t>
-        </w:r>
-      </w:hyperlink>
+      <w:r>
+        <w:rPr>
+          <w:lang w:val="zh_TW" w:bidi="zh_TW"/>
+        </w:rPr>
+        <w:t>弗2:11–22</w:t>
+      </w:r>
       <w:r>
         <w:rPr>
           <w:lang w:val="zh_TW" w:bidi="zh_TW"/>
         </w:rPr>
         <w:t>；</w:t>
       </w:r>
-      <w:hyperlink r:id="rId133">
-        <w:r>
-          <w:rPr>
-            <w:lang w:val="zh_TW" w:bidi="zh_TW"/>
-          </w:rPr>
-          <w:rPr>
-            <w:color w:val="0000EE"/>
-            <w:u w:val="single"/>
-          </w:rPr>
-          <w:t>西1:15–23</w:t>
-        </w:r>
-      </w:hyperlink>
+      <w:r>
+        <w:rPr>
+          <w:lang w:val="zh_TW" w:bidi="zh_TW"/>
+        </w:rPr>
+        <w:t>西1:15–23</w:t>
+      </w:r>
       <w:r>
         <w:rPr>
           <w:lang w:val="zh_TW" w:bidi="zh_TW"/>
         </w:rPr>
         <w:t>）。這個呼籲就是基督徒見證的核心。保羅也呼籲叛逆的哥林多信徒來到他這邊（見</w:t>
       </w:r>
-      <w:hyperlink r:id="rId134">
-        <w:r>
-          <w:rPr>
-            <w:lang w:val="zh_TW" w:bidi="zh_TW"/>
-          </w:rPr>
-          <w:rPr>
-            <w:color w:val="0000EE"/>
-            <w:u w:val="single"/>
-          </w:rPr>
-          <w:t>林後6:1</w:t>
-        </w:r>
-      </w:hyperlink>
+      <w:r>
+        <w:rPr>
+          <w:lang w:val="zh_TW" w:bidi="zh_TW"/>
+        </w:rPr>
+        <w:t>林後6:1</w:t>
+      </w:r>
       <w:r>
         <w:rPr>
           <w:lang w:val="zh_TW" w:bidi="zh_TW"/>
@@ -5797,72 +5005,48 @@
         </w:rPr>
         <w:t>基督在十字架上成為我們的罪的祭物，祂將罪的刑罰扛在自己身上，以罪犯的方式受死。儘管祂自己從未犯罪，祂仍願意這樣做（</w:t>
       </w:r>
-      <w:hyperlink r:id="rId135">
-        <w:r>
-          <w:rPr>
-            <w:lang w:val="zh_TW" w:bidi="zh_TW"/>
-          </w:rPr>
-          <w:rPr>
-            <w:color w:val="0000EE"/>
-            <w:u w:val="single"/>
-          </w:rPr>
-          <w:t>約8:46</w:t>
-        </w:r>
-      </w:hyperlink>
+      <w:r>
+        <w:rPr>
+          <w:lang w:val="zh_TW" w:bidi="zh_TW"/>
+        </w:rPr>
+        <w:t>約8:46</w:t>
+      </w:r>
       <w:r>
         <w:rPr>
           <w:lang w:val="zh_TW" w:bidi="zh_TW"/>
         </w:rPr>
         <w:t>；</w:t>
       </w:r>
-      <w:hyperlink r:id="rId136">
-        <w:r>
-          <w:rPr>
-            <w:lang w:val="zh_TW" w:bidi="zh_TW"/>
-          </w:rPr>
-          <w:rPr>
-            <w:color w:val="0000EE"/>
-            <w:u w:val="single"/>
-          </w:rPr>
-          <w:t>彼前2:22</w:t>
-        </w:r>
-      </w:hyperlink>
+      <w:r>
+        <w:rPr>
+          <w:lang w:val="zh_TW" w:bidi="zh_TW"/>
+        </w:rPr>
+        <w:t>彼前2:22</w:t>
+      </w:r>
       <w:r>
         <w:rPr>
           <w:lang w:val="zh_TW" w:bidi="zh_TW"/>
         </w:rPr>
         <w:t>；</w:t>
       </w:r>
-      <w:hyperlink r:id="rId137">
-        <w:r>
-          <w:rPr>
-            <w:lang w:val="zh_TW" w:bidi="zh_TW"/>
-          </w:rPr>
-          <w:rPr>
-            <w:color w:val="0000EE"/>
-            <w:u w:val="single"/>
-          </w:rPr>
-          <w:t>約一3:5</w:t>
-        </w:r>
-      </w:hyperlink>
+      <w:r>
+        <w:rPr>
+          <w:lang w:val="zh_TW" w:bidi="zh_TW"/>
+        </w:rPr>
+        <w:t>約一3:5</w:t>
+      </w:r>
       <w:r>
         <w:rPr>
           <w:lang w:val="zh_TW" w:bidi="zh_TW"/>
         </w:rPr>
         <w:t>），使我們可以與神和好——也就是與神建立正確的關係並被祂接納（見</w:t>
       </w:r>
-      <w:hyperlink r:id="rId138">
-        <w:r>
-          <w:rPr>
-            <w:lang w:val="zh_TW" w:bidi="zh_TW"/>
-          </w:rPr>
-          <w:rPr>
-            <w:color w:val="0000EE"/>
-            <w:u w:val="single"/>
-          </w:rPr>
-          <w:t>加3:13</w:t>
-        </w:r>
-      </w:hyperlink>
+      <w:r>
+        <w:rPr>
+          <w:lang w:val="zh_TW" w:bidi="zh_TW"/>
+        </w:rPr>
+        <w:t>加3:13</w:t>
+      </w:r>
       <w:r>
         <w:rPr>
           <w:lang w:val="zh_TW" w:bidi="zh_TW"/>
@@ -6006,18 +5190,12 @@
         </w:rPr>
         <w:t>這段引用自</w:t>
       </w:r>
-      <w:hyperlink r:id="rId139">
-        <w:r>
-          <w:rPr>
-            <w:lang w:val="zh_TW" w:bidi="zh_TW"/>
-          </w:rPr>
-          <w:rPr>
-            <w:color w:val="0000EE"/>
-            <w:u w:val="single"/>
-          </w:rPr>
-          <w:t>以賽亞書四十九章8節</w:t>
-        </w:r>
-      </w:hyperlink>
+      <w:r>
+        <w:rPr>
+          <w:lang w:val="zh_TW" w:bidi="zh_TW"/>
+        </w:rPr>
+        <w:t>以賽亞書四十九章8節</w:t>
+      </w:r>
       <w:r>
         <w:rPr>
           <w:lang w:val="zh_TW" w:bidi="zh_TW"/>
@@ -6072,108 +5250,72 @@
         </w:rPr>
         <w:t>保羅揭示了他事工艱辛的一幕（參</w:t>
       </w:r>
-      <w:hyperlink r:id="rId140">
-        <w:r>
-          <w:rPr>
-            <w:lang w:val="zh_TW" w:bidi="zh_TW"/>
-          </w:rPr>
-          <w:rPr>
-            <w:color w:val="0000EE"/>
-            <w:u w:val="single"/>
-          </w:rPr>
-          <w:t>4:7–18</w:t>
-        </w:r>
-      </w:hyperlink>
+      <w:r>
+        <w:rPr>
+          <w:lang w:val="zh_TW" w:bidi="zh_TW"/>
+        </w:rPr>
+        <w:t>4:7–18</w:t>
+      </w:r>
       <w:r>
         <w:rPr>
           <w:lang w:val="zh_TW" w:bidi="zh_TW"/>
         </w:rPr>
         <w:t>）。他列出了九種試煉；保羅生平許多這樣的經歷都記錄在使徒行傳中（例如：</w:t>
       </w:r>
-      <w:hyperlink r:id="rId141">
-        <w:r>
-          <w:rPr>
-            <w:lang w:val="zh_TW" w:bidi="zh_TW"/>
-          </w:rPr>
-          <w:rPr>
-            <w:color w:val="0000EE"/>
-            <w:u w:val="single"/>
-          </w:rPr>
-          <w:t>徒14:5–6</w:t>
-        </w:r>
-      </w:hyperlink>
+      <w:r>
+        <w:rPr>
+          <w:lang w:val="zh_TW" w:bidi="zh_TW"/>
+        </w:rPr>
+        <w:t>徒14:5–6</w:t>
+      </w:r>
       <w:r>
         <w:rPr>
           <w:lang w:val="zh_TW" w:bidi="zh_TW"/>
         </w:rPr>
         <w:t>、</w:t>
       </w:r>
-      <w:hyperlink r:id="rId142">
-        <w:r>
-          <w:rPr>
-            <w:lang w:val="zh_TW" w:bidi="zh_TW"/>
-          </w:rPr>
-          <w:rPr>
-            <w:color w:val="0000EE"/>
-            <w:u w:val="single"/>
-          </w:rPr>
-          <w:t>19–20</w:t>
-        </w:r>
-      </w:hyperlink>
+      <w:r>
+        <w:rPr>
+          <w:lang w:val="zh_TW" w:bidi="zh_TW"/>
+        </w:rPr>
+        <w:t>19–20</w:t>
+      </w:r>
       <w:r>
         <w:rPr>
           <w:lang w:val="zh_TW" w:bidi="zh_TW"/>
         </w:rPr>
         <w:t>，</w:t>
       </w:r>
-      <w:hyperlink r:id="rId143">
-        <w:r>
-          <w:rPr>
-            <w:lang w:val="zh_TW" w:bidi="zh_TW"/>
-          </w:rPr>
-          <w:rPr>
-            <w:color w:val="0000EE"/>
-            <w:u w:val="single"/>
-          </w:rPr>
-          <w:t>16:19–24</w:t>
-        </w:r>
-      </w:hyperlink>
+      <w:r>
+        <w:rPr>
+          <w:lang w:val="zh_TW" w:bidi="zh_TW"/>
+        </w:rPr>
+        <w:t>16:19–24</w:t>
+      </w:r>
       <w:r>
         <w:rPr>
           <w:lang w:val="zh_TW" w:bidi="zh_TW"/>
         </w:rPr>
         <w:t>，</w:t>
       </w:r>
-      <w:hyperlink r:id="rId144">
-        <w:r>
-          <w:rPr>
-            <w:lang w:val="zh_TW" w:bidi="zh_TW"/>
-          </w:rPr>
-          <w:rPr>
-            <w:color w:val="0000EE"/>
-            <w:u w:val="single"/>
-          </w:rPr>
-          <w:t>21:30–36</w:t>
-        </w:r>
-      </w:hyperlink>
+      <w:r>
+        <w:rPr>
+          <w:lang w:val="zh_TW" w:bidi="zh_TW"/>
+        </w:rPr>
+        <w:t>21:30–36</w:t>
+      </w:r>
       <w:r>
         <w:rPr>
           <w:lang w:val="zh_TW" w:bidi="zh_TW"/>
         </w:rPr>
         <w:t>）。保羅和提摩太透過他們為福音堅定的受苦，顯示出他們是神真正的用人（</w:t>
       </w:r>
-      <w:hyperlink r:id="rId145">
-        <w:r>
-          <w:rPr>
-            <w:lang w:val="zh_TW" w:bidi="zh_TW"/>
-          </w:rPr>
-          <w:rPr>
-            <w:color w:val="0000EE"/>
-            <w:u w:val="single"/>
-          </w:rPr>
-          <w:t>林後1:1</w:t>
-        </w:r>
-      </w:hyperlink>
+      <w:r>
+        <w:rPr>
+          <w:lang w:val="zh_TW" w:bidi="zh_TW"/>
+        </w:rPr>
+        <w:t>林後1:1</w:t>
+      </w:r>
       <w:r>
         <w:rPr>
           <w:lang w:val="zh_TW" w:bidi="zh_TW"/>
@@ -6372,18 +5514,12 @@
         </w:rPr>
         <w:t>！這些情感在</w:t>
       </w:r>
-      <w:hyperlink r:id="rId146">
-        <w:r>
-          <w:rPr>
-            <w:lang w:val="zh_TW" w:bidi="zh_TW"/>
-          </w:rPr>
-          <w:rPr>
-            <w:color w:val="0000EE"/>
-            <w:u w:val="single"/>
-          </w:rPr>
-          <w:t>七章2節</w:t>
-        </w:r>
-      </w:hyperlink>
+      <w:r>
+        <w:rPr>
+          <w:lang w:val="zh_TW" w:bidi="zh_TW"/>
+        </w:rPr>
+        <w:t>七章2節</w:t>
+      </w:r>
       <w:r>
         <w:rPr>
           <w:lang w:val="zh_TW" w:bidi="zh_TW"/>
@@ -6468,72 +5604,48 @@
         </w:rPr>
         <w:t>：這個指示暗指猶太人禁止將某些東西混合在一起（</w:t>
       </w:r>
-      <w:hyperlink r:id="rId147">
-        <w:r>
-          <w:rPr>
-            <w:lang w:val="zh_TW" w:bidi="zh_TW"/>
-          </w:rPr>
-          <w:rPr>
-            <w:color w:val="0000EE"/>
-            <w:u w:val="single"/>
-          </w:rPr>
-          <w:t>利19:19</w:t>
-        </w:r>
-      </w:hyperlink>
+      <w:r>
+        <w:rPr>
+          <w:lang w:val="zh_TW" w:bidi="zh_TW"/>
+        </w:rPr>
+        <w:t>利19:19</w:t>
+      </w:r>
       <w:r>
         <w:rPr>
           <w:lang w:val="zh_TW" w:bidi="zh_TW"/>
         </w:rPr>
         <w:t>；</w:t>
       </w:r>
-      <w:hyperlink r:id="rId148">
-        <w:r>
-          <w:rPr>
-            <w:lang w:val="zh_TW" w:bidi="zh_TW"/>
-          </w:rPr>
-          <w:rPr>
-            <w:color w:val="0000EE"/>
-            <w:u w:val="single"/>
-          </w:rPr>
-          <w:t>申22:10</w:t>
-        </w:r>
-      </w:hyperlink>
+      <w:r>
+        <w:rPr>
+          <w:lang w:val="zh_TW" w:bidi="zh_TW"/>
+        </w:rPr>
+        <w:t>申22:10</w:t>
+      </w:r>
       <w:r>
         <w:rPr>
           <w:lang w:val="zh_TW" w:bidi="zh_TW"/>
         </w:rPr>
         <w:t>）。保羅可能是在指出哥林多信徒參與偶像崇拜的行為（見</w:t>
       </w:r>
-      <w:hyperlink r:id="rId149">
-        <w:r>
-          <w:rPr>
-            <w:lang w:val="zh_TW" w:bidi="zh_TW"/>
-          </w:rPr>
-          <w:rPr>
-            <w:color w:val="0000EE"/>
-            <w:u w:val="single"/>
-          </w:rPr>
-          <w:t>林前8:1–10:33</w:t>
-        </w:r>
-      </w:hyperlink>
+      <w:r>
+        <w:rPr>
+          <w:lang w:val="zh_TW" w:bidi="zh_TW"/>
+        </w:rPr>
+        <w:t>林前8:1–10:33</w:t>
+      </w:r>
       <w:r>
         <w:rPr>
           <w:lang w:val="zh_TW" w:bidi="zh_TW"/>
         </w:rPr>
         <w:t>；參</w:t>
       </w:r>
-      <w:hyperlink r:id="rId150">
-        <w:r>
-          <w:rPr>
-            <w:lang w:val="zh_TW" w:bidi="zh_TW"/>
-          </w:rPr>
-          <w:rPr>
-            <w:color w:val="0000EE"/>
-            <w:u w:val="single"/>
-          </w:rPr>
-          <w:t>林前10:14–22</w:t>
-        </w:r>
-      </w:hyperlink>
+      <w:r>
+        <w:rPr>
+          <w:lang w:val="zh_TW" w:bidi="zh_TW"/>
+        </w:rPr>
+        <w:t>林前10:14–22</w:t>
+      </w:r>
       <w:r>
         <w:rPr>
           <w:lang w:val="zh_TW" w:bidi="zh_TW"/>
@@ -6588,72 +5700,48 @@
         </w:rPr>
         <w:t>很多學者認為</w:t>
       </w:r>
-      <w:hyperlink r:id="rId151">
-        <w:r>
-          <w:rPr>
-            <w:lang w:val="zh_TW" w:bidi="zh_TW"/>
-          </w:rPr>
-          <w:rPr>
-            <w:color w:val="0000EE"/>
-            <w:u w:val="single"/>
-          </w:rPr>
-          <w:t>六章13節</w:t>
-        </w:r>
-      </w:hyperlink>
+      <w:r>
+        <w:rPr>
+          <w:lang w:val="zh_TW" w:bidi="zh_TW"/>
+        </w:rPr>
+        <w:t>六章13節</w:t>
+      </w:r>
       <w:r>
         <w:rPr>
           <w:lang w:val="zh_TW" w:bidi="zh_TW"/>
         </w:rPr>
         <w:t>和</w:t>
       </w:r>
-      <w:hyperlink r:id="rId146">
-        <w:r>
-          <w:rPr>
-            <w:lang w:val="zh_TW" w:bidi="zh_TW"/>
-          </w:rPr>
-          <w:rPr>
-            <w:color w:val="0000EE"/>
-            <w:u w:val="single"/>
-          </w:rPr>
-          <w:t>七章2節</w:t>
-        </w:r>
-      </w:hyperlink>
+      <w:r>
+        <w:rPr>
+          <w:lang w:val="zh_TW" w:bidi="zh_TW"/>
+        </w:rPr>
+        <w:t>七章2節</w:t>
+      </w:r>
       <w:r>
         <w:rPr>
           <w:lang w:val="zh_TW" w:bidi="zh_TW"/>
         </w:rPr>
         <w:t>之間的關聯，表明了</w:t>
       </w:r>
-      <w:hyperlink r:id="rId152">
-        <w:r>
-          <w:rPr>
-            <w:lang w:val="zh_TW" w:bidi="zh_TW"/>
-          </w:rPr>
-          <w:rPr>
-            <w:color w:val="0000EE"/>
-            <w:u w:val="single"/>
-          </w:rPr>
-          <w:t>六章14節至七章1節</w:t>
-        </w:r>
-      </w:hyperlink>
+      <w:r>
+        <w:rPr>
+          <w:lang w:val="zh_TW" w:bidi="zh_TW"/>
+        </w:rPr>
+        <w:t>六章14節至七章1節</w:t>
+      </w:r>
       <w:r>
         <w:rPr>
           <w:lang w:val="zh_TW" w:bidi="zh_TW"/>
         </w:rPr>
         <w:t>可能是從另一封信中插入的一個片段（可能是在</w:t>
       </w:r>
-      <w:hyperlink r:id="rId153">
-        <w:r>
-          <w:rPr>
-            <w:lang w:val="zh_TW" w:bidi="zh_TW"/>
-          </w:rPr>
-          <w:rPr>
-            <w:color w:val="0000EE"/>
-            <w:u w:val="single"/>
-          </w:rPr>
-          <w:t>林前5:9</w:t>
-        </w:r>
-      </w:hyperlink>
+      <w:r>
+        <w:rPr>
+          <w:lang w:val="zh_TW" w:bidi="zh_TW"/>
+        </w:rPr>
+        <w:t>林前5:9</w:t>
+      </w:r>
       <w:r>
         <w:rPr>
           <w:lang w:val="zh_TW" w:bidi="zh_TW"/>
@@ -6762,36 +5850,24 @@
         </w:rPr>
         <w:t>信徒同是永生神的殿，聖靈在裡面居住，因此成為聖潔（</w:t>
       </w:r>
-      <w:hyperlink r:id="rId154">
-        <w:r>
-          <w:rPr>
-            <w:lang w:val="zh_TW" w:bidi="zh_TW"/>
-          </w:rPr>
-          <w:rPr>
-            <w:color w:val="0000EE"/>
-            <w:u w:val="single"/>
-          </w:rPr>
-          <w:t>林前3:16</w:t>
-        </w:r>
-      </w:hyperlink>
+      <w:r>
+        <w:rPr>
+          <w:lang w:val="zh_TW" w:bidi="zh_TW"/>
+        </w:rPr>
+        <w:t>林前3:16</w:t>
+      </w:r>
       <w:r>
         <w:rPr>
           <w:lang w:val="zh_TW" w:bidi="zh_TW"/>
         </w:rPr>
         <w:t>；</w:t>
       </w:r>
-      <w:hyperlink r:id="rId155">
-        <w:r>
-          <w:rPr>
-            <w:lang w:val="zh_TW" w:bidi="zh_TW"/>
-          </w:rPr>
-          <w:rPr>
-            <w:color w:val="0000EE"/>
-            <w:u w:val="single"/>
-          </w:rPr>
-          <w:t>彼前2:1–10</w:t>
-        </w:r>
-      </w:hyperlink>
+      <w:r>
+        <w:rPr>
+          <w:lang w:val="zh_TW" w:bidi="zh_TW"/>
+        </w:rPr>
+        <w:t>彼前2:1–10</w:t>
+      </w:r>
       <w:r>
         <w:rPr>
           <w:lang w:val="zh_TW" w:bidi="zh_TW"/>
@@ -6846,36 +5922,24 @@
         </w:rPr>
         <w:t>這段經文出自於</w:t>
       </w:r>
-      <w:hyperlink r:id="rId156">
-        <w:r>
-          <w:rPr>
-            <w:lang w:val="zh_TW" w:bidi="zh_TW"/>
-          </w:rPr>
-          <w:rPr>
-            <w:color w:val="0000EE"/>
-            <w:u w:val="single"/>
-          </w:rPr>
-          <w:t>撒母耳記下七章14節</w:t>
-        </w:r>
-      </w:hyperlink>
+      <w:r>
+        <w:rPr>
+          <w:lang w:val="zh_TW" w:bidi="zh_TW"/>
+        </w:rPr>
+        <w:t>撒母耳記下七章14節</w:t>
+      </w:r>
       <w:r>
         <w:rPr>
           <w:lang w:val="zh_TW" w:bidi="zh_TW"/>
         </w:rPr>
         <w:t>，不過保羅添加了「女」一詞（參</w:t>
       </w:r>
-      <w:hyperlink r:id="rId157">
-        <w:r>
-          <w:rPr>
-            <w:lang w:val="zh_TW" w:bidi="zh_TW"/>
-          </w:rPr>
-          <w:rPr>
-            <w:color w:val="0000EE"/>
-            <w:u w:val="single"/>
-          </w:rPr>
-          <w:t>賽43:6</w:t>
-        </w:r>
-      </w:hyperlink>
+      <w:r>
+        <w:rPr>
+          <w:lang w:val="zh_TW" w:bidi="zh_TW"/>
+        </w:rPr>
+        <w:t>賽43:6</w:t>
+      </w:r>
       <w:r>
         <w:rPr>
           <w:lang w:val="zh_TW" w:bidi="zh_TW"/>
@@ -7022,18 +6086,12 @@
         </w:rPr>
         <w:t>：保羅在</w:t>
       </w:r>
-      <w:hyperlink r:id="rId158">
-        <w:r>
-          <w:rPr>
-            <w:lang w:val="zh_TW" w:bidi="zh_TW"/>
-          </w:rPr>
-          <w:rPr>
-            <w:color w:val="0000EE"/>
-            <w:u w:val="single"/>
-          </w:rPr>
-          <w:t>六章11至13節</w:t>
-        </w:r>
-      </w:hyperlink>
+      <w:r>
+        <w:rPr>
+          <w:lang w:val="zh_TW" w:bidi="zh_TW"/>
+        </w:rPr>
+        <w:t>六章11至13節</w:t>
+      </w:r>
       <w:r>
         <w:rPr>
           <w:lang w:val="zh_TW" w:bidi="zh_TW"/>
@@ -7052,18 +6110,12 @@
         </w:rPr>
         <w:t>）。保羅對教會有著深切的關懷（</w:t>
       </w:r>
-      <w:hyperlink r:id="rId159">
-        <w:r>
-          <w:rPr>
-            <w:lang w:val="zh_TW" w:bidi="zh_TW"/>
-          </w:rPr>
-          <w:rPr>
-            <w:color w:val="0000EE"/>
-            <w:u w:val="single"/>
-          </w:rPr>
-          <w:t>11:28</w:t>
-        </w:r>
-      </w:hyperlink>
+      <w:r>
+        <w:rPr>
+          <w:lang w:val="zh_TW" w:bidi="zh_TW"/>
+        </w:rPr>
+        <w:t>11:28</w:t>
+      </w:r>
       <w:r>
         <w:rPr>
           <w:lang w:val="zh_TW" w:bidi="zh_TW"/>
@@ -7160,36 +6212,24 @@
         </w:rPr>
         <w:t>可能是指保羅許多的困難（</w:t>
       </w:r>
-      <w:hyperlink r:id="rId160">
-        <w:r>
-          <w:rPr>
-            <w:lang w:val="zh_TW" w:bidi="zh_TW"/>
-          </w:rPr>
-          <w:rPr>
-            <w:color w:val="0000EE"/>
-            <w:u w:val="single"/>
-          </w:rPr>
-          <w:t>6:5</w:t>
-        </w:r>
-      </w:hyperlink>
+      <w:r>
+        <w:rPr>
+          <w:lang w:val="zh_TW" w:bidi="zh_TW"/>
+        </w:rPr>
+        <w:t>6:5</w:t>
+      </w:r>
       <w:r>
         <w:rPr>
           <w:lang w:val="zh_TW" w:bidi="zh_TW"/>
         </w:rPr>
         <w:t>），或是他與哥林多信徒之間的問題。無論如何，他都滿心喜樂，因為教會的回應大大地鼓勵了他（正如他在</w:t>
       </w:r>
-      <w:hyperlink r:id="rId161">
-        <w:r>
-          <w:rPr>
-            <w:lang w:val="zh_TW" w:bidi="zh_TW"/>
-          </w:rPr>
-          <w:rPr>
-            <w:color w:val="0000EE"/>
-            <w:u w:val="single"/>
-          </w:rPr>
-          <w:t>7:5–16</w:t>
-        </w:r>
-      </w:hyperlink>
+      <w:r>
+        <w:rPr>
+          <w:lang w:val="zh_TW" w:bidi="zh_TW"/>
+        </w:rPr>
+        <w:t>7:5–16</w:t>
+      </w:r>
       <w:r>
         <w:rPr>
           <w:lang w:val="zh_TW" w:bidi="zh_TW"/>
@@ -7260,18 +6300,12 @@
         </w:rPr>
         <w:t>；</w:t>
       </w:r>
-      <w:hyperlink r:id="rId162">
-        <w:r>
-          <w:rPr>
-            <w:lang w:val="zh_TW" w:bidi="zh_TW"/>
-          </w:rPr>
-          <w:rPr>
-            <w:color w:val="0000EE"/>
-            <w:u w:val="single"/>
-          </w:rPr>
-          <w:t>徒20:1–2</w:t>
-        </w:r>
-      </w:hyperlink>
+      <w:r>
+        <w:rPr>
+          <w:lang w:val="zh_TW" w:bidi="zh_TW"/>
+        </w:rPr>
+        <w:t>徒20:1–2</w:t>
+      </w:r>
       <w:r>
         <w:rPr>
           <w:lang w:val="zh_TW" w:bidi="zh_TW"/>
@@ -7296,18 +6330,12 @@
         </w:rPr>
         <w:t>起初，保羅沒有安寧（安寧一詞的希臘文在</w:t>
       </w:r>
-      <w:hyperlink r:id="rId163">
-        <w:r>
-          <w:rPr>
-            <w:lang w:val="zh_TW" w:bidi="zh_TW"/>
-          </w:rPr>
-          <w:rPr>
-            <w:color w:val="0000EE"/>
-            <w:u w:val="single"/>
-          </w:rPr>
-          <w:t>林後2:13</w:t>
-        </w:r>
-      </w:hyperlink>
+      <w:r>
+        <w:rPr>
+          <w:lang w:val="zh_TW" w:bidi="zh_TW"/>
+        </w:rPr>
+        <w:t>林後2:13</w:t>
+      </w:r>
       <w:r>
         <w:rPr>
           <w:lang w:val="zh_TW" w:bidi="zh_TW"/>
@@ -7350,54 +6378,36 @@
         </w:rPr>
         <w:t>。保羅深感沮喪，但他從神那裡得到了鼓勵，神鼓勵那些喪氣的人（參</w:t>
       </w:r>
-      <w:hyperlink r:id="rId164">
-        <w:r>
-          <w:rPr>
-            <w:lang w:val="zh_TW" w:bidi="zh_TW"/>
-          </w:rPr>
-          <w:rPr>
-            <w:color w:val="0000EE"/>
-            <w:u w:val="single"/>
-          </w:rPr>
-          <w:t>詩42:5–6</w:t>
-        </w:r>
-      </w:hyperlink>
+      <w:r>
+        <w:rPr>
+          <w:lang w:val="zh_TW" w:bidi="zh_TW"/>
+        </w:rPr>
+        <w:t>詩42:5–6</w:t>
+      </w:r>
       <w:r>
         <w:rPr>
           <w:lang w:val="zh_TW" w:bidi="zh_TW"/>
         </w:rPr>
         <w:t>）。提多從哥林多來到，並帶來保羅的信（見</w:t>
       </w:r>
-      <w:hyperlink r:id="rId165">
-        <w:r>
-          <w:rPr>
-            <w:lang w:val="zh_TW" w:bidi="zh_TW"/>
-          </w:rPr>
-          <w:rPr>
-            <w:color w:val="0000EE"/>
-            <w:u w:val="single"/>
-          </w:rPr>
-          <w:t>林後2:3–4</w:t>
-        </w:r>
-      </w:hyperlink>
+      <w:r>
+        <w:rPr>
+          <w:lang w:val="zh_TW" w:bidi="zh_TW"/>
+        </w:rPr>
+        <w:t>林後2:3–4</w:t>
+      </w:r>
       <w:r>
         <w:rPr>
           <w:lang w:val="zh_TW" w:bidi="zh_TW"/>
         </w:rPr>
         <w:t>）已發揮果效的消息（</w:t>
       </w:r>
-      <w:hyperlink r:id="rId166">
-        <w:r>
-          <w:rPr>
-            <w:lang w:val="zh_TW" w:bidi="zh_TW"/>
-          </w:rPr>
-          <w:rPr>
-            <w:color w:val="0000EE"/>
-            <w:u w:val="single"/>
-          </w:rPr>
-          <w:t>7:8–16</w:t>
-        </w:r>
-      </w:hyperlink>
+      <w:r>
+        <w:rPr>
+          <w:lang w:val="zh_TW" w:bidi="zh_TW"/>
+        </w:rPr>
+        <w:t>7:8–16</w:t>
+      </w:r>
       <w:r>
         <w:rPr>
           <w:lang w:val="zh_TW" w:bidi="zh_TW"/>
@@ -7452,36 +6462,24 @@
         </w:rPr>
         <w:t>起初，保羅對他寄出的前一封信感到懊悔（見</w:t>
       </w:r>
-      <w:hyperlink r:id="rId165">
-        <w:r>
-          <w:rPr>
-            <w:lang w:val="zh_TW" w:bidi="zh_TW"/>
-          </w:rPr>
-          <w:rPr>
-            <w:color w:val="0000EE"/>
-            <w:u w:val="single"/>
-          </w:rPr>
-          <w:t>2:3–4</w:t>
-        </w:r>
-      </w:hyperlink>
+      <w:r>
+        <w:rPr>
+          <w:lang w:val="zh_TW" w:bidi="zh_TW"/>
+        </w:rPr>
+        <w:t>2:3–4</w:t>
+      </w:r>
       <w:r>
         <w:rPr>
           <w:lang w:val="zh_TW" w:bidi="zh_TW"/>
         </w:rPr>
         <w:t>），但現在他不再懊悔，因為他意識到痛苦其實是值得的，因為那封嚴厲的信使哥林多教會悔改。他們責備了那個犯錯的人——也許他們的責備過於嚴厲了（見</w:t>
       </w:r>
-      <w:hyperlink r:id="rId167">
-        <w:r>
-          <w:rPr>
-            <w:lang w:val="zh_TW" w:bidi="zh_TW"/>
-          </w:rPr>
-          <w:rPr>
-            <w:color w:val="0000EE"/>
-            <w:u w:val="single"/>
-          </w:rPr>
-          <w:t>2:6–11</w:t>
-        </w:r>
-      </w:hyperlink>
+      <w:r>
+        <w:rPr>
+          <w:lang w:val="zh_TW" w:bidi="zh_TW"/>
+        </w:rPr>
+        <w:t>2:6–11</w:t>
+      </w:r>
       <w:r>
         <w:rPr>
           <w:lang w:val="zh_TW" w:bidi="zh_TW"/>
@@ -7548,36 +6546,24 @@
         </w:rPr>
         <w:t>：（1）世俗的憂愁，缺乏悔改的心，導致靈性的死亡（例如，見</w:t>
       </w:r>
-      <w:hyperlink r:id="rId168">
-        <w:r>
-          <w:rPr>
-            <w:lang w:val="zh_TW" w:bidi="zh_TW"/>
-          </w:rPr>
-          <w:rPr>
-            <w:color w:val="0000EE"/>
-            <w:u w:val="single"/>
-          </w:rPr>
-          <w:t>太27:3–6</w:t>
-        </w:r>
-      </w:hyperlink>
+      <w:r>
+        <w:rPr>
+          <w:lang w:val="zh_TW" w:bidi="zh_TW"/>
+        </w:rPr>
+        <w:t>太27:3–6</w:t>
+      </w:r>
       <w:r>
         <w:rPr>
           <w:lang w:val="zh_TW" w:bidi="zh_TW"/>
         </w:rPr>
         <w:t>；</w:t>
       </w:r>
-      <w:hyperlink r:id="rId169">
-        <w:r>
-          <w:rPr>
-            <w:lang w:val="zh_TW" w:bidi="zh_TW"/>
-          </w:rPr>
-          <w:rPr>
-            <w:color w:val="0000EE"/>
-            <w:u w:val="single"/>
-          </w:rPr>
-          <w:t>來12:16–17</w:t>
-        </w:r>
-      </w:hyperlink>
+      <w:r>
+        <w:rPr>
+          <w:lang w:val="zh_TW" w:bidi="zh_TW"/>
+        </w:rPr>
+        <w:t>來12:16–17</w:t>
+      </w:r>
       <w:r>
         <w:rPr>
           <w:lang w:val="zh_TW" w:bidi="zh_TW"/>
@@ -7740,72 +6726,48 @@
         </w:rPr>
         <w:t>我們從使徒行傳和腓立比書中得知，馬其頓眾教會包括腓立比教會，正面臨很多患難的試煉且非常窮困。然而，他們仍非常慷慨地送禮物給保羅和捐款支持他（</w:t>
       </w:r>
-      <w:hyperlink r:id="rId170">
-        <w:r>
-          <w:rPr>
-            <w:lang w:val="zh_TW" w:bidi="zh_TW"/>
-          </w:rPr>
-          <w:rPr>
-            <w:color w:val="0000EE"/>
-            <w:u w:val="single"/>
-          </w:rPr>
-          <w:t>8:4–5</w:t>
-        </w:r>
-      </w:hyperlink>
+      <w:r>
+        <w:rPr>
+          <w:lang w:val="zh_TW" w:bidi="zh_TW"/>
+        </w:rPr>
+        <w:t>8:4–5</w:t>
+      </w:r>
       <w:r>
         <w:rPr>
           <w:lang w:val="zh_TW" w:bidi="zh_TW"/>
         </w:rPr>
         <w:t>；</w:t>
       </w:r>
-      <w:hyperlink r:id="rId171">
-        <w:r>
-          <w:rPr>
-            <w:lang w:val="zh_TW" w:bidi="zh_TW"/>
-          </w:rPr>
-          <w:rPr>
-            <w:color w:val="0000EE"/>
-            <w:u w:val="single"/>
-          </w:rPr>
-          <w:t>腓1:5</w:t>
-        </w:r>
-      </w:hyperlink>
+      <w:r>
+        <w:rPr>
+          <w:lang w:val="zh_TW" w:bidi="zh_TW"/>
+        </w:rPr>
+        <w:t>腓1:5</w:t>
+      </w:r>
       <w:r>
         <w:rPr>
           <w:lang w:val="zh_TW" w:bidi="zh_TW"/>
         </w:rPr>
         <w:t>，</w:t>
       </w:r>
-      <w:hyperlink r:id="rId172">
-        <w:r>
-          <w:rPr>
-            <w:lang w:val="zh_TW" w:bidi="zh_TW"/>
-          </w:rPr>
-          <w:rPr>
-            <w:color w:val="0000EE"/>
-            <w:u w:val="single"/>
-          </w:rPr>
-          <w:t>2:25–30</w:t>
-        </w:r>
-      </w:hyperlink>
+      <w:r>
+        <w:rPr>
+          <w:lang w:val="zh_TW" w:bidi="zh_TW"/>
+        </w:rPr>
+        <w:t>2:25–30</w:t>
+      </w:r>
       <w:r>
         <w:rPr>
           <w:lang w:val="zh_TW" w:bidi="zh_TW"/>
         </w:rPr>
         <w:t>，</w:t>
       </w:r>
-      <w:hyperlink r:id="rId173">
-        <w:r>
-          <w:rPr>
-            <w:lang w:val="zh_TW" w:bidi="zh_TW"/>
-          </w:rPr>
-          <w:rPr>
-            <w:color w:val="0000EE"/>
-            <w:u w:val="single"/>
-          </w:rPr>
-          <w:t>4:15–20</w:t>
-        </w:r>
-      </w:hyperlink>
+      <w:r>
+        <w:rPr>
+          <w:lang w:val="zh_TW" w:bidi="zh_TW"/>
+        </w:rPr>
+        <w:t>4:15–20</w:t>
+      </w:r>
       <w:r>
         <w:rPr>
           <w:lang w:val="zh_TW" w:bidi="zh_TW"/>
@@ -7860,144 +6822,96 @@
         </w:rPr>
         <w:t>保羅現在將焦點轉移到為耶路撒冷教會募款上（</w:t>
       </w:r>
-      <w:hyperlink r:id="rId174">
-        <w:r>
-          <w:rPr>
-            <w:lang w:val="zh_TW" w:bidi="zh_TW"/>
-          </w:rPr>
-          <w:rPr>
-            <w:color w:val="0000EE"/>
-            <w:u w:val="single"/>
-          </w:rPr>
-          <w:t>8:4</w:t>
-        </w:r>
-      </w:hyperlink>
+      <w:r>
+        <w:rPr>
+          <w:lang w:val="zh_TW" w:bidi="zh_TW"/>
+        </w:rPr>
+        <w:t>8:4</w:t>
+      </w:r>
       <w:r>
         <w:rPr>
           <w:lang w:val="zh_TW" w:bidi="zh_TW"/>
         </w:rPr>
         <w:t>，</w:t>
       </w:r>
-      <w:hyperlink r:id="rId175">
-        <w:r>
-          <w:rPr>
-            <w:lang w:val="zh_TW" w:bidi="zh_TW"/>
-          </w:rPr>
-          <w:rPr>
-            <w:color w:val="0000EE"/>
-            <w:u w:val="single"/>
-          </w:rPr>
-          <w:t>9:1</w:t>
-        </w:r>
-      </w:hyperlink>
+      <w:r>
+        <w:rPr>
+          <w:lang w:val="zh_TW" w:bidi="zh_TW"/>
+        </w:rPr>
+        <w:t>9:1</w:t>
+      </w:r>
       <w:r>
         <w:rPr>
           <w:lang w:val="zh_TW" w:bidi="zh_TW"/>
         </w:rPr>
         <w:t>）。這個救濟基金旨在幫助聖城中貧困的聖徒（</w:t>
       </w:r>
-      <w:hyperlink r:id="rId176">
-        <w:r>
-          <w:rPr>
-            <w:lang w:val="zh_TW" w:bidi="zh_TW"/>
-          </w:rPr>
-          <w:rPr>
-            <w:color w:val="0000EE"/>
-            <w:u w:val="single"/>
-          </w:rPr>
-          <w:t>徒11:27–30</w:t>
-        </w:r>
-      </w:hyperlink>
+      <w:r>
+        <w:rPr>
+          <w:lang w:val="zh_TW" w:bidi="zh_TW"/>
+        </w:rPr>
+        <w:t>徒11:27–30</w:t>
+      </w:r>
       <w:r>
         <w:rPr>
           <w:lang w:val="zh_TW" w:bidi="zh_TW"/>
         </w:rPr>
         <w:t>；</w:t>
       </w:r>
-      <w:hyperlink r:id="rId177">
-        <w:r>
-          <w:rPr>
-            <w:lang w:val="zh_TW" w:bidi="zh_TW"/>
-          </w:rPr>
-          <w:rPr>
-            <w:color w:val="0000EE"/>
-            <w:u w:val="single"/>
-          </w:rPr>
-          <w:t>羅15:25–27</w:t>
-        </w:r>
-      </w:hyperlink>
+      <w:r>
+        <w:rPr>
+          <w:lang w:val="zh_TW" w:bidi="zh_TW"/>
+        </w:rPr>
+        <w:t>羅15:25–27</w:t>
+      </w:r>
       <w:r>
         <w:rPr>
           <w:lang w:val="zh_TW" w:bidi="zh_TW"/>
         </w:rPr>
         <w:t>、</w:t>
       </w:r>
-      <w:hyperlink r:id="rId178">
-        <w:r>
-          <w:rPr>
-            <w:lang w:val="zh_TW" w:bidi="zh_TW"/>
-          </w:rPr>
-          <w:rPr>
-            <w:color w:val="0000EE"/>
-            <w:u w:val="single"/>
-          </w:rPr>
-          <w:t>31</w:t>
-        </w:r>
-      </w:hyperlink>
+      <w:r>
+        <w:rPr>
+          <w:lang w:val="zh_TW" w:bidi="zh_TW"/>
+        </w:rPr>
+        <w:t>31</w:t>
+      </w:r>
       <w:r>
         <w:rPr>
           <w:lang w:val="zh_TW" w:bidi="zh_TW"/>
         </w:rPr>
         <w:t>；</w:t>
       </w:r>
-      <w:hyperlink r:id="rId179">
-        <w:r>
-          <w:rPr>
-            <w:lang w:val="zh_TW" w:bidi="zh_TW"/>
-          </w:rPr>
-          <w:rPr>
-            <w:color w:val="0000EE"/>
-            <w:u w:val="single"/>
-          </w:rPr>
-          <w:t>加2:10</w:t>
-        </w:r>
-      </w:hyperlink>
+      <w:r>
+        <w:rPr>
+          <w:lang w:val="zh_TW" w:bidi="zh_TW"/>
+        </w:rPr>
+        <w:t>加2:10</w:t>
+      </w:r>
       <w:r>
         <w:rPr>
           <w:lang w:val="zh_TW" w:bidi="zh_TW"/>
         </w:rPr>
         <w:t>）。保羅在早前就已經給予了指示（</w:t>
       </w:r>
-      <w:hyperlink r:id="rId180">
-        <w:r>
-          <w:rPr>
-            <w:lang w:val="zh_TW" w:bidi="zh_TW"/>
-          </w:rPr>
-          <w:rPr>
-            <w:color w:val="0000EE"/>
-            <w:u w:val="single"/>
-          </w:rPr>
-          <w:t>林前16:1–2</w:t>
-        </w:r>
-      </w:hyperlink>
+      <w:r>
+        <w:rPr>
+          <w:lang w:val="zh_TW" w:bidi="zh_TW"/>
+        </w:rPr>
+        <w:t>林前16:1–2</w:t>
+      </w:r>
       <w:r>
         <w:rPr>
           <w:lang w:val="zh_TW" w:bidi="zh_TW"/>
         </w:rPr>
         <w:t>），現在就是適當的時機來募捐款項（</w:t>
       </w:r>
-      <w:hyperlink r:id="rId181">
-        <w:r>
-          <w:rPr>
-            <w:lang w:val="zh_TW" w:bidi="zh_TW"/>
-          </w:rPr>
-          <w:rPr>
-            <w:color w:val="0000EE"/>
-            <w:u w:val="single"/>
-          </w:rPr>
-          <w:t>林後8:6</w:t>
-        </w:r>
-      </w:hyperlink>
+      <w:r>
+        <w:rPr>
+          <w:lang w:val="zh_TW" w:bidi="zh_TW"/>
+        </w:rPr>
+        <w:t>林後8:6</w:t>
+      </w:r>
       <w:r>
         <w:rPr>
           <w:lang w:val="zh_TW" w:bidi="zh_TW"/>
@@ -8100,90 +7014,60 @@
         </w:rPr>
         <w:t>這是保羅對基督徒奉獻的闡述的關鍵經文（</w:t>
       </w:r>
-      <w:hyperlink r:id="rId182">
-        <w:r>
-          <w:rPr>
-            <w:lang w:val="zh_TW" w:bidi="zh_TW"/>
-          </w:rPr>
-          <w:rPr>
-            <w:color w:val="0000EE"/>
-            <w:u w:val="single"/>
-          </w:rPr>
-          <w:t>8:1–9:15</w:t>
-        </w:r>
-      </w:hyperlink>
+      <w:r>
+        <w:rPr>
+          <w:lang w:val="zh_TW" w:bidi="zh_TW"/>
+        </w:rPr>
+        <w:t>8:1–9:15</w:t>
+      </w:r>
       <w:r>
         <w:rPr>
           <w:lang w:val="zh_TW" w:bidi="zh_TW"/>
         </w:rPr>
         <w:t>）。哥林多信徒在屬靈恩賜方面享有盛名（</w:t>
       </w:r>
-      <w:hyperlink r:id="rId183">
-        <w:r>
-          <w:rPr>
-            <w:lang w:val="zh_TW" w:bidi="zh_TW"/>
-          </w:rPr>
-          <w:rPr>
-            <w:color w:val="0000EE"/>
-            <w:u w:val="single"/>
-          </w:rPr>
-          <w:t>林前1:5–7</w:t>
-        </w:r>
-      </w:hyperlink>
+      <w:r>
+        <w:rPr>
+          <w:lang w:val="zh_TW" w:bidi="zh_TW"/>
+        </w:rPr>
+        <w:t>林前1:5–7</w:t>
+      </w:r>
       <w:r>
         <w:rPr>
           <w:lang w:val="zh_TW" w:bidi="zh_TW"/>
         </w:rPr>
         <w:t>，</w:t>
       </w:r>
-      <w:hyperlink r:id="rId184">
-        <w:r>
-          <w:rPr>
-            <w:lang w:val="zh_TW" w:bidi="zh_TW"/>
-          </w:rPr>
-          <w:rPr>
-            <w:color w:val="0000EE"/>
-            <w:u w:val="single"/>
-          </w:rPr>
-          <w:t>14:12</w:t>
-        </w:r>
-      </w:hyperlink>
+      <w:r>
+        <w:rPr>
+          <w:lang w:val="zh_TW" w:bidi="zh_TW"/>
+        </w:rPr>
+        <w:t>14:12</w:t>
+      </w:r>
       <w:r>
         <w:rPr>
           <w:lang w:val="zh_TW" w:bidi="zh_TW"/>
         </w:rPr>
         <w:t>）。現在，他們也應當在這項恩慈的奉獻上成為榜樣，顯現出真正屬靈的標記（參</w:t>
       </w:r>
-      <w:hyperlink r:id="rId185">
-        <w:r>
-          <w:rPr>
-            <w:lang w:val="zh_TW" w:bidi="zh_TW"/>
-          </w:rPr>
-          <w:rPr>
-            <w:color w:val="0000EE"/>
-            <w:u w:val="single"/>
-          </w:rPr>
-          <w:t>林前13:1–13</w:t>
-        </w:r>
-      </w:hyperlink>
+      <w:r>
+        <w:rPr>
+          <w:lang w:val="zh_TW" w:bidi="zh_TW"/>
+        </w:rPr>
+        <w:t>林前13:1–13</w:t>
+      </w:r>
       <w:r>
         <w:rPr>
           <w:lang w:val="zh_TW" w:bidi="zh_TW"/>
         </w:rPr>
         <w:t>）。神曾對哥林多信徒施恩，因此他們也應該對有需要的猶太信徒以慷慨回應（</w:t>
       </w:r>
-      <w:hyperlink r:id="rId186">
-        <w:r>
-          <w:rPr>
-            <w:lang w:val="zh_TW" w:bidi="zh_TW"/>
-          </w:rPr>
-          <w:rPr>
-            <w:color w:val="0000EE"/>
-            <w:u w:val="single"/>
-          </w:rPr>
-          <w:t>林後9:13</w:t>
-        </w:r>
-      </w:hyperlink>
+      <w:r>
+        <w:rPr>
+          <w:lang w:val="zh_TW" w:bidi="zh_TW"/>
+        </w:rPr>
+        <w:t>林後9:13</w:t>
+      </w:r>
       <w:r>
         <w:rPr>
           <w:lang w:val="zh_TW" w:bidi="zh_TW"/>
@@ -8238,54 +7122,36 @@
         </w:rPr>
         <w:t>主自己就是慷慨施予的榜樣，祂在父面前是富足的（</w:t>
       </w:r>
-      <w:hyperlink r:id="rId187">
-        <w:r>
-          <w:rPr>
-            <w:lang w:val="zh_TW" w:bidi="zh_TW"/>
-          </w:rPr>
-          <w:rPr>
-            <w:color w:val="0000EE"/>
-            <w:u w:val="single"/>
-          </w:rPr>
-          <w:t>約17:5</w:t>
-        </w:r>
-      </w:hyperlink>
+      <w:r>
+        <w:rPr>
+          <w:lang w:val="zh_TW" w:bidi="zh_TW"/>
+        </w:rPr>
+        <w:t>約17:5</w:t>
+      </w:r>
       <w:r>
         <w:rPr>
           <w:lang w:val="zh_TW" w:bidi="zh_TW"/>
         </w:rPr>
         <w:t>、</w:t>
       </w:r>
-      <w:hyperlink r:id="rId188">
-        <w:r>
-          <w:rPr>
-            <w:lang w:val="zh_TW" w:bidi="zh_TW"/>
-          </w:rPr>
-          <w:rPr>
-            <w:color w:val="0000EE"/>
-            <w:u w:val="single"/>
-          </w:rPr>
-          <w:t>24</w:t>
-        </w:r>
-      </w:hyperlink>
+      <w:r>
+        <w:rPr>
+          <w:lang w:val="zh_TW" w:bidi="zh_TW"/>
+        </w:rPr>
+        <w:t>24</w:t>
+      </w:r>
       <w:r>
         <w:rPr>
           <w:lang w:val="zh_TW" w:bidi="zh_TW"/>
         </w:rPr>
         <w:t>），卻因取了人的樣式並被釘死在十字架上，而變得貧窮（見</w:t>
       </w:r>
-      <w:hyperlink r:id="rId128">
-        <w:r>
-          <w:rPr>
-            <w:lang w:val="zh_TW" w:bidi="zh_TW"/>
-          </w:rPr>
-          <w:rPr>
-            <w:color w:val="0000EE"/>
-            <w:u w:val="single"/>
-          </w:rPr>
-          <w:t>腓2:6–11</w:t>
-        </w:r>
-      </w:hyperlink>
+      <w:r>
+        <w:rPr>
+          <w:lang w:val="zh_TW" w:bidi="zh_TW"/>
+        </w:rPr>
+        <w:t>腓2:6–11</w:t>
+      </w:r>
       <w:r>
         <w:rPr>
           <w:lang w:val="zh_TW" w:bidi="zh_TW"/>
@@ -8340,18 +7206,12 @@
         </w:rPr>
         <w:t>你們在一年前開始為耶路撒冷教會籌募捐款，這是根據</w:t>
       </w:r>
-      <w:hyperlink r:id="rId180">
-        <w:r>
-          <w:rPr>
-            <w:lang w:val="zh_TW" w:bidi="zh_TW"/>
-          </w:rPr>
-          <w:rPr>
-            <w:color w:val="0000EE"/>
-            <w:u w:val="single"/>
-          </w:rPr>
-          <w:t>哥林多前書十六章1–2節</w:t>
-        </w:r>
-      </w:hyperlink>
+      <w:r>
+        <w:rPr>
+          <w:lang w:val="zh_TW" w:bidi="zh_TW"/>
+        </w:rPr>
+        <w:t>哥林多前書十六章1–2節</w:t>
+      </w:r>
       <w:r>
         <w:rPr>
           <w:lang w:val="zh_TW" w:bidi="zh_TW"/>
@@ -8406,18 +7266,12 @@
         </w:rPr>
         <w:t>保羅引用了</w:t>
       </w:r>
-      <w:hyperlink r:id="rId189">
-        <w:r>
-          <w:rPr>
-            <w:lang w:val="zh_TW" w:bidi="zh_TW"/>
-          </w:rPr>
-          <w:rPr>
-            <w:color w:val="0000EE"/>
-            <w:u w:val="single"/>
-          </w:rPr>
-          <w:t>出埃及記十六章18節</w:t>
-        </w:r>
-      </w:hyperlink>
+      <w:r>
+        <w:rPr>
+          <w:lang w:val="zh_TW" w:bidi="zh_TW"/>
+        </w:rPr>
+        <w:t>出埃及記十六章18節</w:t>
+      </w:r>
       <w:r>
         <w:rPr>
           <w:lang w:val="zh_TW" w:bidi="zh_TW"/>
@@ -8472,18 +7326,12 @@
         </w:rPr>
         <w:t>另外有兩位基督徒弟兄將與提多一起前往哥林多，以防止外界對這筆救濟捐款的處理方式有任何批評（</w:t>
       </w:r>
-      <w:hyperlink r:id="rId190">
-        <w:r>
-          <w:rPr>
-            <w:lang w:val="zh_TW" w:bidi="zh_TW"/>
-          </w:rPr>
-          <w:rPr>
-            <w:color w:val="0000EE"/>
-            <w:u w:val="single"/>
-          </w:rPr>
-          <w:t>8:20–21</w:t>
-        </w:r>
-      </w:hyperlink>
+      <w:r>
+        <w:rPr>
+          <w:lang w:val="zh_TW" w:bidi="zh_TW"/>
+        </w:rPr>
+        <w:t>8:20–21</w:t>
+      </w:r>
       <w:r>
         <w:rPr>
           <w:lang w:val="zh_TW" w:bidi="zh_TW"/>
@@ -8569,18 +7417,12 @@
         </w:rPr>
         <w:t>）——他們是基督徒的榜樣，彰顯了主的榮光（</w:t>
       </w:r>
-      <w:hyperlink r:id="rId191">
-        <w:r>
-          <w:rPr>
-            <w:lang w:val="zh_TW" w:bidi="zh_TW"/>
-          </w:rPr>
-          <w:rPr>
-            <w:color w:val="0000EE"/>
-            <w:u w:val="single"/>
-          </w:rPr>
-          <w:t>3:1–18</w:t>
-        </w:r>
-      </w:hyperlink>
+      <w:r>
+        <w:rPr>
+          <w:lang w:val="zh_TW" w:bidi="zh_TW"/>
+        </w:rPr>
+        <w:t>3:1–18</w:t>
+      </w:r>
       <w:r>
         <w:rPr>
           <w:lang w:val="zh_TW" w:bidi="zh_TW"/>
@@ -8635,54 +7477,36 @@
         </w:rPr>
         <w:t>有兩個原因加強了以愛來施予的精神：（1）效法馬其頓信徒，他們在貧困中仍然慷慨解囊（</w:t>
       </w:r>
-      <w:hyperlink r:id="rId192">
-        <w:r>
-          <w:rPr>
-            <w:lang w:val="zh_TW" w:bidi="zh_TW"/>
-          </w:rPr>
-          <w:rPr>
-            <w:color w:val="0000EE"/>
-            <w:u w:val="single"/>
-          </w:rPr>
-          <w:t>9:2</w:t>
-        </w:r>
-      </w:hyperlink>
+      <w:r>
+        <w:rPr>
+          <w:lang w:val="zh_TW" w:bidi="zh_TW"/>
+        </w:rPr>
+        <w:t>9:2</w:t>
+      </w:r>
       <w:r>
         <w:rPr>
           <w:lang w:val="zh_TW" w:bidi="zh_TW"/>
         </w:rPr>
         <w:t>）；以及（2）不讓保羅或他們自己感到羞愧，因為他曾向馬其頓信徒誇耀過哥林多信徒的慷慨（</w:t>
       </w:r>
-      <w:hyperlink r:id="rId193">
-        <w:r>
-          <w:rPr>
-            <w:lang w:val="zh_TW" w:bidi="zh_TW"/>
-          </w:rPr>
-          <w:rPr>
-            <w:color w:val="0000EE"/>
-            <w:u w:val="single"/>
-          </w:rPr>
-          <w:t>9:3–5</w:t>
-        </w:r>
-      </w:hyperlink>
+      <w:r>
+        <w:rPr>
+          <w:lang w:val="zh_TW" w:bidi="zh_TW"/>
+        </w:rPr>
+        <w:t>9:3–5</w:t>
+      </w:r>
       <w:r>
         <w:rPr>
           <w:lang w:val="zh_TW" w:bidi="zh_TW"/>
         </w:rPr>
         <w:t>）。為了確保哥林多的捐款能及時備妥，保羅會提前差派代表前去（</w:t>
       </w:r>
-      <w:hyperlink r:id="rId194">
-        <w:r>
-          <w:rPr>
-            <w:lang w:val="zh_TW" w:bidi="zh_TW"/>
-          </w:rPr>
-          <w:rPr>
-            <w:color w:val="0000EE"/>
-            <w:u w:val="single"/>
-          </w:rPr>
-          <w:t>8:16–24</w:t>
-        </w:r>
-      </w:hyperlink>
+      <w:r>
+        <w:rPr>
+          <w:lang w:val="zh_TW" w:bidi="zh_TW"/>
+        </w:rPr>
+        <w:t>8:16–24</w:t>
+      </w:r>
       <w:r>
         <w:rPr>
           <w:lang w:val="zh_TW" w:bidi="zh_TW"/>
@@ -8882,18 +7706,12 @@
         </w:rPr>
         <w:t>如經上所記：引用自</w:t>
       </w:r>
-      <w:hyperlink r:id="rId195">
-        <w:r>
-          <w:rPr>
-            <w:lang w:val="zh_TW" w:bidi="zh_TW"/>
-          </w:rPr>
-          <w:rPr>
-            <w:color w:val="0000EE"/>
-            <w:u w:val="single"/>
-          </w:rPr>
-          <w:t>詩篇一一二篇9節</w:t>
-        </w:r>
-      </w:hyperlink>
+      <w:r>
+        <w:rPr>
+          <w:lang w:val="zh_TW" w:bidi="zh_TW"/>
+        </w:rPr>
+        <w:t>詩篇一一二篇9節</w:t>
+      </w:r>
       <w:r>
         <w:rPr>
           <w:lang w:val="zh_TW" w:bidi="zh_TW"/>
@@ -8948,126 +7766,84 @@
         </w:rPr>
         <w:t>哥林多信徒的慷慨將會得到神慷慨的回應（</w:t>
       </w:r>
-      <w:hyperlink r:id="rId196">
-        <w:r>
-          <w:rPr>
-            <w:lang w:val="zh_TW" w:bidi="zh_TW"/>
-          </w:rPr>
-          <w:rPr>
-            <w:color w:val="0000EE"/>
-            <w:u w:val="single"/>
-          </w:rPr>
-          <w:t>9:10–11</w:t>
-        </w:r>
-      </w:hyperlink>
+      <w:r>
+        <w:rPr>
+          <w:lang w:val="zh_TW" w:bidi="zh_TW"/>
+        </w:rPr>
+        <w:t>9:10–11</w:t>
+      </w:r>
       <w:r>
         <w:rPr>
           <w:lang w:val="zh_TW" w:bidi="zh_TW"/>
         </w:rPr>
         <w:t>）。這不僅能滿足猶太基督徒的需要（</w:t>
       </w:r>
-      <w:hyperlink r:id="rId197">
-        <w:r>
-          <w:rPr>
-            <w:lang w:val="zh_TW" w:bidi="zh_TW"/>
-          </w:rPr>
-          <w:rPr>
-            <w:color w:val="0000EE"/>
-            <w:u w:val="single"/>
-          </w:rPr>
-          <w:t>9:12</w:t>
-        </w:r>
-      </w:hyperlink>
+      <w:r>
+        <w:rPr>
+          <w:lang w:val="zh_TW" w:bidi="zh_TW"/>
+        </w:rPr>
+        <w:t>9:12</w:t>
+      </w:r>
       <w:r>
         <w:rPr>
           <w:lang w:val="zh_TW" w:bidi="zh_TW"/>
         </w:rPr>
         <w:t>），也能使神得著榮耀（</w:t>
       </w:r>
-      <w:hyperlink r:id="rId186">
-        <w:r>
-          <w:rPr>
-            <w:lang w:val="zh_TW" w:bidi="zh_TW"/>
-          </w:rPr>
-          <w:rPr>
-            <w:color w:val="0000EE"/>
-            <w:u w:val="single"/>
-          </w:rPr>
-          <w:t>9:13</w:t>
-        </w:r>
-      </w:hyperlink>
+      <w:r>
+        <w:rPr>
+          <w:lang w:val="zh_TW" w:bidi="zh_TW"/>
+        </w:rPr>
+        <w:t>9:13</w:t>
+      </w:r>
       <w:r>
         <w:rPr>
           <w:lang w:val="zh_TW" w:bidi="zh_TW"/>
         </w:rPr>
         <w:t>），並向耶路撒冷的信徒證明外邦弟兄姊妹的信仰是真實的（</w:t>
       </w:r>
-      <w:hyperlink r:id="rId186">
-        <w:r>
-          <w:rPr>
-            <w:lang w:val="zh_TW" w:bidi="zh_TW"/>
-          </w:rPr>
-          <w:rPr>
-            <w:color w:val="0000EE"/>
-            <w:u w:val="single"/>
-          </w:rPr>
-          <w:t>9:13</w:t>
-        </w:r>
-      </w:hyperlink>
+      <w:r>
+        <w:rPr>
+          <w:lang w:val="zh_TW" w:bidi="zh_TW"/>
+        </w:rPr>
+        <w:t>9:13</w:t>
+      </w:r>
       <w:r>
         <w:rPr>
           <w:lang w:val="zh_TW" w:bidi="zh_TW"/>
         </w:rPr>
         <w:t>），且這也會促使猶太信徒為外邦信徒禱告，並對他們有好感（</w:t>
       </w:r>
-      <w:hyperlink r:id="rId198">
-        <w:r>
-          <w:rPr>
-            <w:lang w:val="zh_TW" w:bidi="zh_TW"/>
-          </w:rPr>
-          <w:rPr>
-            <w:color w:val="0000EE"/>
-            <w:u w:val="single"/>
-          </w:rPr>
-          <w:t>9:14</w:t>
-        </w:r>
-      </w:hyperlink>
+      <w:r>
+        <w:rPr>
+          <w:lang w:val="zh_TW" w:bidi="zh_TW"/>
+        </w:rPr>
+        <w:t>9:14</w:t>
+      </w:r>
       <w:r>
         <w:rPr>
           <w:lang w:val="zh_TW" w:bidi="zh_TW"/>
         </w:rPr>
         <w:t>）。保羅所想像的，是一個合一的普世基督教會，由信主的猶太人和外邦人共同組成，在基督耶穌裡合而為一（</w:t>
       </w:r>
-      <w:hyperlink r:id="rId199">
-        <w:r>
-          <w:rPr>
-            <w:lang w:val="zh_TW" w:bidi="zh_TW"/>
-          </w:rPr>
-          <w:rPr>
-            <w:color w:val="0000EE"/>
-            <w:u w:val="single"/>
-          </w:rPr>
-          <w:t>加3:28</w:t>
-        </w:r>
-      </w:hyperlink>
+      <w:r>
+        <w:rPr>
+          <w:lang w:val="zh_TW" w:bidi="zh_TW"/>
+        </w:rPr>
+        <w:t>加3:28</w:t>
+      </w:r>
       <w:r>
         <w:rPr>
           <w:lang w:val="zh_TW" w:bidi="zh_TW"/>
         </w:rPr>
         <w:t>；</w:t>
       </w:r>
-      <w:hyperlink r:id="rId132">
-        <w:r>
-          <w:rPr>
-            <w:lang w:val="zh_TW" w:bidi="zh_TW"/>
-          </w:rPr>
-          <w:rPr>
-            <w:color w:val="0000EE"/>
-            <w:u w:val="single"/>
-          </w:rPr>
-          <w:t>弗2:11–22</w:t>
-        </w:r>
-      </w:hyperlink>
+      <w:r>
+        <w:rPr>
+          <w:lang w:val="zh_TW" w:bidi="zh_TW"/>
+        </w:rPr>
+        <w:t>弗2:11–22</w:t>
+      </w:r>
       <w:r>
         <w:rPr>
           <w:lang w:val="zh_TW" w:bidi="zh_TW"/>
@@ -9128,108 +7904,72 @@
         </w:rPr>
         <w:t>：見</w:t>
       </w:r>
-      <w:hyperlink r:id="rId200">
-        <w:r>
-          <w:rPr>
-            <w:lang w:val="zh_TW" w:bidi="zh_TW"/>
-          </w:rPr>
-          <w:rPr>
-            <w:color w:val="0000EE"/>
-            <w:u w:val="single"/>
-          </w:rPr>
-          <w:t>十章10節</w:t>
-        </w:r>
-      </w:hyperlink>
+      <w:r>
+        <w:rPr>
+          <w:lang w:val="zh_TW" w:bidi="zh_TW"/>
+        </w:rPr>
+        <w:t>十章10節</w:t>
+      </w:r>
       <w:r>
         <w:rPr>
           <w:lang w:val="zh_TW" w:bidi="zh_TW"/>
         </w:rPr>
         <w:t>。保羅雖在遠方寫信時語氣強硬，但他們卻錯把他本人的溫和與仁慈視為軟弱，忘了保羅其實擁有基督所賜的權柄 (</w:t>
       </w:r>
-      <w:hyperlink r:id="rId201">
-        <w:r>
-          <w:rPr>
-            <w:lang w:val="zh_TW" w:bidi="zh_TW"/>
-          </w:rPr>
-          <w:rPr>
-            <w:color w:val="0000EE"/>
-            <w:u w:val="single"/>
-          </w:rPr>
-          <w:t>12:19</w:t>
-        </w:r>
-      </w:hyperlink>
+      <w:r>
+        <w:rPr>
+          <w:lang w:val="zh_TW" w:bidi="zh_TW"/>
+        </w:rPr>
+        <w:t>12:19</w:t>
+      </w:r>
       <w:r>
         <w:rPr>
           <w:lang w:val="zh_TW" w:bidi="zh_TW"/>
         </w:rPr>
         <w:t>，</w:t>
       </w:r>
-      <w:hyperlink r:id="rId202">
-        <w:r>
-          <w:rPr>
-            <w:lang w:val="zh_TW" w:bidi="zh_TW"/>
-          </w:rPr>
-          <w:rPr>
-            <w:color w:val="0000EE"/>
-            <w:u w:val="single"/>
-          </w:rPr>
-          <w:t>13:3–5</w:t>
-        </w:r>
-      </w:hyperlink>
+      <w:r>
+        <w:rPr>
+          <w:lang w:val="zh_TW" w:bidi="zh_TW"/>
+        </w:rPr>
+        <w:t>13:3–5</w:t>
+      </w:r>
       <w:r>
         <w:rPr>
           <w:lang w:val="zh_TW" w:bidi="zh_TW"/>
         </w:rPr>
         <w:t>、</w:t>
       </w:r>
-      <w:hyperlink r:id="rId203">
-        <w:r>
-          <w:rPr>
-            <w:lang w:val="zh_TW" w:bidi="zh_TW"/>
-          </w:rPr>
-          <w:rPr>
-            <w:color w:val="0000EE"/>
-            <w:u w:val="single"/>
-          </w:rPr>
-          <w:t>7</w:t>
-        </w:r>
-      </w:hyperlink>
+      <w:r>
+        <w:rPr>
+          <w:lang w:val="zh_TW" w:bidi="zh_TW"/>
+        </w:rPr>
+        <w:t>7</w:t>
+      </w:r>
       <w:r>
         <w:rPr>
           <w:lang w:val="zh_TW" w:bidi="zh_TW"/>
         </w:rPr>
         <w:t>、</w:t>
       </w:r>
-      <w:hyperlink r:id="rId204">
-        <w:r>
-          <w:rPr>
-            <w:lang w:val="zh_TW" w:bidi="zh_TW"/>
-          </w:rPr>
-          <w:rPr>
-            <w:color w:val="0000EE"/>
-            <w:u w:val="single"/>
-          </w:rPr>
-          <w:t>10</w:t>
-        </w:r>
-      </w:hyperlink>
+      <w:r>
+        <w:rPr>
+          <w:lang w:val="zh_TW" w:bidi="zh_TW"/>
+        </w:rPr>
+        <w:t>10</w:t>
+      </w:r>
       <w:r>
         <w:rPr>
           <w:lang w:val="zh_TW" w:bidi="zh_TW"/>
         </w:rPr>
         <w:t>；</w:t>
       </w:r>
-      <w:hyperlink r:id="rId205">
-        <w:r>
-          <w:rPr>
-            <w:lang w:val="zh_TW" w:bidi="zh_TW"/>
-          </w:rPr>
-          <w:rPr>
-            <w:color w:val="0000EE"/>
-            <w:u w:val="single"/>
-          </w:rPr>
-          <w:t>林前4:21</w:t>
-        </w:r>
-      </w:hyperlink>
+      <w:r>
+        <w:rPr>
+          <w:lang w:val="zh_TW" w:bidi="zh_TW"/>
+        </w:rPr>
+        <w:t>林前4:21</w:t>
+      </w:r>
       <w:r>
         <w:rPr>
           <w:lang w:val="zh_TW" w:bidi="zh_TW"/>
@@ -9344,288 +8084,192 @@
         </w:rPr>
         <w:t>在這一部份，保羅在為他作為使徒的職分辯護。在這幾章中出現了幾個難題，源自其語氣和風格明顯的轉變。</w:t>
       </w:r>
-      <w:hyperlink r:id="rId206">
-        <w:r>
-          <w:rPr>
-            <w:lang w:val="zh_TW" w:bidi="zh_TW"/>
-          </w:rPr>
-          <w:rPr>
-            <w:color w:val="0000EE"/>
-            <w:u w:val="single"/>
-          </w:rPr>
-          <w:t>哥林多後書一至九章</w:t>
-        </w:r>
-      </w:hyperlink>
+      <w:r>
+        <w:rPr>
+          <w:lang w:val="zh_TW" w:bidi="zh_TW"/>
+        </w:rPr>
+        <w:t>哥林多後書一至九章</w:t>
+      </w:r>
       <w:r>
         <w:rPr>
           <w:lang w:val="zh_TW" w:bidi="zh_TW"/>
         </w:rPr>
         <w:t>充滿了因罪人與神和好，以及哥林多信徒與保羅和好而帶來的喜樂。然而從這章開始，保羅開始為自己辯護。這幾章充滿了嚴厲的話語、苦澀的指責、激昂的諷刺和責備。</w:t>
       </w:r>
-      <w:hyperlink r:id="rId207">
-        <w:r>
-          <w:rPr>
-            <w:lang w:val="zh_TW" w:bidi="zh_TW"/>
-          </w:rPr>
-          <w:rPr>
-            <w:color w:val="0000EE"/>
-            <w:u w:val="single"/>
-          </w:rPr>
-          <w:t>十章1節</w:t>
-        </w:r>
-      </w:hyperlink>
+      <w:r>
+        <w:rPr>
+          <w:lang w:val="zh_TW" w:bidi="zh_TW"/>
+        </w:rPr>
+        <w:t>十章1節</w:t>
+      </w:r>
       <w:r>
         <w:rPr>
           <w:lang w:val="zh_TW" w:bidi="zh_TW"/>
         </w:rPr>
         <w:t>與前九章明顯的分界引發了許多不同的解釋：（1）這幾章可能是另一封獨立的書信，或許就是之前寄給哥林多的「嚴厲的信」（</w:t>
       </w:r>
-      <w:hyperlink r:id="rId165">
-        <w:r>
-          <w:rPr>
-            <w:lang w:val="zh_TW" w:bidi="zh_TW"/>
-          </w:rPr>
-          <w:rPr>
-            <w:color w:val="0000EE"/>
-            <w:u w:val="single"/>
-          </w:rPr>
-          <w:t>2:3–4</w:t>
-        </w:r>
-      </w:hyperlink>
+      <w:r>
+        <w:rPr>
+          <w:lang w:val="zh_TW" w:bidi="zh_TW"/>
+        </w:rPr>
+        <w:t>2:3–4</w:t>
+      </w:r>
       <w:r>
         <w:rPr>
           <w:lang w:val="zh_TW" w:bidi="zh_TW"/>
         </w:rPr>
         <w:t>；</w:t>
       </w:r>
-      <w:hyperlink r:id="rId208">
-        <w:r>
-          <w:rPr>
-            <w:lang w:val="zh_TW" w:bidi="zh_TW"/>
-          </w:rPr>
-          <w:rPr>
-            <w:color w:val="0000EE"/>
-            <w:u w:val="single"/>
-          </w:rPr>
-          <w:t>7:8–9</w:t>
-        </w:r>
-      </w:hyperlink>
+      <w:r>
+        <w:rPr>
+          <w:lang w:val="zh_TW" w:bidi="zh_TW"/>
+        </w:rPr>
+        <w:t>7:8–9</w:t>
+      </w:r>
       <w:r>
         <w:rPr>
           <w:lang w:val="zh_TW" w:bidi="zh_TW"/>
         </w:rPr>
         <w:t>）。（2）也有可能是，雖然大多數教會成員已經服從了那和好的勸勉，但仍有少數叛逆者，保羅就是在針對他們而寫了這四章。（3）更有可能的是，自從提多帶給保羅有關他們恢復和諧的關係的好消息後，現在出現了新的狀況（</w:t>
       </w:r>
-      <w:hyperlink r:id="rId161">
-        <w:r>
-          <w:rPr>
-            <w:lang w:val="zh_TW" w:bidi="zh_TW"/>
-          </w:rPr>
-          <w:rPr>
-            <w:color w:val="0000EE"/>
-            <w:u w:val="single"/>
-          </w:rPr>
-          <w:t>7:5–16</w:t>
-        </w:r>
-      </w:hyperlink>
+      <w:r>
+        <w:rPr>
+          <w:lang w:val="zh_TW" w:bidi="zh_TW"/>
+        </w:rPr>
+        <w:t>7:5–16</w:t>
+      </w:r>
       <w:r>
         <w:rPr>
           <w:lang w:val="zh_TW" w:bidi="zh_TW"/>
         </w:rPr>
         <w:t>）。在這個新的狀況下，一些反保羅的宣教士來到哥林多教會，對使徒所傳的福音信息發起了猛烈的攻擊（見</w:t>
       </w:r>
-      <w:hyperlink r:id="rId209">
-        <w:r>
-          <w:rPr>
-            <w:lang w:val="zh_TW" w:bidi="zh_TW"/>
-          </w:rPr>
-          <w:rPr>
-            <w:color w:val="0000EE"/>
-            <w:u w:val="single"/>
-          </w:rPr>
-          <w:t>11:4</w:t>
-        </w:r>
-      </w:hyperlink>
+      <w:r>
+        <w:rPr>
+          <w:lang w:val="zh_TW" w:bidi="zh_TW"/>
+        </w:rPr>
+        <w:t>11:4</w:t>
+      </w:r>
       <w:r>
         <w:rPr>
           <w:lang w:val="zh_TW" w:bidi="zh_TW"/>
         </w:rPr>
         <w:t>、</w:t>
       </w:r>
-      <w:hyperlink r:id="rId210">
-        <w:r>
-          <w:rPr>
-            <w:lang w:val="zh_TW" w:bidi="zh_TW"/>
-          </w:rPr>
-          <w:rPr>
-            <w:color w:val="0000EE"/>
-            <w:u w:val="single"/>
-          </w:rPr>
-          <w:t>13–15</w:t>
-        </w:r>
-      </w:hyperlink>
+      <w:r>
+        <w:rPr>
+          <w:lang w:val="zh_TW" w:bidi="zh_TW"/>
+        </w:rPr>
+        <w:t>13–15</w:t>
+      </w:r>
       <w:r>
         <w:rPr>
           <w:lang w:val="zh_TW" w:bidi="zh_TW"/>
         </w:rPr>
         <w:t>）。他們稱保羅不是真正的使徒，甚至說他不是真正的基督徒（</w:t>
       </w:r>
-      <w:hyperlink r:id="rId211">
-        <w:r>
-          <w:rPr>
-            <w:lang w:val="zh_TW" w:bidi="zh_TW"/>
-          </w:rPr>
-          <w:rPr>
-            <w:color w:val="0000EE"/>
-            <w:u w:val="single"/>
-          </w:rPr>
-          <w:t>10:7</w:t>
-        </w:r>
-      </w:hyperlink>
+      <w:r>
+        <w:rPr>
+          <w:lang w:val="zh_TW" w:bidi="zh_TW"/>
+        </w:rPr>
+        <w:t>10:7</w:t>
+      </w:r>
       <w:r>
         <w:rPr>
           <w:lang w:val="zh_TW" w:bidi="zh_TW"/>
         </w:rPr>
         <w:t>），並說他根本無權帶著福音信息來到哥林多，因為這裡是反保羅的宣教士的地盤（</w:t>
       </w:r>
-      <w:hyperlink r:id="rId212">
-        <w:r>
-          <w:rPr>
-            <w:lang w:val="zh_TW" w:bidi="zh_TW"/>
-          </w:rPr>
-          <w:rPr>
-            <w:color w:val="0000EE"/>
-            <w:u w:val="single"/>
-          </w:rPr>
-          <w:t>10:15–16</w:t>
-        </w:r>
-      </w:hyperlink>
+      <w:r>
+        <w:rPr>
+          <w:lang w:val="zh_TW" w:bidi="zh_TW"/>
+        </w:rPr>
+        <w:t>10:15–16</w:t>
+      </w:r>
       <w:r>
         <w:rPr>
           <w:lang w:val="zh_TW" w:bidi="zh_TW"/>
         </w:rPr>
         <w:t>）。這些人帶來了異端的信息（</w:t>
       </w:r>
-      <w:hyperlink r:id="rId209">
-        <w:r>
-          <w:rPr>
-            <w:lang w:val="zh_TW" w:bidi="zh_TW"/>
-          </w:rPr>
-          <w:rPr>
-            <w:color w:val="0000EE"/>
-            <w:u w:val="single"/>
-          </w:rPr>
-          <w:t>11:4</w:t>
-        </w:r>
-      </w:hyperlink>
+      <w:r>
+        <w:rPr>
+          <w:lang w:val="zh_TW" w:bidi="zh_TW"/>
+        </w:rPr>
+        <w:t>11:4</w:t>
+      </w:r>
       <w:r>
         <w:rPr>
           <w:lang w:val="zh_TW" w:bidi="zh_TW"/>
         </w:rPr>
         <w:t>），並表現出專橫的態度。簡而言之，他們在做撒但的工作（</w:t>
       </w:r>
-      <w:hyperlink r:id="rId210">
-        <w:r>
-          <w:rPr>
-            <w:lang w:val="zh_TW" w:bidi="zh_TW"/>
-          </w:rPr>
-          <w:rPr>
-            <w:color w:val="0000EE"/>
-            <w:u w:val="single"/>
-          </w:rPr>
-          <w:t>11:13–15</w:t>
-        </w:r>
-      </w:hyperlink>
+      <w:r>
+        <w:rPr>
+          <w:lang w:val="zh_TW" w:bidi="zh_TW"/>
+        </w:rPr>
+        <w:t>11:13–15</w:t>
+      </w:r>
       <w:r>
         <w:rPr>
           <w:lang w:val="zh_TW" w:bidi="zh_TW"/>
         </w:rPr>
         <w:t>）。保羅在聽到這個新的狀況後十分擔憂，便重申他作為使徒的權柄，並以一種他不喜歡的方式寫作（</w:t>
       </w:r>
-      <w:hyperlink r:id="rId213">
-        <w:r>
-          <w:rPr>
-            <w:lang w:val="zh_TW" w:bidi="zh_TW"/>
-          </w:rPr>
-          <w:rPr>
-            <w:color w:val="0000EE"/>
-            <w:u w:val="single"/>
-          </w:rPr>
-          <w:t>11:1</w:t>
-        </w:r>
-      </w:hyperlink>
+      <w:r>
+        <w:rPr>
+          <w:lang w:val="zh_TW" w:bidi="zh_TW"/>
+        </w:rPr>
+        <w:t>11:1</w:t>
+      </w:r>
       <w:r>
         <w:rPr>
           <w:lang w:val="zh_TW" w:bidi="zh_TW"/>
         </w:rPr>
         <w:t>、</w:t>
       </w:r>
-      <w:hyperlink r:id="rId214">
-        <w:r>
-          <w:rPr>
-            <w:lang w:val="zh_TW" w:bidi="zh_TW"/>
-          </w:rPr>
-          <w:rPr>
-            <w:color w:val="0000EE"/>
-            <w:u w:val="single"/>
-          </w:rPr>
-          <w:t>16–17</w:t>
-        </w:r>
-      </w:hyperlink>
+      <w:r>
+        <w:rPr>
+          <w:lang w:val="zh_TW" w:bidi="zh_TW"/>
+        </w:rPr>
+        <w:t>16–17</w:t>
+      </w:r>
       <w:r>
         <w:rPr>
           <w:lang w:val="zh_TW" w:bidi="zh_TW"/>
         </w:rPr>
         <w:t>；</w:t>
       </w:r>
-      <w:hyperlink r:id="rId215">
-        <w:r>
-          <w:rPr>
-            <w:lang w:val="zh_TW" w:bidi="zh_TW"/>
-          </w:rPr>
-          <w:rPr>
-            <w:color w:val="0000EE"/>
-            <w:u w:val="single"/>
-          </w:rPr>
-          <w:t>12:1</w:t>
-        </w:r>
-      </w:hyperlink>
+      <w:r>
+        <w:rPr>
+          <w:lang w:val="zh_TW" w:bidi="zh_TW"/>
+        </w:rPr>
+        <w:t>12:1</w:t>
+      </w:r>
       <w:r>
         <w:rPr>
           <w:lang w:val="zh_TW" w:bidi="zh_TW"/>
         </w:rPr>
         <w:t>），以誇耀他的軟弱和苦難。保羅作為使徒的權柄是真實又帶有能力的，但這個權柄是由被釘十字架的耶穌所展現的愛所造就及掌控的（</w:t>
       </w:r>
-      <w:hyperlink r:id="rId207">
-        <w:r>
-          <w:rPr>
-            <w:lang w:val="zh_TW" w:bidi="zh_TW"/>
-          </w:rPr>
-          <w:rPr>
-            <w:color w:val="0000EE"/>
-            <w:u w:val="single"/>
-          </w:rPr>
-          <w:t>10:1</w:t>
-        </w:r>
-      </w:hyperlink>
+      <w:r>
+        <w:rPr>
+          <w:lang w:val="zh_TW" w:bidi="zh_TW"/>
+        </w:rPr>
+        <w:t>10:1</w:t>
+      </w:r>
       <w:r>
         <w:rPr>
           <w:lang w:val="zh_TW" w:bidi="zh_TW"/>
         </w:rPr>
         <w:t>，</w:t>
       </w:r>
-      <w:hyperlink r:id="rId216">
-        <w:r>
-          <w:rPr>
-            <w:lang w:val="zh_TW" w:bidi="zh_TW"/>
-          </w:rPr>
-          <w:rPr>
-            <w:color w:val="0000EE"/>
-            <w:u w:val="single"/>
-          </w:rPr>
-          <w:t>13:4–10</w:t>
-        </w:r>
-      </w:hyperlink>
+      <w:r>
+        <w:rPr>
+          <w:lang w:val="zh_TW" w:bidi="zh_TW"/>
+        </w:rPr>
+        <w:t>13:4–10</w:t>
+      </w:r>
       <w:r>
         <w:rPr>
           <w:lang w:val="zh_TW" w:bidi="zh_TW"/>
@@ -9692,18 +8336,12 @@
         </w:rPr>
         <w:t>擁有對抗屬靈堡壘的神聖能力（見</w:t>
       </w:r>
-      <w:hyperlink r:id="rId217">
-        <w:r>
-          <w:rPr>
-            <w:lang w:val="zh_TW" w:bidi="zh_TW"/>
-          </w:rPr>
-          <w:rPr>
-            <w:color w:val="0000EE"/>
-            <w:u w:val="single"/>
-          </w:rPr>
-          <w:t>4:3–4</w:t>
-        </w:r>
-      </w:hyperlink>
+      <w:r>
+        <w:rPr>
+          <w:lang w:val="zh_TW" w:bidi="zh_TW"/>
+        </w:rPr>
+        <w:t>4:3–4</w:t>
+      </w:r>
       <w:r>
         <w:rPr>
           <w:lang w:val="zh_TW" w:bidi="zh_TW"/>
@@ -9758,36 +8396,24 @@
         </w:rPr>
         <w:t>這些與保羅對立的假教師以某種優越的方式聲稱他們為基督的代表，又因保羅的軟弱將他排除在外。在此，保羅將真正的權柄與專橫的獨裁主義者區分開來。他的權柄是為了造就神的子民，而不是敗壞他們（見</w:t>
       </w:r>
-      <w:hyperlink r:id="rId204">
-        <w:r>
-          <w:rPr>
-            <w:lang w:val="zh_TW" w:bidi="zh_TW"/>
-          </w:rPr>
-          <w:rPr>
-            <w:color w:val="0000EE"/>
-            <w:u w:val="single"/>
-          </w:rPr>
-          <w:t>13:10</w:t>
-        </w:r>
-      </w:hyperlink>
+      <w:r>
+        <w:rPr>
+          <w:lang w:val="zh_TW" w:bidi="zh_TW"/>
+        </w:rPr>
+        <w:t>13:10</w:t>
+      </w:r>
       <w:r>
         <w:rPr>
           <w:lang w:val="zh_TW" w:bidi="zh_TW"/>
         </w:rPr>
         <w:t>），然而，他打算在來到哥林多時，堅決地對付這些與他對立的人（見</w:t>
       </w:r>
-      <w:hyperlink r:id="rId218">
-        <w:r>
-          <w:rPr>
-            <w:lang w:val="zh_TW" w:bidi="zh_TW"/>
-          </w:rPr>
-          <w:rPr>
-            <w:color w:val="0000EE"/>
-            <w:u w:val="single"/>
-          </w:rPr>
-          <w:t>13:1</w:t>
-        </w:r>
-      </w:hyperlink>
+      <w:r>
+        <w:rPr>
+          <w:lang w:val="zh_TW" w:bidi="zh_TW"/>
+        </w:rPr>
+        <w:t>13:1</w:t>
+      </w:r>
       <w:r>
         <w:rPr>
           <w:lang w:val="zh_TW" w:bidi="zh_TW"/>
@@ -9846,18 +8472,12 @@
         </w:rPr>
         <w:t>保羅的書信有時難以理解且要求嚴格，其他基督徒也有同樣的感受（參</w:t>
       </w:r>
-      <w:hyperlink r:id="rId219">
-        <w:r>
-          <w:rPr>
-            <w:lang w:val="zh_TW" w:bidi="zh_TW"/>
-          </w:rPr>
-          <w:rPr>
-            <w:color w:val="0000EE"/>
-            <w:u w:val="single"/>
-          </w:rPr>
-          <w:t>彼後3:16</w:t>
-        </w:r>
-      </w:hyperlink>
+      <w:r>
+        <w:rPr>
+          <w:lang w:val="zh_TW" w:bidi="zh_TW"/>
+        </w:rPr>
+        <w:t>彼後3:16</w:t>
+      </w:r>
       <w:r>
         <w:rPr>
           <w:lang w:val="zh_TW" w:bidi="zh_TW"/>
@@ -9894,36 +8514,24 @@
         </w:rPr>
         <w:t>：保羅並不是那種盛氣凌人，壓迫他人就範的人（參</w:t>
       </w:r>
-      <w:hyperlink r:id="rId220">
-        <w:r>
-          <w:rPr>
-            <w:lang w:val="zh_TW" w:bidi="zh_TW"/>
-          </w:rPr>
-          <w:rPr>
-            <w:color w:val="0000EE"/>
-            <w:u w:val="single"/>
-          </w:rPr>
-          <w:t>林後1:24</w:t>
-        </w:r>
-      </w:hyperlink>
+      <w:r>
+        <w:rPr>
+          <w:lang w:val="zh_TW" w:bidi="zh_TW"/>
+        </w:rPr>
+        <w:t>林後1:24</w:t>
+      </w:r>
       <w:r>
         <w:rPr>
           <w:lang w:val="zh_TW" w:bidi="zh_TW"/>
         </w:rPr>
         <w:t>；</w:t>
       </w:r>
-      <w:hyperlink r:id="rId221">
-        <w:r>
-          <w:rPr>
-            <w:lang w:val="zh_TW" w:bidi="zh_TW"/>
-          </w:rPr>
-          <w:rPr>
-            <w:color w:val="0000EE"/>
-            <w:u w:val="single"/>
-          </w:rPr>
-          <w:t>林前2:1–5</w:t>
-        </w:r>
-      </w:hyperlink>
+      <w:r>
+        <w:rPr>
+          <w:lang w:val="zh_TW" w:bidi="zh_TW"/>
+        </w:rPr>
+        <w:t>林前2:1–5</w:t>
+      </w:r>
       <w:r>
         <w:rPr>
           <w:lang w:val="zh_TW" w:bidi="zh_TW"/>
@@ -9967,54 +8575,36 @@
         </w:rPr>
         <w:t>：保羅不像亞波羅（</w:t>
       </w:r>
-      <w:hyperlink r:id="rId222">
-        <w:r>
-          <w:rPr>
-            <w:lang w:val="zh_TW" w:bidi="zh_TW"/>
-          </w:rPr>
-          <w:rPr>
-            <w:color w:val="0000EE"/>
-            <w:u w:val="single"/>
-          </w:rPr>
-          <w:t>徒18:24</w:t>
-        </w:r>
-      </w:hyperlink>
+      <w:r>
+        <w:rPr>
+          <w:lang w:val="zh_TW" w:bidi="zh_TW"/>
+        </w:rPr>
+        <w:t>徒18:24</w:t>
+      </w:r>
       <w:r>
         <w:rPr>
           <w:lang w:val="zh_TW" w:bidi="zh_TW"/>
         </w:rPr>
         <w:t>）一樣，當他來到哥林多時，並不是一位有說服力的傳道者或引人入勝的演說者（</w:t>
       </w:r>
-      <w:hyperlink r:id="rId223">
-        <w:r>
-          <w:rPr>
-            <w:lang w:val="zh_TW" w:bidi="zh_TW"/>
-          </w:rPr>
-          <w:rPr>
-            <w:color w:val="0000EE"/>
-            <w:u w:val="single"/>
-          </w:rPr>
-          <w:t>林後11:6</w:t>
-        </w:r>
-      </w:hyperlink>
+      <w:r>
+        <w:rPr>
+          <w:lang w:val="zh_TW" w:bidi="zh_TW"/>
+        </w:rPr>
+        <w:t>林後11:6</w:t>
+      </w:r>
       <w:r>
         <w:rPr>
           <w:lang w:val="zh_TW" w:bidi="zh_TW"/>
         </w:rPr>
         <w:t>；</w:t>
       </w:r>
-      <w:hyperlink r:id="rId224">
-        <w:r>
-          <w:rPr>
-            <w:lang w:val="zh_TW" w:bidi="zh_TW"/>
-          </w:rPr>
-          <w:rPr>
-            <w:color w:val="0000EE"/>
-            <w:u w:val="single"/>
-          </w:rPr>
-          <w:t>林前2:3–4</w:t>
-        </w:r>
-      </w:hyperlink>
+      <w:r>
+        <w:rPr>
+          <w:lang w:val="zh_TW" w:bidi="zh_TW"/>
+        </w:rPr>
+        <w:t>林前2:3–4</w:t>
+      </w:r>
       <w:r>
         <w:rPr>
           <w:lang w:val="zh_TW" w:bidi="zh_TW"/>
@@ -10117,54 +8707,36 @@
         </w:rPr>
         <w:t>保羅並沒有越過神為他的宣教工作所設的界限，其中也包括保羅與哥林多信徒同工的範圍。因此，他為自己的誠信和權柄辯護，堅持他第一次來到哥林多時（</w:t>
       </w:r>
-      <w:hyperlink r:id="rId225">
-        <w:r>
-          <w:rPr>
-            <w:lang w:val="zh_TW" w:bidi="zh_TW"/>
-          </w:rPr>
-          <w:rPr>
-            <w:color w:val="0000EE"/>
-            <w:u w:val="single"/>
-          </w:rPr>
-          <w:t>徒18:1–17</w:t>
-        </w:r>
-      </w:hyperlink>
+      <w:r>
+        <w:rPr>
+          <w:lang w:val="zh_TW" w:bidi="zh_TW"/>
+        </w:rPr>
+        <w:t>徒18:1–17</w:t>
+      </w:r>
       <w:r>
         <w:rPr>
           <w:lang w:val="zh_TW" w:bidi="zh_TW"/>
         </w:rPr>
         <w:t>）他所做的是在回應神的呼召。保羅決心不進入其他人宣教的領域（見</w:t>
       </w:r>
-      <w:hyperlink r:id="rId226">
-        <w:r>
-          <w:rPr>
-            <w:lang w:val="zh_TW" w:bidi="zh_TW"/>
-          </w:rPr>
-          <w:rPr>
-            <w:color w:val="0000EE"/>
-            <w:u w:val="single"/>
-          </w:rPr>
-          <w:t>羅15:20</w:t>
-        </w:r>
-      </w:hyperlink>
+      <w:r>
+        <w:rPr>
+          <w:lang w:val="zh_TW" w:bidi="zh_TW"/>
+        </w:rPr>
+        <w:t>羅15:20</w:t>
+      </w:r>
       <w:r>
         <w:rPr>
           <w:lang w:val="zh_TW" w:bidi="zh_TW"/>
         </w:rPr>
         <w:t>），但他是第一個帶著基督的福音來到哥林多的人。他最近的這些敵對者是較晚才來到這個教會（</w:t>
       </w:r>
-      <w:hyperlink r:id="rId209">
-        <w:r>
-          <w:rPr>
-            <w:lang w:val="zh_TW" w:bidi="zh_TW"/>
-          </w:rPr>
-          <w:rPr>
-            <w:color w:val="0000EE"/>
-            <w:u w:val="single"/>
-          </w:rPr>
-          <w:t>林後11:4</w:t>
-        </w:r>
-      </w:hyperlink>
+      <w:r>
+        <w:rPr>
+          <w:lang w:val="zh_TW" w:bidi="zh_TW"/>
+        </w:rPr>
+        <w:t>林後11:4</w:t>
+      </w:r>
       <w:r>
         <w:rPr>
           <w:lang w:val="zh_TW" w:bidi="zh_TW"/>
@@ -10219,18 +8791,12 @@
         </w:rPr>
         <w:t>保羅引用了</w:t>
       </w:r>
-      <w:hyperlink r:id="rId227">
-        <w:r>
-          <w:rPr>
-            <w:lang w:val="zh_TW" w:bidi="zh_TW"/>
-          </w:rPr>
-          <w:rPr>
-            <w:color w:val="0000EE"/>
-            <w:u w:val="single"/>
-          </w:rPr>
-          <w:t>耶利米書九章24節</w:t>
-        </w:r>
-      </w:hyperlink>
+      <w:r>
+        <w:rPr>
+          <w:lang w:val="zh_TW" w:bidi="zh_TW"/>
+        </w:rPr>
+        <w:t>耶利米書九章24節</w:t>
+      </w:r>
       <w:r>
         <w:rPr>
           <w:lang w:val="zh_TW" w:bidi="zh_TW"/>
@@ -10370,18 +8936,12 @@
         </w:rPr>
         <w:t>因為保羅自認與哥林多教會有緊密的關係（</w:t>
       </w:r>
-      <w:hyperlink r:id="rId228">
-        <w:r>
-          <w:rPr>
-            <w:lang w:val="zh_TW" w:bidi="zh_TW"/>
-          </w:rPr>
-          <w:rPr>
-            <w:color w:val="0000EE"/>
-            <w:u w:val="single"/>
-          </w:rPr>
-          <w:t>11:2</w:t>
-        </w:r>
-      </w:hyperlink>
+      <w:r>
+        <w:rPr>
+          <w:lang w:val="zh_TW" w:bidi="zh_TW"/>
+        </w:rPr>
+        <w:t>11:2</w:t>
+      </w:r>
       <w:r>
         <w:rPr>
           <w:lang w:val="zh_TW" w:bidi="zh_TW"/>
@@ -10448,54 +9008,36 @@
         </w:rPr>
         <w:t>。這個隱喻可以追溯到舊約聖經，以色列被比喻爲主的新婦（</w:t>
       </w:r>
-      <w:hyperlink r:id="rId229">
-        <w:r>
-          <w:rPr>
-            <w:lang w:val="zh_TW" w:bidi="zh_TW"/>
-          </w:rPr>
-          <w:rPr>
-            <w:color w:val="0000EE"/>
-            <w:u w:val="single"/>
-          </w:rPr>
-          <w:t>賽54:5</w:t>
-        </w:r>
-      </w:hyperlink>
+      <w:r>
+        <w:rPr>
+          <w:lang w:val="zh_TW" w:bidi="zh_TW"/>
+        </w:rPr>
+        <w:t>賽54:5</w:t>
+      </w:r>
       <w:r>
         <w:rPr>
           <w:lang w:val="zh_TW" w:bidi="zh_TW"/>
         </w:rPr>
         <w:t>，</w:t>
       </w:r>
-      <w:hyperlink r:id="rId230">
-        <w:r>
-          <w:rPr>
-            <w:lang w:val="zh_TW" w:bidi="zh_TW"/>
-          </w:rPr>
-          <w:rPr>
-            <w:color w:val="0000EE"/>
-            <w:u w:val="single"/>
-          </w:rPr>
-          <w:t>62:5</w:t>
-        </w:r>
-      </w:hyperlink>
+      <w:r>
+        <w:rPr>
+          <w:lang w:val="zh_TW" w:bidi="zh_TW"/>
+        </w:rPr>
+        <w:t>62:5</w:t>
+      </w:r>
       <w:r>
         <w:rPr>
           <w:lang w:val="zh_TW" w:bidi="zh_TW"/>
         </w:rPr>
         <w:t>）。保羅則視自己為「伴郎」（新郎最好的朋友）來代表新郎行事（參</w:t>
       </w:r>
-      <w:hyperlink r:id="rId231">
-        <w:r>
-          <w:rPr>
-            <w:lang w:val="zh_TW" w:bidi="zh_TW"/>
-          </w:rPr>
-          <w:rPr>
-            <w:color w:val="0000EE"/>
-            <w:u w:val="single"/>
-          </w:rPr>
-          <w:t>約3:29</w:t>
-        </w:r>
-      </w:hyperlink>
+      <w:r>
+        <w:rPr>
+          <w:lang w:val="zh_TW" w:bidi="zh_TW"/>
+        </w:rPr>
+        <w:t>約3:29</w:t>
+      </w:r>
       <w:r>
         <w:rPr>
           <w:lang w:val="zh_TW" w:bidi="zh_TW"/>
@@ -10550,54 +9092,36 @@
         </w:rPr>
         <w:t>假教師正在吸引哥林多信徒偏離對基督單純且專一的忠誠。他們這樣做就像蛇在伊甸園中所做的一樣（</w:t>
       </w:r>
-      <w:hyperlink r:id="rId232">
-        <w:r>
-          <w:rPr>
-            <w:lang w:val="zh_TW" w:bidi="zh_TW"/>
-          </w:rPr>
-          <w:rPr>
-            <w:color w:val="0000EE"/>
-            <w:u w:val="single"/>
-          </w:rPr>
-          <w:t>11:14</w:t>
-        </w:r>
-      </w:hyperlink>
+      <w:r>
+        <w:rPr>
+          <w:lang w:val="zh_TW" w:bidi="zh_TW"/>
+        </w:rPr>
+        <w:t>11:14</w:t>
+      </w:r>
       <w:r>
         <w:rPr>
           <w:lang w:val="zh_TW" w:bidi="zh_TW"/>
         </w:rPr>
         <w:t>；見</w:t>
       </w:r>
-      <w:hyperlink r:id="rId233">
-        <w:r>
-          <w:rPr>
-            <w:lang w:val="zh_TW" w:bidi="zh_TW"/>
-          </w:rPr>
-          <w:rPr>
-            <w:color w:val="0000EE"/>
-            <w:u w:val="single"/>
-          </w:rPr>
-          <w:t>創3:4</w:t>
-        </w:r>
-      </w:hyperlink>
+      <w:r>
+        <w:rPr>
+          <w:lang w:val="zh_TW" w:bidi="zh_TW"/>
+        </w:rPr>
+        <w:t>創3:4</w:t>
+      </w:r>
       <w:r>
         <w:rPr>
           <w:lang w:val="zh_TW" w:bidi="zh_TW"/>
         </w:rPr>
         <w:t>、</w:t>
       </w:r>
-      <w:hyperlink r:id="rId234">
-        <w:r>
-          <w:rPr>
-            <w:lang w:val="zh_TW" w:bidi="zh_TW"/>
-          </w:rPr>
-          <w:rPr>
-            <w:color w:val="0000EE"/>
-            <w:u w:val="single"/>
-          </w:rPr>
-          <w:t>13</w:t>
-        </w:r>
-      </w:hyperlink>
+      <w:r>
+        <w:rPr>
+          <w:lang w:val="zh_TW" w:bidi="zh_TW"/>
+        </w:rPr>
+        <w:t>13</w:t>
+      </w:r>
       <w:r>
         <w:rPr>
           <w:lang w:val="zh_TW" w:bidi="zh_TW"/>
@@ -10652,54 +9176,36 @@
         </w:rPr>
         <w:t>在哥林多的那些假教師顯然傳講了一個不同的耶穌，一個不同的靈，以及一個不同的福音，這些都與哥林多信徒所信的不同。我們難以確切知道這些假教師所傳講的內容；然而，他們很可能是在宣揚一個強勢、有統治力的基督，淡化了十字架的苦難。他們可能認為自己是同樣強大的傳道者，能免於苦難和試煉。相比之下，保羅的信息是以被釘十字架的基督為中心（</w:t>
       </w:r>
-      <w:hyperlink r:id="rId235">
-        <w:r>
-          <w:rPr>
-            <w:lang w:val="zh_TW" w:bidi="zh_TW"/>
-          </w:rPr>
-          <w:rPr>
-            <w:color w:val="0000EE"/>
-            <w:u w:val="single"/>
-          </w:rPr>
-          <w:t>13:4</w:t>
-        </w:r>
-      </w:hyperlink>
+      <w:r>
+        <w:rPr>
+          <w:lang w:val="zh_TW" w:bidi="zh_TW"/>
+        </w:rPr>
+        <w:t>13:4</w:t>
+      </w:r>
       <w:r>
         <w:rPr>
           <w:lang w:val="zh_TW" w:bidi="zh_TW"/>
         </w:rPr>
         <w:t>），而保羅自己的苦難正是他作為一個真正的使徒的標記（</w:t>
       </w:r>
-      <w:hyperlink r:id="rId236">
-        <w:r>
-          <w:rPr>
-            <w:lang w:val="zh_TW" w:bidi="zh_TW"/>
-          </w:rPr>
-          <w:rPr>
-            <w:color w:val="0000EE"/>
-            <w:u w:val="single"/>
-          </w:rPr>
-          <w:t>12:1–12</w:t>
-        </w:r>
-      </w:hyperlink>
+      <w:r>
+        <w:rPr>
+          <w:lang w:val="zh_TW" w:bidi="zh_TW"/>
+        </w:rPr>
+        <w:t>12:1–12</w:t>
+      </w:r>
       <w:r>
         <w:rPr>
           <w:lang w:val="zh_TW" w:bidi="zh_TW"/>
         </w:rPr>
         <w:t>）。這種差異的本質是保羅在</w:t>
       </w:r>
-      <w:hyperlink r:id="rId237">
-        <w:r>
-          <w:rPr>
-            <w:lang w:val="zh_TW" w:bidi="zh_TW"/>
-          </w:rPr>
-          <w:rPr>
-            <w:color w:val="0000EE"/>
-            <w:u w:val="single"/>
-          </w:rPr>
-          <w:t>第十至十三章</w:t>
-        </w:r>
-      </w:hyperlink>
+      <w:r>
+        <w:rPr>
+          <w:lang w:val="zh_TW" w:bidi="zh_TW"/>
+        </w:rPr>
+        <w:t>第十至十三章</w:t>
+      </w:r>
       <w:r>
         <w:rPr>
           <w:lang w:val="zh_TW" w:bidi="zh_TW"/>
@@ -10766,18 +9272,12 @@
         </w:rPr>
         <w:t>（</w:t>
       </w:r>
-      <w:hyperlink r:id="rId200">
-        <w:r>
-          <w:rPr>
-            <w:lang w:val="zh_TW" w:bidi="zh_TW"/>
-          </w:rPr>
-          <w:rPr>
-            <w:color w:val="0000EE"/>
-            <w:u w:val="single"/>
-          </w:rPr>
-          <w:t>10:10</w:t>
-        </w:r>
-      </w:hyperlink>
+      <w:r>
+        <w:rPr>
+          <w:lang w:val="zh_TW" w:bidi="zh_TW"/>
+        </w:rPr>
+        <w:t>10:10</w:t>
+      </w:r>
       <w:r>
         <w:rPr>
           <w:lang w:val="zh_TW" w:bidi="zh_TW"/>
@@ -10832,90 +9332,60 @@
         </w:rPr>
         <w:t>保羅傳講神的福音......並不期望回報。保羅作為植堂者（</w:t>
       </w:r>
-      <w:hyperlink r:id="rId238">
-        <w:r>
-          <w:rPr>
-            <w:lang w:val="zh_TW" w:bidi="zh_TW"/>
-          </w:rPr>
-          <w:rPr>
-            <w:color w:val="0000EE"/>
-            <w:u w:val="single"/>
-          </w:rPr>
-          <w:t>林前9:3–14</w:t>
-        </w:r>
-      </w:hyperlink>
+      <w:r>
+        <w:rPr>
+          <w:lang w:val="zh_TW" w:bidi="zh_TW"/>
+        </w:rPr>
+        <w:t>林前9:3–14</w:t>
+      </w:r>
       <w:r>
         <w:rPr>
           <w:lang w:val="zh_TW" w:bidi="zh_TW"/>
         </w:rPr>
         <w:t>），他的策略是以靠自己製造帳篷的手藝為生（</w:t>
       </w:r>
-      <w:hyperlink r:id="rId239">
-        <w:r>
-          <w:rPr>
-            <w:lang w:val="zh_TW" w:bidi="zh_TW"/>
-          </w:rPr>
-          <w:rPr>
-            <w:color w:val="0000EE"/>
-            <w:u w:val="single"/>
-          </w:rPr>
-          <w:t>徒18:3</w:t>
-        </w:r>
-      </w:hyperlink>
+      <w:r>
+        <w:rPr>
+          <w:lang w:val="zh_TW" w:bidi="zh_TW"/>
+        </w:rPr>
+        <w:t>徒18:3</w:t>
+      </w:r>
       <w:r>
         <w:rPr>
           <w:lang w:val="zh_TW" w:bidi="zh_TW"/>
         </w:rPr>
         <w:t>，</w:t>
       </w:r>
-      <w:hyperlink r:id="rId240">
-        <w:r>
-          <w:rPr>
-            <w:lang w:val="zh_TW" w:bidi="zh_TW"/>
-          </w:rPr>
-          <w:rPr>
-            <w:color w:val="0000EE"/>
-            <w:u w:val="single"/>
-          </w:rPr>
-          <w:t>20:34</w:t>
-        </w:r>
-      </w:hyperlink>
+      <w:r>
+        <w:rPr>
+          <w:lang w:val="zh_TW" w:bidi="zh_TW"/>
+        </w:rPr>
+        <w:t>20:34</w:t>
+      </w:r>
       <w:r>
         <w:rPr>
           <w:lang w:val="zh_TW" w:bidi="zh_TW"/>
         </w:rPr>
         <w:t>），而不是依靠新建立的教會的供應（</w:t>
       </w:r>
-      <w:hyperlink r:id="rId241">
-        <w:r>
-          <w:rPr>
-            <w:lang w:val="zh_TW" w:bidi="zh_TW"/>
-          </w:rPr>
-          <w:rPr>
-            <w:color w:val="0000EE"/>
-            <w:u w:val="single"/>
-          </w:rPr>
-          <w:t>帖前2:9</w:t>
-        </w:r>
-      </w:hyperlink>
+      <w:r>
+        <w:rPr>
+          <w:lang w:val="zh_TW" w:bidi="zh_TW"/>
+        </w:rPr>
+        <w:t>帖前2:9</w:t>
+      </w:r>
       <w:r>
         <w:rPr>
           <w:lang w:val="zh_TW" w:bidi="zh_TW"/>
         </w:rPr>
         <w:t>；</w:t>
       </w:r>
-      <w:hyperlink r:id="rId242">
-        <w:r>
-          <w:rPr>
-            <w:lang w:val="zh_TW" w:bidi="zh_TW"/>
-          </w:rPr>
-          <w:rPr>
-            <w:color w:val="0000EE"/>
-            <w:u w:val="single"/>
-          </w:rPr>
-          <w:t>帖後3:8–9</w:t>
-        </w:r>
-      </w:hyperlink>
+      <w:r>
+        <w:rPr>
+          <w:lang w:val="zh_TW" w:bidi="zh_TW"/>
+        </w:rPr>
+        <w:t>帖後3:8–9</w:t>
+      </w:r>
       <w:r>
         <w:rPr>
           <w:lang w:val="zh_TW" w:bidi="zh_TW"/>
@@ -10970,36 +9440,24 @@
         </w:rPr>
         <w:t>保羅曾接受來自馬其頓——即腓立比（</w:t>
       </w:r>
-      <w:hyperlink r:id="rId243">
-        <w:r>
-          <w:rPr>
-            <w:lang w:val="zh_TW" w:bidi="zh_TW"/>
-          </w:rPr>
-          <w:rPr>
-            <w:color w:val="0000EE"/>
-            <w:u w:val="single"/>
-          </w:rPr>
-          <w:t>腓4:15–19</w:t>
-        </w:r>
-      </w:hyperlink>
+      <w:r>
+        <w:rPr>
+          <w:lang w:val="zh_TW" w:bidi="zh_TW"/>
+        </w:rPr>
+        <w:t>腓4:15–19</w:t>
+      </w:r>
       <w:r>
         <w:rPr>
           <w:lang w:val="zh_TW" w:bidi="zh_TW"/>
         </w:rPr>
         <w:t>）的弟兄們的捐助。保羅在表面上的不一致使哥林多信徒對他的動機產生懷疑，對他給他們的愛感到疑惑（</w:t>
       </w:r>
-      <w:hyperlink r:id="rId244">
-        <w:r>
-          <w:rPr>
-            <w:lang w:val="zh_TW" w:bidi="zh_TW"/>
-          </w:rPr>
-          <w:rPr>
-            <w:color w:val="0000EE"/>
-            <w:u w:val="single"/>
-          </w:rPr>
-          <w:t>林後11:11</w:t>
-        </w:r>
-      </w:hyperlink>
+      <w:r>
+        <w:rPr>
+          <w:lang w:val="zh_TW" w:bidi="zh_TW"/>
+        </w:rPr>
+        <w:t>林後11:11</w:t>
+      </w:r>
       <w:r>
         <w:rPr>
           <w:lang w:val="zh_TW" w:bidi="zh_TW"/>
@@ -11054,18 +9512,12 @@
         </w:rPr>
         <w:t>保羅拒絕接受哥林多信徒支持（</w:t>
       </w:r>
-      <w:hyperlink r:id="rId245">
-        <w:r>
-          <w:rPr>
-            <w:lang w:val="zh_TW" w:bidi="zh_TW"/>
-          </w:rPr>
-          <w:rPr>
-            <w:color w:val="0000EE"/>
-            <w:u w:val="single"/>
-          </w:rPr>
-          <w:t>11:7–11</w:t>
-        </w:r>
-      </w:hyperlink>
+      <w:r>
+        <w:rPr>
+          <w:lang w:val="zh_TW" w:bidi="zh_TW"/>
+        </w:rPr>
+        <w:t>11:7–11</w:t>
+      </w:r>
       <w:r>
         <w:rPr>
           <w:lang w:val="zh_TW" w:bidi="zh_TW"/>
@@ -11120,54 +9572,36 @@
         </w:rPr>
         <w:t>保羅嚴正譴責在哥林多的假教師（參</w:t>
       </w:r>
-      <w:hyperlink r:id="rId246">
-        <w:r>
-          <w:rPr>
-            <w:lang w:val="zh_TW" w:bidi="zh_TW"/>
-          </w:rPr>
-          <w:rPr>
-            <w:color w:val="0000EE"/>
-            <w:u w:val="single"/>
-          </w:rPr>
-          <w:t>加1:6–9</w:t>
-        </w:r>
-      </w:hyperlink>
+      <w:r>
+        <w:rPr>
+          <w:lang w:val="zh_TW" w:bidi="zh_TW"/>
+        </w:rPr>
+        <w:t>加1:6–9</w:t>
+      </w:r>
       <w:r>
         <w:rPr>
           <w:lang w:val="zh_TW" w:bidi="zh_TW"/>
         </w:rPr>
         <w:t>）。雖然假教師想宣稱他們的工作與保羅的一樣（</w:t>
       </w:r>
-      <w:hyperlink r:id="rId247">
-        <w:r>
-          <w:rPr>
-            <w:lang w:val="zh_TW" w:bidi="zh_TW"/>
-          </w:rPr>
-          <w:rPr>
-            <w:color w:val="0000EE"/>
-            <w:u w:val="single"/>
-          </w:rPr>
-          <w:t>林後11:12</w:t>
-        </w:r>
-      </w:hyperlink>
+      <w:r>
+        <w:rPr>
+          <w:lang w:val="zh_TW" w:bidi="zh_TW"/>
+        </w:rPr>
+        <w:t>林後11:12</w:t>
+      </w:r>
       <w:r>
         <w:rPr>
           <w:lang w:val="zh_TW" w:bidi="zh_TW"/>
         </w:rPr>
         <w:t>），但實際上，他們是假使徒、詭詐的工人（參</w:t>
       </w:r>
-      <w:hyperlink r:id="rId248">
-        <w:r>
-          <w:rPr>
-            <w:lang w:val="zh_TW" w:bidi="zh_TW"/>
-          </w:rPr>
-          <w:rPr>
-            <w:color w:val="0000EE"/>
-            <w:u w:val="single"/>
-          </w:rPr>
-          <w:t>腓3:2</w:t>
-        </w:r>
-      </w:hyperlink>
+      <w:r>
+        <w:rPr>
+          <w:lang w:val="zh_TW" w:bidi="zh_TW"/>
+        </w:rPr>
+        <w:t>腓3:2</w:t>
+      </w:r>
       <w:r>
         <w:rPr>
           <w:lang w:val="zh_TW" w:bidi="zh_TW"/>
@@ -11187,18 +9621,12 @@
         </w:rPr>
         <w:t>中所描述的），撒但的僕人也同樣偽裝成公義的僕人。牠的僕人自稱是神的僕人，但他們的行為邪惡，他們的懲罰是必然的（參</w:t>
       </w:r>
-      <w:hyperlink r:id="rId249">
-        <w:r>
-          <w:rPr>
-            <w:lang w:val="zh_TW" w:bidi="zh_TW"/>
-          </w:rPr>
-          <w:rPr>
-            <w:color w:val="0000EE"/>
-            <w:u w:val="single"/>
-          </w:rPr>
-          <w:t>林後5:10</w:t>
-        </w:r>
-      </w:hyperlink>
+      <w:r>
+        <w:rPr>
+          <w:lang w:val="zh_TW" w:bidi="zh_TW"/>
+        </w:rPr>
+        <w:t>林後5:10</w:t>
+      </w:r>
       <w:r>
         <w:rPr>
           <w:lang w:val="zh_TW" w:bidi="zh_TW"/>
@@ -11265,18 +9693,12 @@
         </w:rPr>
         <w:t>（另見</w:t>
       </w:r>
-      <w:hyperlink r:id="rId250">
-        <w:r>
-          <w:rPr>
-            <w:lang w:val="zh_TW" w:bidi="zh_TW"/>
-          </w:rPr>
-          <w:rPr>
-            <w:color w:val="0000EE"/>
-            <w:u w:val="single"/>
-          </w:rPr>
-          <w:t>12:11–13</w:t>
-        </w:r>
-      </w:hyperlink>
+      <w:r>
+        <w:rPr>
+          <w:lang w:val="zh_TW" w:bidi="zh_TW"/>
+        </w:rPr>
+        <w:t>12:11–13</w:t>
+      </w:r>
       <w:r>
         <w:rPr>
           <w:lang w:val="zh_TW" w:bidi="zh_TW"/>
@@ -11331,18 +9753,12 @@
         </w:rPr>
         <w:t>哥林多信徒為自己能理解深奧的宗教議題感到驕傲，他們也重視那些假裝有學問的教師。而保羅卻帶著不同的意圖而來 (</w:t>
       </w:r>
-      <w:hyperlink r:id="rId251">
-        <w:r>
-          <w:rPr>
-            <w:lang w:val="zh_TW" w:bidi="zh_TW"/>
-          </w:rPr>
-          <w:rPr>
-            <w:color w:val="0000EE"/>
-            <w:u w:val="single"/>
-          </w:rPr>
-          <w:t>林前2:1–16</w:t>
-        </w:r>
-      </w:hyperlink>
+      <w:r>
+        <w:rPr>
+          <w:lang w:val="zh_TW" w:bidi="zh_TW"/>
+        </w:rPr>
+        <w:t>林前2:1–16</w:t>
+      </w:r>
       <w:r>
         <w:rPr>
           <w:lang w:val="zh_TW" w:bidi="zh_TW"/>
@@ -11509,18 +9925,12 @@
         </w:rPr>
         <w:t>他們是希伯來人嗎？我也是：保羅的敵對者將猶太血統視為服事的資格（見</w:t>
       </w:r>
-      <w:hyperlink r:id="rId252">
-        <w:r>
-          <w:rPr>
-            <w:lang w:val="zh_TW" w:bidi="zh_TW"/>
-          </w:rPr>
-          <w:rPr>
-            <w:color w:val="0000EE"/>
-            <w:u w:val="single"/>
-          </w:rPr>
-          <w:t>腓3:5</w:t>
-        </w:r>
-      </w:hyperlink>
+      <w:r>
+        <w:rPr>
+          <w:lang w:val="zh_TW" w:bidi="zh_TW"/>
+        </w:rPr>
+        <w:t>腓3:5</w:t>
+      </w:r>
       <w:r>
         <w:rPr>
           <w:lang w:val="zh_TW" w:bidi="zh_TW"/>
@@ -11545,90 +9955,60 @@
         </w:rPr>
         <w:t>他們是以色列人嗎？我也是：以色列人是藉著受割禮成為約的群體的一份子（參</w:t>
       </w:r>
-      <w:hyperlink r:id="rId253">
-        <w:r>
-          <w:rPr>
-            <w:lang w:val="zh_TW" w:bidi="zh_TW"/>
-          </w:rPr>
-          <w:rPr>
-            <w:color w:val="0000EE"/>
-            <w:u w:val="single"/>
-          </w:rPr>
-          <w:t>約1:47</w:t>
-        </w:r>
-      </w:hyperlink>
+      <w:r>
+        <w:rPr>
+          <w:lang w:val="zh_TW" w:bidi="zh_TW"/>
+        </w:rPr>
+        <w:t>約1:47</w:t>
+      </w:r>
       <w:r>
         <w:rPr>
           <w:lang w:val="zh_TW" w:bidi="zh_TW"/>
         </w:rPr>
         <w:t>；</w:t>
       </w:r>
-      <w:hyperlink r:id="rId254">
-        <w:r>
-          <w:rPr>
-            <w:lang w:val="zh_TW" w:bidi="zh_TW"/>
-          </w:rPr>
-          <w:rPr>
-            <w:color w:val="0000EE"/>
-            <w:u w:val="single"/>
-          </w:rPr>
-          <w:t>羅9:4</w:t>
-        </w:r>
-      </w:hyperlink>
+      <w:r>
+        <w:rPr>
+          <w:lang w:val="zh_TW" w:bidi="zh_TW"/>
+        </w:rPr>
+        <w:t>羅9:4</w:t>
+      </w:r>
       <w:r>
         <w:rPr>
           <w:lang w:val="zh_TW" w:bidi="zh_TW"/>
         </w:rPr>
         <w:t>）。保羅也有這個約的記號，事實上他曾是最忠誠擁護妥拉的法利賽人（</w:t>
       </w:r>
-      <w:hyperlink r:id="rId255">
-        <w:r>
-          <w:rPr>
-            <w:lang w:val="zh_TW" w:bidi="zh_TW"/>
-          </w:rPr>
-          <w:rPr>
-            <w:color w:val="0000EE"/>
-            <w:u w:val="single"/>
-          </w:rPr>
-          <w:t>徒26:4–5</w:t>
-        </w:r>
-      </w:hyperlink>
+      <w:r>
+        <w:rPr>
+          <w:lang w:val="zh_TW" w:bidi="zh_TW"/>
+        </w:rPr>
+        <w:t>徒26:4–5</w:t>
+      </w:r>
       <w:r>
         <w:rPr>
           <w:lang w:val="zh_TW" w:bidi="zh_TW"/>
         </w:rPr>
         <w:t>；</w:t>
       </w:r>
-      <w:hyperlink r:id="rId256">
-        <w:r>
-          <w:rPr>
-            <w:lang w:val="zh_TW" w:bidi="zh_TW"/>
-          </w:rPr>
-          <w:rPr>
-            <w:color w:val="0000EE"/>
-            <w:u w:val="single"/>
-          </w:rPr>
-          <w:t>羅11:1</w:t>
-        </w:r>
-      </w:hyperlink>
+      <w:r>
+        <w:rPr>
+          <w:lang w:val="zh_TW" w:bidi="zh_TW"/>
+        </w:rPr>
+        <w:t>羅11:1</w:t>
+      </w:r>
       <w:r>
         <w:rPr>
           <w:lang w:val="zh_TW" w:bidi="zh_TW"/>
         </w:rPr>
         <w:t>；</w:t>
       </w:r>
-      <w:hyperlink r:id="rId257">
-        <w:r>
-          <w:rPr>
-            <w:lang w:val="zh_TW" w:bidi="zh_TW"/>
-          </w:rPr>
-          <w:rPr>
-            <w:color w:val="0000EE"/>
-            <w:u w:val="single"/>
-          </w:rPr>
-          <w:t>腓3:5–6</w:t>
-        </w:r>
-      </w:hyperlink>
+      <w:r>
+        <w:rPr>
+          <w:lang w:val="zh_TW" w:bidi="zh_TW"/>
+        </w:rPr>
+        <w:t>腓3:5–6</w:t>
+      </w:r>
       <w:r>
         <w:rPr>
           <w:lang w:val="zh_TW" w:bidi="zh_TW"/>
@@ -11679,54 +10059,36 @@
         </w:rPr>
         <w:t>（參</w:t>
       </w:r>
-      <w:hyperlink r:id="rId122">
-        <w:r>
-          <w:rPr>
-            <w:lang w:val="zh_TW" w:bidi="zh_TW"/>
-          </w:rPr>
-          <w:rPr>
-            <w:color w:val="0000EE"/>
-            <w:u w:val="single"/>
-          </w:rPr>
-          <w:t>羅2:28–29</w:t>
-        </w:r>
-      </w:hyperlink>
+      <w:r>
+        <w:rPr>
+          <w:lang w:val="zh_TW" w:bidi="zh_TW"/>
+        </w:rPr>
+        <w:t>羅2:28–29</w:t>
+      </w:r>
       <w:r>
         <w:rPr>
           <w:lang w:val="zh_TW" w:bidi="zh_TW"/>
         </w:rPr>
         <w:t>；</w:t>
       </w:r>
-      <w:hyperlink r:id="rId258">
-        <w:r>
-          <w:rPr>
-            <w:lang w:val="zh_TW" w:bidi="zh_TW"/>
-          </w:rPr>
-          <w:rPr>
-            <w:color w:val="0000EE"/>
-            <w:u w:val="single"/>
-          </w:rPr>
-          <w:t>加3:16</w:t>
-        </w:r>
-      </w:hyperlink>
+      <w:r>
+        <w:rPr>
+          <w:lang w:val="zh_TW" w:bidi="zh_TW"/>
+        </w:rPr>
+        <w:t>加3:16</w:t>
+      </w:r>
       <w:r>
         <w:rPr>
           <w:lang w:val="zh_TW" w:bidi="zh_TW"/>
         </w:rPr>
         <w:t>、</w:t>
       </w:r>
-      <w:hyperlink r:id="rId259">
-        <w:r>
-          <w:rPr>
-            <w:lang w:val="zh_TW" w:bidi="zh_TW"/>
-          </w:rPr>
-          <w:rPr>
-            <w:color w:val="0000EE"/>
-            <w:u w:val="single"/>
-          </w:rPr>
-          <w:t>26–29</w:t>
-        </w:r>
-      </w:hyperlink>
+      <w:r>
+        <w:rPr>
+          <w:lang w:val="zh_TW" w:bidi="zh_TW"/>
+        </w:rPr>
+        <w:t>26–29</w:t>
+      </w:r>
       <w:r>
         <w:rPr>
           <w:lang w:val="zh_TW" w:bidi="zh_TW"/>
@@ -11791,18 +10153,12 @@
         </w:rPr>
         <w:t>：例如：見</w:t>
       </w:r>
-      <w:hyperlink r:id="rId260">
-        <w:r>
-          <w:rPr>
-            <w:lang w:val="zh_TW" w:bidi="zh_TW"/>
-          </w:rPr>
-          <w:rPr>
-            <w:color w:val="0000EE"/>
-            <w:u w:val="single"/>
-          </w:rPr>
-          <w:t>使徒行傳十六章22至23節</w:t>
-        </w:r>
-      </w:hyperlink>
+      <w:r>
+        <w:rPr>
+          <w:lang w:val="zh_TW" w:bidi="zh_TW"/>
+        </w:rPr>
+        <w:t>使徒行傳十六章22至23節</w:t>
+      </w:r>
       <w:r>
         <w:rPr>
           <w:lang w:val="zh_TW" w:bidi="zh_TW"/>
@@ -11833,18 +10189,12 @@
         </w:rPr>
         <w:t>：這種懲罰在</w:t>
       </w:r>
-      <w:hyperlink r:id="rId261">
-        <w:r>
-          <w:rPr>
-            <w:lang w:val="zh_TW" w:bidi="zh_TW"/>
-          </w:rPr>
-          <w:rPr>
-            <w:color w:val="0000EE"/>
-            <w:u w:val="single"/>
-          </w:rPr>
-          <w:t>申命記二十五章1至3節</w:t>
-        </w:r>
-      </w:hyperlink>
+      <w:r>
+        <w:rPr>
+          <w:lang w:val="zh_TW" w:bidi="zh_TW"/>
+        </w:rPr>
+        <w:t>申命記二十五章1至3節</w:t>
+      </w:r>
       <w:r>
         <w:rPr>
           <w:lang w:val="zh_TW" w:bidi="zh_TW"/>
@@ -11957,36 +10307,24 @@
         </w:rPr>
         <w:t>被棍打了三次：保羅作為一名羅馬公民，他本應免於此刑，但他卻在腓立比遭受了羅馬的刑罰（</w:t>
       </w:r>
-      <w:hyperlink r:id="rId262">
-        <w:r>
-          <w:rPr>
-            <w:lang w:val="zh_TW" w:bidi="zh_TW"/>
-          </w:rPr>
-          <w:rPr>
-            <w:color w:val="0000EE"/>
-            <w:u w:val="single"/>
-          </w:rPr>
-          <w:t>徒16:22–24</w:t>
-        </w:r>
-      </w:hyperlink>
+      <w:r>
+        <w:rPr>
+          <w:lang w:val="zh_TW" w:bidi="zh_TW"/>
+        </w:rPr>
+        <w:t>徒16:22–24</w:t>
+      </w:r>
       <w:r>
         <w:rPr>
           <w:lang w:val="zh_TW" w:bidi="zh_TW"/>
         </w:rPr>
         <w:t>、</w:t>
       </w:r>
-      <w:hyperlink r:id="rId263">
-        <w:r>
-          <w:rPr>
-            <w:lang w:val="zh_TW" w:bidi="zh_TW"/>
-          </w:rPr>
-          <w:rPr>
-            <w:color w:val="0000EE"/>
-            <w:u w:val="single"/>
-          </w:rPr>
-          <w:t>37</w:t>
-        </w:r>
-      </w:hyperlink>
+      <w:r>
+        <w:rPr>
+          <w:lang w:val="zh_TW" w:bidi="zh_TW"/>
+        </w:rPr>
+        <w:t>37</w:t>
+      </w:r>
       <w:r>
         <w:rPr>
           <w:lang w:val="zh_TW" w:bidi="zh_TW"/>
@@ -12011,18 +10349,12 @@
         </w:rPr>
         <w:t>被石頭打了一次：在路司得（</w:t>
       </w:r>
-      <w:hyperlink r:id="rId264">
-        <w:r>
-          <w:rPr>
-            <w:lang w:val="zh_TW" w:bidi="zh_TW"/>
-          </w:rPr>
-          <w:rPr>
-            <w:color w:val="0000EE"/>
-            <w:u w:val="single"/>
-          </w:rPr>
-          <w:t>徒14:19</w:t>
-        </w:r>
-      </w:hyperlink>
+      <w:r>
+        <w:rPr>
+          <w:lang w:val="zh_TW" w:bidi="zh_TW"/>
+        </w:rPr>
+        <w:t>徒14:19</w:t>
+      </w:r>
       <w:r>
         <w:rPr>
           <w:lang w:val="zh_TW" w:bidi="zh_TW"/>
@@ -12053,18 +10385,12 @@
         </w:rPr>
         <w:t>：這些事件的細節無從得知；保羅在前往羅馬的航程中遇難的事件是這些事件後來發生的（</w:t>
       </w:r>
-      <w:hyperlink r:id="rId265">
-        <w:r>
-          <w:rPr>
-            <w:lang w:val="zh_TW" w:bidi="zh_TW"/>
-          </w:rPr>
-          <w:rPr>
-            <w:color w:val="0000EE"/>
-            <w:u w:val="single"/>
-          </w:rPr>
-          <w:t>徒27:1–44</w:t>
-        </w:r>
-      </w:hyperlink>
+      <w:r>
+        <w:rPr>
+          <w:lang w:val="zh_TW" w:bidi="zh_TW"/>
+        </w:rPr>
+        <w:t>徒27:1–44</w:t>
+      </w:r>
       <w:r>
         <w:rPr>
           <w:lang w:val="zh_TW" w:bidi="zh_TW"/>
@@ -12119,18 +10445,12 @@
         </w:rPr>
         <w:t>保羅多次的宣教旅程記載於</w:t>
       </w:r>
-      <w:hyperlink r:id="rId266">
-        <w:r>
-          <w:rPr>
-            <w:lang w:val="zh_TW" w:bidi="zh_TW"/>
-          </w:rPr>
-          <w:rPr>
-            <w:color w:val="0000EE"/>
-            <w:u w:val="single"/>
-          </w:rPr>
-          <w:t>使徒行傳十三至二十八章</w:t>
-        </w:r>
-      </w:hyperlink>
+      <w:r>
+        <w:rPr>
+          <w:lang w:val="zh_TW" w:bidi="zh_TW"/>
+        </w:rPr>
+        <w:t>使徒行傳十三至二十八章</w:t>
+      </w:r>
       <w:r>
         <w:rPr>
           <w:lang w:val="zh_TW" w:bidi="zh_TW"/>
@@ -12252,18 +10572,12 @@
         </w:rPr>
         <w:t>：保羅在</w:t>
       </w:r>
-      <w:hyperlink r:id="rId267">
-        <w:r>
-          <w:rPr>
-            <w:lang w:val="zh_TW" w:bidi="zh_TW"/>
-          </w:rPr>
-          <w:rPr>
-            <w:color w:val="0000EE"/>
-            <w:u w:val="single"/>
-          </w:rPr>
-          <w:t>十二章1至10節</w:t>
-        </w:r>
-      </w:hyperlink>
+      <w:r>
+        <w:rPr>
+          <w:lang w:val="zh_TW" w:bidi="zh_TW"/>
+        </w:rPr>
+        <w:t>十二章1至10節</w:t>
+      </w:r>
       <w:r>
         <w:rPr>
           <w:lang w:val="zh_TW" w:bidi="zh_TW"/>
@@ -12322,36 +10636,24 @@
         </w:rPr>
         <w:t>作為保羅最後的弱點「誇口」，他講述了他在歸信幾年後從大馬士革逃脫的故事（見</w:t>
       </w:r>
-      <w:hyperlink r:id="rId268">
-        <w:r>
-          <w:rPr>
-            <w:lang w:val="zh_TW" w:bidi="zh_TW"/>
-          </w:rPr>
-          <w:rPr>
-            <w:color w:val="0000EE"/>
-            <w:u w:val="single"/>
-          </w:rPr>
-          <w:t>徒9:23–25</w:t>
-        </w:r>
-      </w:hyperlink>
+      <w:r>
+        <w:rPr>
+          <w:lang w:val="zh_TW" w:bidi="zh_TW"/>
+        </w:rPr>
+        <w:t>徒9:23–25</w:t>
+      </w:r>
       <w:r>
         <w:rPr>
           <w:lang w:val="zh_TW" w:bidi="zh_TW"/>
         </w:rPr>
         <w:t>；</w:t>
       </w:r>
-      <w:hyperlink r:id="rId269">
-        <w:r>
-          <w:rPr>
-            <w:lang w:val="zh_TW" w:bidi="zh_TW"/>
-          </w:rPr>
-          <w:rPr>
-            <w:color w:val="0000EE"/>
-            <w:u w:val="single"/>
-          </w:rPr>
-          <w:t>加1:15–18</w:t>
-        </w:r>
-      </w:hyperlink>
+      <w:r>
+        <w:rPr>
+          <w:lang w:val="zh_TW" w:bidi="zh_TW"/>
+        </w:rPr>
+        <w:t>加1:15–18</w:t>
+      </w:r>
       <w:r>
         <w:rPr>
           <w:lang w:val="zh_TW" w:bidi="zh_TW"/>
@@ -12534,18 +10836,12 @@
         </w:rPr>
         <w:t>恩賜的普通人（見</w:t>
       </w:r>
-      <w:hyperlink r:id="rId200">
-        <w:r>
-          <w:rPr>
-            <w:lang w:val="zh_TW" w:bidi="zh_TW"/>
-          </w:rPr>
-          <w:rPr>
-            <w:color w:val="0000EE"/>
-            <w:u w:val="single"/>
-          </w:rPr>
-          <w:t>10:10</w:t>
-        </w:r>
-      </w:hyperlink>
+      <w:r>
+        <w:rPr>
+          <w:lang w:val="zh_TW" w:bidi="zh_TW"/>
+        </w:rPr>
+        <w:t>10:10</w:t>
+      </w:r>
       <w:r>
         <w:rPr>
           <w:lang w:val="zh_TW" w:bidi="zh_TW"/>
@@ -12827,36 +11123,24 @@
         </w:rPr>
         <w:t>保羅可以誇口他的經歷（</w:t>
       </w:r>
-      <w:hyperlink r:id="rId270">
-        <w:r>
-          <w:rPr>
-            <w:lang w:val="zh_TW" w:bidi="zh_TW"/>
-          </w:rPr>
-          <w:rPr>
-            <w:color w:val="0000EE"/>
-            <w:u w:val="single"/>
-          </w:rPr>
-          <w:t>12:2–4</w:t>
-        </w:r>
-      </w:hyperlink>
+      <w:r>
+        <w:rPr>
+          <w:lang w:val="zh_TW" w:bidi="zh_TW"/>
+        </w:rPr>
+        <w:t>12:2–4</w:t>
+      </w:r>
       <w:r>
         <w:rPr>
           <w:lang w:val="zh_TW" w:bidi="zh_TW"/>
         </w:rPr>
         <w:t>），但這並不是他事工中信心的來源。保羅從不以神秘經歷作為他使徒權柄的證明——他的生命和信息才是證明。他反而誇口自己的軟弱（</w:t>
       </w:r>
-      <w:hyperlink r:id="rId271">
-        <w:r>
-          <w:rPr>
-            <w:lang w:val="zh_TW" w:bidi="zh_TW"/>
-          </w:rPr>
-          <w:rPr>
-            <w:color w:val="0000EE"/>
-            <w:u w:val="single"/>
-          </w:rPr>
-          <w:t>11:23–33</w:t>
-        </w:r>
-      </w:hyperlink>
+      <w:r>
+        <w:rPr>
+          <w:lang w:val="zh_TW" w:bidi="zh_TW"/>
+        </w:rPr>
+        <w:t>11:23–33</w:t>
+      </w:r>
       <w:r>
         <w:rPr>
           <w:lang w:val="zh_TW" w:bidi="zh_TW"/>
@@ -12915,54 +11199,36 @@
         </w:rPr>
         <w:t>我們不知道保羅肉體上的刺指的是什麼（參</w:t>
       </w:r>
-      <w:hyperlink r:id="rId272">
-        <w:r>
-          <w:rPr>
-            <w:lang w:val="zh_TW" w:bidi="zh_TW"/>
-          </w:rPr>
-          <w:rPr>
-            <w:color w:val="0000EE"/>
-            <w:u w:val="single"/>
-          </w:rPr>
-          <w:t>民33:55</w:t>
-        </w:r>
-      </w:hyperlink>
+      <w:r>
+        <w:rPr>
+          <w:lang w:val="zh_TW" w:bidi="zh_TW"/>
+        </w:rPr>
+        <w:t>民33:55</w:t>
+      </w:r>
       <w:r>
         <w:rPr>
           <w:lang w:val="zh_TW" w:bidi="zh_TW"/>
         </w:rPr>
         <w:t>；</w:t>
       </w:r>
-      <w:hyperlink r:id="rId273">
-        <w:r>
-          <w:rPr>
-            <w:lang w:val="zh_TW" w:bidi="zh_TW"/>
-          </w:rPr>
-          <w:rPr>
-            <w:color w:val="0000EE"/>
-            <w:u w:val="single"/>
-          </w:rPr>
-          <w:t>結28:24</w:t>
-        </w:r>
-      </w:hyperlink>
+      <w:r>
+        <w:rPr>
+          <w:lang w:val="zh_TW" w:bidi="zh_TW"/>
+        </w:rPr>
+        <w:t>結28:24</w:t>
+      </w:r>
       <w:r>
         <w:rPr>
           <w:lang w:val="zh_TW" w:bidi="zh_TW"/>
         </w:rPr>
         <w:t>；</w:t>
       </w:r>
-      <w:hyperlink r:id="rId274">
-        <w:r>
-          <w:rPr>
-            <w:lang w:val="zh_TW" w:bidi="zh_TW"/>
-          </w:rPr>
-          <w:rPr>
-            <w:color w:val="0000EE"/>
-            <w:u w:val="single"/>
-          </w:rPr>
-          <w:t>何2:6</w:t>
-        </w:r>
-      </w:hyperlink>
+      <w:r>
+        <w:rPr>
+          <w:lang w:val="zh_TW" w:bidi="zh_TW"/>
+        </w:rPr>
+        <w:t>何2:6</w:t>
+      </w:r>
       <w:r>
         <w:rPr>
           <w:lang w:val="zh_TW" w:bidi="zh_TW"/>
@@ -13071,18 +11337,12 @@
         </w:rPr>
         <w:t>」：見</w:t>
       </w:r>
-      <w:hyperlink r:id="rId275">
-        <w:r>
-          <w:rPr>
-            <w:lang w:val="zh_TW" w:bidi="zh_TW"/>
-          </w:rPr>
-          <w:rPr>
-            <w:color w:val="0000EE"/>
-            <w:u w:val="single"/>
-          </w:rPr>
-          <w:t>十一章5節</w:t>
-        </w:r>
-      </w:hyperlink>
+      <w:r>
+        <w:rPr>
+          <w:lang w:val="zh_TW" w:bidi="zh_TW"/>
+        </w:rPr>
+        <w:t>十一章5節</w:t>
+      </w:r>
       <w:r>
         <w:rPr>
           <w:lang w:val="zh_TW" w:bidi="zh_TW"/>
@@ -13267,18 +11527,12 @@
         </w:rPr>
         <w:t>是指他不接受服事的工價的這一件事（見</w:t>
       </w:r>
-      <w:hyperlink r:id="rId245">
-        <w:r>
-          <w:rPr>
-            <w:lang w:val="zh_TW" w:bidi="zh_TW"/>
-          </w:rPr>
-          <w:rPr>
-            <w:color w:val="0000EE"/>
-            <w:u w:val="single"/>
-          </w:rPr>
-          <w:t>11:7–11</w:t>
-        </w:r>
-      </w:hyperlink>
+      <w:r>
+        <w:rPr>
+          <w:lang w:val="zh_TW" w:bidi="zh_TW"/>
+        </w:rPr>
+        <w:t>11:7–11</w:t>
+      </w:r>
       <w:r>
         <w:rPr>
           <w:lang w:val="zh_TW" w:bidi="zh_TW"/>
@@ -13361,18 +11615,12 @@
         </w:rPr>
         <w:t>第三次：保羅第一次造訪哥林多，是他最初在那裡傳福音（</w:t>
       </w:r>
-      <w:hyperlink r:id="rId276">
-        <w:r>
-          <w:rPr>
-            <w:lang w:val="zh_TW" w:bidi="zh_TW"/>
-          </w:rPr>
-          <w:rPr>
-            <w:color w:val="0000EE"/>
-            <w:u w:val="single"/>
-          </w:rPr>
-          <w:t>徒18:1–18</w:t>
-        </w:r>
-      </w:hyperlink>
+      <w:r>
+        <w:rPr>
+          <w:lang w:val="zh_TW" w:bidi="zh_TW"/>
+        </w:rPr>
+        <w:t>徒18:1–18</w:t>
+      </w:r>
       <w:r>
         <w:rPr>
           <w:lang w:val="zh_TW" w:bidi="zh_TW"/>
@@ -13391,18 +11639,12 @@
         </w:rPr>
         <w:t>」（</w:t>
       </w:r>
-      <w:hyperlink r:id="rId49">
-        <w:r>
-          <w:rPr>
-            <w:lang w:val="zh_TW" w:bidi="zh_TW"/>
-          </w:rPr>
-          <w:rPr>
-            <w:color w:val="0000EE"/>
-            <w:u w:val="single"/>
-          </w:rPr>
-          <w:t>林後2:1</w:t>
-        </w:r>
-      </w:hyperlink>
+      <w:r>
+        <w:rPr>
+          <w:lang w:val="zh_TW" w:bidi="zh_TW"/>
+        </w:rPr>
+        <w:t>林後2:1</w:t>
+      </w:r>
       <w:r>
         <w:rPr>
           <w:lang w:val="zh_TW" w:bidi="zh_TW"/>
@@ -13481,36 +11723,24 @@
         </w:rPr>
         <w:t xml:space="preserve">有些哥林多信徒仍然認為保羅用詭計欺騙了他們。他們可能在暗指保羅從為耶路撒冷教會的捐款中中飽私囊（第 </w:t>
       </w:r>
-      <w:hyperlink r:id="rId182">
-        <w:r>
-          <w:rPr>
-            <w:lang w:val="zh_TW" w:bidi="zh_TW"/>
-          </w:rPr>
-          <w:rPr>
-            <w:color w:val="0000EE"/>
-            <w:u w:val="single"/>
-          </w:rPr>
-          <w:t>8–9</w:t>
-        </w:r>
-      </w:hyperlink>
+      <w:r>
+        <w:rPr>
+          <w:lang w:val="zh_TW" w:bidi="zh_TW"/>
+        </w:rPr>
+        <w:t>8–9</w:t>
+      </w:r>
       <w:r>
         <w:rPr>
           <w:lang w:val="zh_TW" w:bidi="zh_TW"/>
         </w:rPr>
         <w:t xml:space="preserve"> 章）。對此指控，保羅提醒他們提多和其他弟兄的正直（見 </w:t>
       </w:r>
-      <w:hyperlink r:id="rId277">
-        <w:r>
-          <w:rPr>
-            <w:lang w:val="zh_TW" w:bidi="zh_TW"/>
-          </w:rPr>
-          <w:rPr>
-            <w:color w:val="0000EE"/>
-            <w:u w:val="single"/>
-          </w:rPr>
-          <w:t>8:18–24</w:t>
-        </w:r>
-      </w:hyperlink>
+      <w:r>
+        <w:rPr>
+          <w:lang w:val="zh_TW" w:bidi="zh_TW"/>
+        </w:rPr>
+        <w:t>8:18–24</w:t>
+      </w:r>
       <w:r>
         <w:rPr>
           <w:lang w:val="zh_TW" w:bidi="zh_TW"/>
@@ -13637,36 +11867,24 @@
         </w:rPr>
         <w:t>：如果保羅必須這樣做，他會嚴厲地對待公然犯罪的人（參</w:t>
       </w:r>
-      <w:hyperlink r:id="rId278">
-        <w:r>
-          <w:rPr>
-            <w:lang w:val="zh_TW" w:bidi="zh_TW"/>
-          </w:rPr>
-          <w:rPr>
-            <w:color w:val="0000EE"/>
-            <w:u w:val="single"/>
-          </w:rPr>
-          <w:t>1:23–2:17</w:t>
-        </w:r>
-      </w:hyperlink>
+      <w:r>
+        <w:rPr>
+          <w:lang w:val="zh_TW" w:bidi="zh_TW"/>
+        </w:rPr>
+        <w:t>1:23–2:17</w:t>
+      </w:r>
       <w:r>
         <w:rPr>
           <w:lang w:val="zh_TW" w:bidi="zh_TW"/>
         </w:rPr>
         <w:t>；</w:t>
       </w:r>
-      <w:hyperlink r:id="rId205">
-        <w:r>
-          <w:rPr>
-            <w:lang w:val="zh_TW" w:bidi="zh_TW"/>
-          </w:rPr>
-          <w:rPr>
-            <w:color w:val="0000EE"/>
-            <w:u w:val="single"/>
-          </w:rPr>
-          <w:t>林前4:21</w:t>
-        </w:r>
-      </w:hyperlink>
+      <w:r>
+        <w:rPr>
+          <w:lang w:val="zh_TW" w:bidi="zh_TW"/>
+        </w:rPr>
+        <w:t>林前4:21</w:t>
+      </w:r>
       <w:r>
         <w:rPr>
           <w:lang w:val="zh_TW" w:bidi="zh_TW"/>
@@ -13737,18 +11955,12 @@
         </w:rPr>
         <w:t>重演前一次造訪的情境（</w:t>
       </w:r>
-      <w:hyperlink r:id="rId49">
-        <w:r>
-          <w:rPr>
-            <w:lang w:val="zh_TW" w:bidi="zh_TW"/>
-          </w:rPr>
-          <w:rPr>
-            <w:color w:val="0000EE"/>
-            <w:u w:val="single"/>
-          </w:rPr>
-          <w:t>2:1</w:t>
-        </w:r>
-      </w:hyperlink>
+      <w:r>
+        <w:rPr>
+          <w:lang w:val="zh_TW" w:bidi="zh_TW"/>
+        </w:rPr>
+        <w:t>2:1</w:t>
+      </w:r>
       <w:r>
         <w:rPr>
           <w:lang w:val="zh_TW" w:bidi="zh_TW"/>
@@ -13773,18 +11985,12 @@
         </w:rPr>
         <w:t>這裡列出的罪行都是哥林多信徒過去的罪（見</w:t>
       </w:r>
-      <w:hyperlink r:id="rId152">
-        <w:r>
-          <w:rPr>
-            <w:lang w:val="zh_TW" w:bidi="zh_TW"/>
-          </w:rPr>
-          <w:rPr>
-            <w:color w:val="0000EE"/>
-            <w:u w:val="single"/>
-          </w:rPr>
-          <w:t>6:14–7:1</w:t>
-        </w:r>
-      </w:hyperlink>
+      <w:r>
+        <w:rPr>
+          <w:lang w:val="zh_TW" w:bidi="zh_TW"/>
+        </w:rPr>
+        <w:t>6:14–7:1</w:t>
+      </w:r>
       <w:r>
         <w:rPr>
           <w:lang w:val="zh_TW" w:bidi="zh_TW"/>
@@ -13863,36 +12069,24 @@
         </w:rPr>
         <w:t>），他在經文中找到了他的計劃的印證。引用這段經文的原因不明，但考慮到</w:t>
       </w:r>
-      <w:hyperlink r:id="rId279">
-        <w:r>
-          <w:rPr>
-            <w:lang w:val="zh_TW" w:bidi="zh_TW"/>
-          </w:rPr>
-          <w:rPr>
-            <w:color w:val="0000EE"/>
-            <w:u w:val="single"/>
-          </w:rPr>
-          <w:t>申命記十九章15節</w:t>
-        </w:r>
-      </w:hyperlink>
+      <w:r>
+        <w:rPr>
+          <w:lang w:val="zh_TW" w:bidi="zh_TW"/>
+        </w:rPr>
+        <w:t>申命記十九章15節</w:t>
+      </w:r>
       <w:r>
         <w:rPr>
           <w:lang w:val="zh_TW" w:bidi="zh_TW"/>
         </w:rPr>
         <w:t>的上下文，或許保羅想要警告他們，每一個過犯（列於</w:t>
       </w:r>
-      <w:hyperlink r:id="rId280">
-        <w:r>
-          <w:rPr>
-            <w:lang w:val="zh_TW" w:bidi="zh_TW"/>
-          </w:rPr>
-          <w:rPr>
-            <w:color w:val="0000EE"/>
-            <w:u w:val="single"/>
-          </w:rPr>
-          <w:t>林後12:20–21</w:t>
-        </w:r>
-      </w:hyperlink>
+      <w:r>
+        <w:rPr>
+          <w:lang w:val="zh_TW" w:bidi="zh_TW"/>
+        </w:rPr>
+        <w:t>林後12:20–21</w:t>
+      </w:r>
       <w:r>
         <w:rPr>
           <w:lang w:val="zh_TW" w:bidi="zh_TW"/>
@@ -13975,36 +12169,24 @@
         </w:rPr>
         <w:t>保羅的軟弱是以基督的屈辱為樣式，基督是在軟弱中被釘十字架（見</w:t>
       </w:r>
-      <w:hyperlink r:id="rId281">
-        <w:r>
-          <w:rPr>
-            <w:lang w:val="zh_TW" w:bidi="zh_TW"/>
-          </w:rPr>
-          <w:rPr>
-            <w:color w:val="0000EE"/>
-            <w:u w:val="single"/>
-          </w:rPr>
-          <w:t>8:9</w:t>
-        </w:r>
-      </w:hyperlink>
+      <w:r>
+        <w:rPr>
+          <w:lang w:val="zh_TW" w:bidi="zh_TW"/>
+        </w:rPr>
+        <w:t>8:9</w:t>
+      </w:r>
       <w:r>
         <w:rPr>
           <w:lang w:val="zh_TW" w:bidi="zh_TW"/>
         </w:rPr>
         <w:t>）。保羅對罪人的審判會因受基督愛的約束而變得緩和（</w:t>
       </w:r>
-      <w:hyperlink r:id="rId282">
-        <w:r>
-          <w:rPr>
-            <w:lang w:val="zh_TW" w:bidi="zh_TW"/>
-          </w:rPr>
-          <w:rPr>
-            <w:color w:val="0000EE"/>
-            <w:u w:val="single"/>
-          </w:rPr>
-          <w:t>5:14–21</w:t>
-        </w:r>
-      </w:hyperlink>
+      <w:r>
+        <w:rPr>
+          <w:lang w:val="zh_TW" w:bidi="zh_TW"/>
+        </w:rPr>
+        <w:t>5:14–21</w:t>
+      </w:r>
       <w:r>
         <w:rPr>
           <w:lang w:val="zh_TW" w:bidi="zh_TW"/>
@@ -14035,18 +12217,12 @@
         </w:rPr>
         <w:t>：保羅的人性是脆弱的，但他可以依靠基督的大能（</w:t>
       </w:r>
-      <w:hyperlink r:id="rId283">
-        <w:r>
-          <w:rPr>
-            <w:lang w:val="zh_TW" w:bidi="zh_TW"/>
-          </w:rPr>
-          <w:rPr>
-            <w:color w:val="0000EE"/>
-            <w:u w:val="single"/>
-          </w:rPr>
-          <w:t>12:10</w:t>
-        </w:r>
-      </w:hyperlink>
+      <w:r>
+        <w:rPr>
+          <w:lang w:val="zh_TW" w:bidi="zh_TW"/>
+        </w:rPr>
+        <w:t>12:10</w:t>
+      </w:r>
       <w:r>
         <w:rPr>
           <w:lang w:val="zh_TW" w:bidi="zh_TW"/>
@@ -14210,36 +12386,24 @@
         </w:rPr>
         <w:t>：他們若接受了那些出現的假教師，就是做錯事（</w:t>
       </w:r>
-      <w:hyperlink r:id="rId275">
-        <w:r>
-          <w:rPr>
-            <w:lang w:val="zh_TW" w:bidi="zh_TW"/>
-          </w:rPr>
-          <w:rPr>
-            <w:color w:val="0000EE"/>
-            <w:u w:val="single"/>
-          </w:rPr>
-          <w:t>11:5</w:t>
-        </w:r>
-      </w:hyperlink>
+      <w:r>
+        <w:rPr>
+          <w:lang w:val="zh_TW" w:bidi="zh_TW"/>
+        </w:rPr>
+        <w:t>11:5</w:t>
+      </w:r>
       <w:r>
         <w:rPr>
           <w:lang w:val="zh_TW" w:bidi="zh_TW"/>
         </w:rPr>
         <w:t>、</w:t>
       </w:r>
-      <w:hyperlink r:id="rId210">
-        <w:r>
-          <w:rPr>
-            <w:lang w:val="zh_TW" w:bidi="zh_TW"/>
-          </w:rPr>
-          <w:rPr>
-            <w:color w:val="0000EE"/>
-            <w:u w:val="single"/>
-          </w:rPr>
-          <w:t>13–15</w:t>
-        </w:r>
-      </w:hyperlink>
+      <w:r>
+        <w:rPr>
+          <w:lang w:val="zh_TW" w:bidi="zh_TW"/>
+        </w:rPr>
+        <w:t>13–15</w:t>
+      </w:r>
       <w:r>
         <w:rPr>
           <w:lang w:val="zh_TW" w:bidi="zh_TW"/>
@@ -14282,36 +12446,24 @@
         </w:rPr>
         <w:t>保羅服事的動機是要忠心，而不是看起來成功（</w:t>
       </w:r>
-      <w:hyperlink r:id="rId284">
-        <w:r>
-          <w:rPr>
-            <w:lang w:val="zh_TW" w:bidi="zh_TW"/>
-          </w:rPr>
-          <w:rPr>
-            <w:color w:val="0000EE"/>
-            <w:u w:val="single"/>
-          </w:rPr>
-          <w:t>林前4:2</w:t>
-        </w:r>
-      </w:hyperlink>
+      <w:r>
+        <w:rPr>
+          <w:lang w:val="zh_TW" w:bidi="zh_TW"/>
+        </w:rPr>
+        <w:t>林前4:2</w:t>
+      </w:r>
       <w:r>
         <w:rPr>
           <w:lang w:val="zh_TW" w:bidi="zh_TW"/>
         </w:rPr>
         <w:t>）。他以耶穌基督為他服事的樣式（</w:t>
       </w:r>
-      <w:hyperlink r:id="rId235">
-        <w:r>
-          <w:rPr>
-            <w:lang w:val="zh_TW" w:bidi="zh_TW"/>
-          </w:rPr>
-          <w:rPr>
-            <w:color w:val="0000EE"/>
-            <w:u w:val="single"/>
-          </w:rPr>
-          <w:t>林後13:4</w:t>
-        </w:r>
-      </w:hyperlink>
+      <w:r>
+        <w:rPr>
+          <w:lang w:val="zh_TW" w:bidi="zh_TW"/>
+        </w:rPr>
+        <w:t>林後13:4</w:t>
+      </w:r>
       <w:r>
         <w:rPr>
           <w:lang w:val="zh_TW" w:bidi="zh_TW"/>
@@ -14446,18 +12598,12 @@
         </w:rPr>
         <w:t>的意思，指的是將某事物恢復到合適的狀態，就像恢復健康一樣（相關字詞也在以下經文中使用：</w:t>
       </w:r>
-      <w:hyperlink r:id="rId285">
-        <w:r>
-          <w:rPr>
-            <w:lang w:val="zh_TW" w:bidi="zh_TW"/>
-          </w:rPr>
-          <w:rPr>
-            <w:color w:val="0000EE"/>
-            <w:u w:val="single"/>
-          </w:rPr>
-          <w:t>13:11</w:t>
-        </w:r>
-      </w:hyperlink>
+      <w:r>
+        <w:rPr>
+          <w:lang w:val="zh_TW" w:bidi="zh_TW"/>
+        </w:rPr>
+        <w:t>13:11</w:t>
+      </w:r>
       <w:r>
         <w:rPr>
           <w:lang w:val="zh_TW" w:bidi="zh_TW"/>
@@ -14476,18 +12622,12 @@
         </w:rPr>
         <w:t>」；</w:t>
       </w:r>
-      <w:hyperlink r:id="rId286">
-        <w:r>
-          <w:rPr>
-            <w:lang w:val="zh_TW" w:bidi="zh_TW"/>
-          </w:rPr>
-          <w:rPr>
-            <w:color w:val="0000EE"/>
-            <w:u w:val="single"/>
-          </w:rPr>
-          <w:t>可1:19</w:t>
-        </w:r>
-      </w:hyperlink>
+      <w:r>
+        <w:rPr>
+          <w:lang w:val="zh_TW" w:bidi="zh_TW"/>
+        </w:rPr>
+        <w:t>可1:19</w:t>
+      </w:r>
       <w:r>
         <w:rPr>
           <w:lang w:val="zh_TW" w:bidi="zh_TW"/>
@@ -14506,18 +12646,12 @@
         </w:rPr>
         <w:t>」；</w:t>
       </w:r>
-      <w:hyperlink r:id="rId287">
-        <w:r>
-          <w:rPr>
-            <w:lang w:val="zh_TW" w:bidi="zh_TW"/>
-          </w:rPr>
-          <w:rPr>
-            <w:color w:val="0000EE"/>
-            <w:u w:val="single"/>
-          </w:rPr>
-          <w:t>帖前3:10</w:t>
-        </w:r>
-      </w:hyperlink>
+      <w:r>
+        <w:rPr>
+          <w:lang w:val="zh_TW" w:bidi="zh_TW"/>
+        </w:rPr>
+        <w:t>帖前3:10</w:t>
+      </w:r>
       <w:r>
         <w:rPr>
           <w:lang w:val="zh_TW" w:bidi="zh_TW"/>
@@ -14536,18 +12670,12 @@
         </w:rPr>
         <w:t>」；</w:t>
       </w:r>
-      <w:hyperlink r:id="rId288">
-        <w:r>
-          <w:rPr>
-            <w:lang w:val="zh_TW" w:bidi="zh_TW"/>
-          </w:rPr>
-          <w:rPr>
-            <w:color w:val="0000EE"/>
-            <w:u w:val="single"/>
-          </w:rPr>
-          <w:t>來13:21</w:t>
-        </w:r>
-      </w:hyperlink>
+      <w:r>
+        <w:rPr>
+          <w:lang w:val="zh_TW" w:bidi="zh_TW"/>
+        </w:rPr>
+        <w:t>來13:21</w:t>
+      </w:r>
       <w:r>
         <w:rPr>
           <w:lang w:val="zh_TW" w:bidi="zh_TW"/>
@@ -14566,18 +12694,12 @@
         </w:rPr>
         <w:t>」；</w:t>
       </w:r>
-      <w:hyperlink r:id="rId289">
-        <w:r>
-          <w:rPr>
-            <w:lang w:val="zh_TW" w:bidi="zh_TW"/>
-          </w:rPr>
-          <w:rPr>
-            <w:color w:val="0000EE"/>
-            <w:u w:val="single"/>
-          </w:rPr>
-          <w:t>彼前5:10</w:t>
-        </w:r>
-      </w:hyperlink>
+      <w:r>
+        <w:rPr>
+          <w:lang w:val="zh_TW" w:bidi="zh_TW"/>
+        </w:rPr>
+        <w:t>彼前5:10</w:t>
+      </w:r>
       <w:r>
         <w:rPr>
           <w:lang w:val="zh_TW" w:bidi="zh_TW"/>
@@ -14654,36 +12776,24 @@
         </w:rPr>
         <w:t>（</w:t>
       </w:r>
-      <w:hyperlink r:id="rId290">
-        <w:r>
-          <w:rPr>
-            <w:lang w:val="zh_TW" w:bidi="zh_TW"/>
-          </w:rPr>
-          <w:rPr>
-            <w:color w:val="0000EE"/>
-            <w:u w:val="single"/>
-          </w:rPr>
-          <w:t>12:21</w:t>
-        </w:r>
-      </w:hyperlink>
+      <w:r>
+        <w:rPr>
+          <w:lang w:val="zh_TW" w:bidi="zh_TW"/>
+        </w:rPr>
+        <w:t>12:21</w:t>
+      </w:r>
       <w:r>
         <w:rPr>
           <w:lang w:val="zh_TW" w:bidi="zh_TW"/>
         </w:rPr>
         <w:t>）。他希望以積極的方式行使他使徒的權柄，但他的職分要求他既要建立也要拆毀（參</w:t>
       </w:r>
-      <w:hyperlink r:id="rId291">
-        <w:r>
-          <w:rPr>
-            <w:lang w:val="zh_TW" w:bidi="zh_TW"/>
-          </w:rPr>
-          <w:rPr>
-            <w:color w:val="0000EE"/>
-            <w:u w:val="single"/>
-          </w:rPr>
-          <w:t>耶1:10</w:t>
-        </w:r>
-      </w:hyperlink>
+      <w:r>
+        <w:rPr>
+          <w:lang w:val="zh_TW" w:bidi="zh_TW"/>
+        </w:rPr>
+        <w:t>耶1:10</w:t>
+      </w:r>
       <w:r>
         <w:rPr>
           <w:lang w:val="zh_TW" w:bidi="zh_TW"/>
@@ -14727,36 +12837,24 @@
         </w:rPr>
         <w:t>）：這是保羅最愛用來形容穩定的基督徒群體的表達方式（見</w:t>
       </w:r>
-      <w:hyperlink r:id="rId292">
-        <w:r>
-          <w:rPr>
-            <w:lang w:val="zh_TW" w:bidi="zh_TW"/>
-          </w:rPr>
-          <w:rPr>
-            <w:color w:val="0000EE"/>
-            <w:u w:val="single"/>
-          </w:rPr>
-          <w:t>弗4:12</w:t>
-        </w:r>
-      </w:hyperlink>
+      <w:r>
+        <w:rPr>
+          <w:lang w:val="zh_TW" w:bidi="zh_TW"/>
+        </w:rPr>
+        <w:t>弗4:12</w:t>
+      </w:r>
       <w:r>
         <w:rPr>
           <w:lang w:val="zh_TW" w:bidi="zh_TW"/>
         </w:rPr>
         <w:t>），在這個群體中，主同時住在信徒裡面，也住在信徒之間（</w:t>
       </w:r>
-      <w:hyperlink r:id="rId293">
-        <w:r>
-          <w:rPr>
-            <w:lang w:val="zh_TW" w:bidi="zh_TW"/>
-          </w:rPr>
-          <w:rPr>
-            <w:color w:val="0000EE"/>
-            <w:u w:val="single"/>
-          </w:rPr>
-          <w:t>林後13:5</w:t>
-        </w:r>
-      </w:hyperlink>
+      <w:r>
+        <w:rPr>
+          <w:lang w:val="zh_TW" w:bidi="zh_TW"/>
+        </w:rPr>
+        <w:t>林後13:5</w:t>
+      </w:r>
       <w:r>
         <w:rPr>
           <w:lang w:val="zh_TW" w:bidi="zh_TW"/>
@@ -14847,36 +12945,24 @@
         </w:rPr>
         <w:t>喜樂：另見</w:t>
       </w:r>
-      <w:hyperlink r:id="rId294">
-        <w:r>
-          <w:rPr>
-            <w:lang w:val="zh_TW" w:bidi="zh_TW"/>
-          </w:rPr>
-          <w:rPr>
-            <w:color w:val="0000EE"/>
-            <w:u w:val="single"/>
-          </w:rPr>
-          <w:t>腓立比書三章1節</w:t>
-        </w:r>
-      </w:hyperlink>
+      <w:r>
+        <w:rPr>
+          <w:lang w:val="zh_TW" w:bidi="zh_TW"/>
+        </w:rPr>
+        <w:t>腓立比書三章1節</w:t>
+      </w:r>
       <w:r>
         <w:rPr>
           <w:lang w:val="zh_TW" w:bidi="zh_TW"/>
         </w:rPr>
         <w:t>，</w:t>
       </w:r>
-      <w:hyperlink r:id="rId295">
-        <w:r>
-          <w:rPr>
-            <w:lang w:val="zh_TW" w:bidi="zh_TW"/>
-          </w:rPr>
-          <w:rPr>
-            <w:color w:val="0000EE"/>
-            <w:u w:val="single"/>
-          </w:rPr>
-          <w:t>四章4節</w:t>
-        </w:r>
-      </w:hyperlink>
+      <w:r>
+        <w:rPr>
+          <w:lang w:val="zh_TW" w:bidi="zh_TW"/>
+        </w:rPr>
+        <w:t>四章4節</w:t>
+      </w:r>
       <w:r>
         <w:rPr>
           <w:lang w:val="zh_TW" w:bidi="zh_TW"/>
@@ -14943,18 +13029,12 @@
         </w:rPr>
         <w:t>：在哥林多後書中，安慰的需求一直是非常突出的主題，從</w:t>
       </w:r>
-      <w:hyperlink r:id="rId296">
-        <w:r>
-          <w:rPr>
-            <w:lang w:val="zh_TW" w:bidi="zh_TW"/>
-          </w:rPr>
-          <w:rPr>
-            <w:color w:val="0000EE"/>
-            <w:u w:val="single"/>
-          </w:rPr>
-          <w:t>一章3至7節</w:t>
-        </w:r>
-      </w:hyperlink>
+      <w:r>
+        <w:rPr>
+          <w:lang w:val="zh_TW" w:bidi="zh_TW"/>
+        </w:rPr>
+        <w:t>一章3至7節</w:t>
+      </w:r>
       <w:r>
         <w:rPr>
           <w:lang w:val="zh_TW" w:bidi="zh_TW"/>
@@ -14998,18 +13078,12 @@
         </w:rPr>
         <w:t>（如</w:t>
       </w:r>
-      <w:hyperlink r:id="rId297">
-        <w:r>
-          <w:rPr>
-            <w:lang w:val="zh_TW" w:bidi="zh_TW"/>
-          </w:rPr>
-          <w:rPr>
-            <w:color w:val="0000EE"/>
-            <w:u w:val="single"/>
-          </w:rPr>
-          <w:t>腓2:1–4</w:t>
-        </w:r>
-      </w:hyperlink>
+      <w:r>
+        <w:rPr>
+          <w:lang w:val="zh_TW" w:bidi="zh_TW"/>
+        </w:rPr>
+        <w:t>腓2:1–4</w:t>
+      </w:r>
       <w:r>
         <w:rPr>
           <w:lang w:val="zh_TW" w:bidi="zh_TW"/>
@@ -15076,54 +13150,36 @@
         </w:rPr>
         <w:t>（</w:t>
       </w:r>
-      <w:hyperlink r:id="rId285">
-        <w:r>
-          <w:rPr>
-            <w:lang w:val="zh_TW" w:bidi="zh_TW"/>
-          </w:rPr>
-          <w:rPr>
-            <w:color w:val="0000EE"/>
-            <w:u w:val="single"/>
-          </w:rPr>
-          <w:t>13:11</w:t>
-        </w:r>
-      </w:hyperlink>
+      <w:r>
+        <w:rPr>
+          <w:lang w:val="zh_TW" w:bidi="zh_TW"/>
+        </w:rPr>
+        <w:t>13:11</w:t>
+      </w:r>
       <w:r>
         <w:rPr>
           <w:lang w:val="zh_TW" w:bidi="zh_TW"/>
         </w:rPr>
         <w:t>）、問候語（</w:t>
       </w:r>
-      <w:hyperlink r:id="rId298">
-        <w:r>
-          <w:rPr>
-            <w:lang w:val="zh_TW" w:bidi="zh_TW"/>
-          </w:rPr>
-          <w:rPr>
-            <w:color w:val="0000EE"/>
-            <w:u w:val="single"/>
-          </w:rPr>
-          <w:t>13:12–13</w:t>
-        </w:r>
-      </w:hyperlink>
+      <w:r>
+        <w:rPr>
+          <w:lang w:val="zh_TW" w:bidi="zh_TW"/>
+        </w:rPr>
+        <w:t>13:12–13</w:t>
+      </w:r>
       <w:r>
         <w:rPr>
           <w:lang w:val="zh_TW" w:bidi="zh_TW"/>
         </w:rPr>
         <w:t>）和祝福（</w:t>
       </w:r>
-      <w:hyperlink r:id="rId299">
-        <w:r>
-          <w:rPr>
-            <w:lang w:val="zh_TW" w:bidi="zh_TW"/>
-          </w:rPr>
-          <w:rPr>
-            <w:color w:val="0000EE"/>
-            <w:u w:val="single"/>
-          </w:rPr>
-          <w:t>13:14</w:t>
-        </w:r>
-      </w:hyperlink>
+      <w:r>
+        <w:rPr>
+          <w:lang w:val="zh_TW" w:bidi="zh_TW"/>
+        </w:rPr>
+        <w:t>13:14</w:t>
+      </w:r>
       <w:r>
         <w:rPr>
           <w:lang w:val="zh_TW" w:bidi="zh_TW"/>
@@ -15188,72 +13244,48 @@
         </w:rPr>
         <w:t>：親嘴是猶太人常見的問候方式，這不僅是個人情感的表達。在新約聖經的教會中也很常見（</w:t>
       </w:r>
-      <w:hyperlink r:id="rId300">
-        <w:r>
-          <w:rPr>
-            <w:lang w:val="zh_TW" w:bidi="zh_TW"/>
-          </w:rPr>
-          <w:rPr>
-            <w:color w:val="0000EE"/>
-            <w:u w:val="single"/>
-          </w:rPr>
-          <w:t>羅16:16</w:t>
-        </w:r>
-      </w:hyperlink>
+      <w:r>
+        <w:rPr>
+          <w:lang w:val="zh_TW" w:bidi="zh_TW"/>
+        </w:rPr>
+        <w:t>羅16:16</w:t>
+      </w:r>
       <w:r>
         <w:rPr>
           <w:lang w:val="zh_TW" w:bidi="zh_TW"/>
         </w:rPr>
         <w:t>；</w:t>
       </w:r>
-      <w:hyperlink r:id="rId301">
-        <w:r>
-          <w:rPr>
-            <w:lang w:val="zh_TW" w:bidi="zh_TW"/>
-          </w:rPr>
-          <w:rPr>
-            <w:color w:val="0000EE"/>
-            <w:u w:val="single"/>
-          </w:rPr>
-          <w:t>林前16:20</w:t>
-        </w:r>
-      </w:hyperlink>
+      <w:r>
+        <w:rPr>
+          <w:lang w:val="zh_TW" w:bidi="zh_TW"/>
+        </w:rPr>
+        <w:t>林前16:20</w:t>
+      </w:r>
       <w:r>
         <w:rPr>
           <w:lang w:val="zh_TW" w:bidi="zh_TW"/>
         </w:rPr>
         <w:t>；</w:t>
       </w:r>
-      <w:hyperlink r:id="rId302">
-        <w:r>
-          <w:rPr>
-            <w:lang w:val="zh_TW" w:bidi="zh_TW"/>
-          </w:rPr>
-          <w:rPr>
-            <w:color w:val="0000EE"/>
-            <w:u w:val="single"/>
-          </w:rPr>
-          <w:t>帖前5:26</w:t>
-        </w:r>
-      </w:hyperlink>
+      <w:r>
+        <w:rPr>
+          <w:lang w:val="zh_TW" w:bidi="zh_TW"/>
+        </w:rPr>
+        <w:t>帖前5:26</w:t>
+      </w:r>
       <w:r>
         <w:rPr>
           <w:lang w:val="zh_TW" w:bidi="zh_TW"/>
         </w:rPr>
         <w:t>；</w:t>
       </w:r>
-      <w:hyperlink r:id="rId303">
-        <w:r>
-          <w:rPr>
-            <w:lang w:val="zh_TW" w:bidi="zh_TW"/>
-          </w:rPr>
-          <w:rPr>
-            <w:color w:val="0000EE"/>
-            <w:u w:val="single"/>
-          </w:rPr>
-          <w:t>彼前5:14</w:t>
-        </w:r>
-      </w:hyperlink>
+      <w:r>
+        <w:rPr>
+          <w:lang w:val="zh_TW" w:bidi="zh_TW"/>
+        </w:rPr>
+        <w:t>彼前5:14</w:t>
+      </w:r>
       <w:r>
         <w:rPr>
           <w:lang w:val="zh_TW" w:bidi="zh_TW"/>
@@ -15380,36 +13412,24 @@
         </w:rPr>
         <w:t>保羅以禱告和祝福結束他的信。他向三位一體中的三個位格祈求，首先提到主耶穌基督的恩惠（見</w:t>
       </w:r>
-      <w:hyperlink r:id="rId281">
-        <w:r>
-          <w:rPr>
-            <w:lang w:val="zh_TW" w:bidi="zh_TW"/>
-          </w:rPr>
-          <w:rPr>
-            <w:color w:val="0000EE"/>
-            <w:u w:val="single"/>
-          </w:rPr>
-          <w:t>8:9</w:t>
-        </w:r>
-      </w:hyperlink>
+      <w:r>
+        <w:rPr>
+          <w:lang w:val="zh_TW" w:bidi="zh_TW"/>
+        </w:rPr>
+        <w:t>8:9</w:t>
+      </w:r>
       <w:r>
         <w:rPr>
           <w:lang w:val="zh_TW" w:bidi="zh_TW"/>
         </w:rPr>
         <w:t>），因為我們總是倚靠基督犧牲的愛，這愛使我們與父神和好（</w:t>
       </w:r>
-      <w:hyperlink r:id="rId118">
-        <w:r>
-          <w:rPr>
-            <w:lang w:val="zh_TW" w:bidi="zh_TW"/>
-          </w:rPr>
-          <w:rPr>
-            <w:color w:val="0000EE"/>
-            <w:u w:val="single"/>
-          </w:rPr>
-          <w:t>5:18–21</w:t>
-        </w:r>
-      </w:hyperlink>
+      <w:r>
+        <w:rPr>
+          <w:lang w:val="zh_TW" w:bidi="zh_TW"/>
+        </w:rPr>
+        <w:t>5:18–21</w:t>
+      </w:r>
       <w:r>
         <w:rPr>
           <w:lang w:val="zh_TW" w:bidi="zh_TW"/>
@@ -15452,36 +13472,24 @@
         </w:rPr>
         <w:t>聖靈的感動意味著我們與聖靈之間的團契，聖靈將基督徒合而為一（</w:t>
       </w:r>
-      <w:hyperlink r:id="rId304">
-        <w:r>
-          <w:rPr>
-            <w:lang w:val="zh_TW" w:bidi="zh_TW"/>
-          </w:rPr>
-          <w:rPr>
-            <w:color w:val="0000EE"/>
-            <w:u w:val="single"/>
-          </w:rPr>
-          <w:t>弗4:3</w:t>
-        </w:r>
-      </w:hyperlink>
+      <w:r>
+        <w:rPr>
+          <w:lang w:val="zh_TW" w:bidi="zh_TW"/>
+        </w:rPr>
+        <w:t>弗4:3</w:t>
+      </w:r>
       <w:r>
         <w:rPr>
           <w:lang w:val="zh_TW" w:bidi="zh_TW"/>
         </w:rPr>
         <w:t>；</w:t>
       </w:r>
-      <w:hyperlink r:id="rId305">
-        <w:r>
-          <w:rPr>
-            <w:lang w:val="zh_TW" w:bidi="zh_TW"/>
-          </w:rPr>
-          <w:rPr>
-            <w:color w:val="0000EE"/>
-            <w:u w:val="single"/>
-          </w:rPr>
-          <w:t>腓2:1</w:t>
-        </w:r>
-      </w:hyperlink>
+      <w:r>
+        <w:rPr>
+          <w:lang w:val="zh_TW" w:bidi="zh_TW"/>
+        </w:rPr>
+        <w:t>腓2:1</w:t>
+      </w:r>
       <w:r>
         <w:rPr>
           <w:lang w:val="zh_TW" w:bidi="zh_TW"/>
